--- a/Dokumentacija-RA33-2023.docx
+++ b/Dokumentacija-RA33-2023.docx
@@ -76,8 +76,6 @@
       <w:proofErr w:type="spellStart"/>
       <w:r>
         <w:rPr>
-          <w:b/>
-          <w:bCs/>
           <w:sz w:val="56"/>
           <w:szCs w:val="56"/>
         </w:rPr>
@@ -86,44 +84,11 @@
       <w:proofErr w:type="spellEnd"/>
       <w:r>
         <w:rPr>
-          <w:b/>
-          <w:bCs/>
           <w:sz w:val="56"/>
           <w:szCs w:val="56"/>
         </w:rPr>
-        <w:t xml:space="preserve"> </w:t>
-      </w:r>
-      <w:proofErr w:type="spellStart"/>
-      <w:r>
-        <w:rPr>
-          <w:b/>
-          <w:bCs/>
-          <w:sz w:val="56"/>
-          <w:szCs w:val="56"/>
-        </w:rPr>
-        <w:t>cijene</w:t>
-      </w:r>
-      <w:proofErr w:type="spellEnd"/>
-      <w:r>
-        <w:rPr>
-          <w:b/>
-          <w:bCs/>
-          <w:sz w:val="56"/>
-          <w:szCs w:val="56"/>
-        </w:rPr>
-        <w:t xml:space="preserve"> </w:t>
-      </w:r>
-      <w:proofErr w:type="spellStart"/>
-      <w:r>
-        <w:rPr>
-          <w:b/>
-          <w:bCs/>
-          <w:sz w:val="56"/>
-          <w:szCs w:val="56"/>
-        </w:rPr>
-        <w:t>kuće</w:t>
-      </w:r>
-      <w:proofErr w:type="spellEnd"/>
+        <w:t xml:space="preserve"> cijene kuće</w:t>
+      </w:r>
     </w:p>
     <w:p>
       <w:pPr>
@@ -359,29 +324,57 @@
     <w:p>
       <w:pPr>
         <w:pStyle w:val="Heading1"/>
-      </w:pPr>
-      <w:r>
+        <w:rPr>
+          <w:b w:val="0"/>
+          <w:bCs w:val="0"/>
+        </w:rPr>
+      </w:pPr>
+      <w:r>
+        <w:rPr>
+          <w:b w:val="0"/>
+          <w:bCs w:val="0"/>
+        </w:rPr>
         <w:lastRenderedPageBreak/>
         <w:t xml:space="preserve">1. </w:t>
       </w:r>
       <w:proofErr w:type="spellStart"/>
       <w:r>
+        <w:rPr>
+          <w:b w:val="0"/>
+          <w:bCs w:val="0"/>
+        </w:rPr>
         <w:t>Kratak</w:t>
       </w:r>
       <w:proofErr w:type="spellEnd"/>
       <w:r>
-        <w:t xml:space="preserve"> </w:t>
-      </w:r>
-      <w:proofErr w:type="spellStart"/>
-      <w:r>
+        <w:rPr>
+          <w:b w:val="0"/>
+          <w:bCs w:val="0"/>
+        </w:rPr>
+        <w:t xml:space="preserve"> </w:t>
+      </w:r>
+      <w:proofErr w:type="spellStart"/>
+      <w:r>
+        <w:rPr>
+          <w:b w:val="0"/>
+          <w:bCs w:val="0"/>
+        </w:rPr>
         <w:t>opis</w:t>
       </w:r>
       <w:proofErr w:type="spellEnd"/>
       <w:r>
-        <w:t xml:space="preserve"> </w:t>
-      </w:r>
-      <w:proofErr w:type="spellStart"/>
-      <w:r>
+        <w:rPr>
+          <w:b w:val="0"/>
+          <w:bCs w:val="0"/>
+        </w:rPr>
+        <w:t xml:space="preserve"> </w:t>
+      </w:r>
+      <w:proofErr w:type="spellStart"/>
+      <w:r>
+        <w:rPr>
+          <w:b w:val="0"/>
+          <w:bCs w:val="0"/>
+        </w:rPr>
         <w:t>projekta</w:t>
       </w:r>
       <w:proofErr w:type="spellEnd"/>
@@ -506,17 +499,7 @@
       </w:r>
       <w:proofErr w:type="spellEnd"/>
       <w:r>
-        <w:t xml:space="preserve"> je </w:t>
-      </w:r>
-      <w:r>
-        <w:rPr>
-          <w:b/>
-          <w:bCs/>
-        </w:rPr>
-        <w:t>King County Housing dataset</w:t>
-      </w:r>
-      <w:r>
-        <w:t xml:space="preserve"> koji </w:t>
+        <w:t xml:space="preserve"> je King County Housing dataset koji </w:t>
       </w:r>
       <w:proofErr w:type="spellStart"/>
       <w:r>
@@ -617,10 +600,6 @@
       </w:r>
       <w:proofErr w:type="spellStart"/>
       <w:r>
-        <w:rPr>
-          <w:b/>
-          <w:bCs/>
-        </w:rPr>
         <w:t>regresija</w:t>
       </w:r>
       <w:proofErr w:type="spellEnd"/>
@@ -645,7 +624,7 @@
       </w:r>
       <w:r>
         <w:rPr>
-          <w:rFonts w:ascii="Courier New" w:eastAsia="Courier New" w:hAnsi="Courier New" w:cs="Courier New"/>
+          <w:rFonts w:eastAsia="Courier New"/>
         </w:rPr>
         <w:t>price</w:t>
       </w:r>
@@ -694,9 +673,7 @@
       </w:r>
       <w:r>
         <w:rPr>
-          <w:rFonts w:ascii="Courier New" w:eastAsia="Courier New" w:hAnsi="Courier New" w:cs="Courier New"/>
-          <w:b/>
-          <w:bCs/>
+          <w:rFonts w:eastAsia="Courier New"/>
         </w:rPr>
         <w:t>log1p(price)</w:t>
       </w:r>
@@ -801,7 +778,7 @@
       </w:r>
       <w:r>
         <w:rPr>
-          <w:rFonts w:ascii="Courier New" w:eastAsia="Courier New" w:hAnsi="Courier New" w:cs="Courier New"/>
+          <w:rFonts w:eastAsia="Courier New"/>
         </w:rPr>
         <w:t>expm1</w:t>
       </w:r>
@@ -829,34 +806,18 @@
       </w:pPr>
       <w:proofErr w:type="spellStart"/>
       <w:r>
-        <w:rPr>
-          <w:b/>
-          <w:bCs/>
-        </w:rPr>
         <w:t>Oprobani</w:t>
       </w:r>
       <w:proofErr w:type="spellEnd"/>
       <w:r>
-        <w:rPr>
-          <w:b/>
-          <w:bCs/>
-        </w:rPr>
-        <w:t xml:space="preserve"> </w:t>
-      </w:r>
-      <w:proofErr w:type="spellStart"/>
-      <w:r>
-        <w:rPr>
-          <w:b/>
-          <w:bCs/>
-        </w:rPr>
+        <w:t xml:space="preserve"> </w:t>
+      </w:r>
+      <w:proofErr w:type="spellStart"/>
+      <w:r>
         <w:t>modeli</w:t>
       </w:r>
       <w:proofErr w:type="spellEnd"/>
       <w:r>
-        <w:rPr>
-          <w:b/>
-          <w:bCs/>
-        </w:rPr>
         <w:t>:</w:t>
       </w:r>
     </w:p>
@@ -989,41 +950,21 @@
       <w:pPr>
         <w:spacing w:after="120"/>
         <w:jc w:val="both"/>
-        <w:rPr>
-          <w:b/>
-          <w:bCs/>
-        </w:rPr>
-      </w:pPr>
-      <w:proofErr w:type="spellStart"/>
-      <w:r>
-        <w:rPr>
-          <w:b/>
-          <w:bCs/>
-        </w:rPr>
+      </w:pPr>
+      <w:proofErr w:type="spellStart"/>
+      <w:r>
         <w:t>Evaluacioni</w:t>
       </w:r>
       <w:proofErr w:type="spellEnd"/>
       <w:r>
-        <w:rPr>
-          <w:b/>
-          <w:bCs/>
-        </w:rPr>
-        <w:t xml:space="preserve"> </w:t>
-      </w:r>
-      <w:proofErr w:type="spellStart"/>
-      <w:r>
-        <w:rPr>
-          <w:b/>
-          <w:bCs/>
-        </w:rPr>
+        <w:t xml:space="preserve"> </w:t>
+      </w:r>
+      <w:proofErr w:type="spellStart"/>
+      <w:r>
         <w:t>protokol</w:t>
       </w:r>
       <w:proofErr w:type="spellEnd"/>
       <w:r>
-        <w:rPr>
-          <w:b/>
-          <w:bCs/>
-        </w:rPr>
         <w:t xml:space="preserve"> </w:t>
       </w:r>
     </w:p>
@@ -1046,17 +987,7 @@
       </w:r>
       <w:proofErr w:type="spellEnd"/>
       <w:r>
-        <w:t xml:space="preserve"> </w:t>
-      </w:r>
-      <w:r>
-        <w:rPr>
-          <w:b/>
-          <w:bCs/>
-        </w:rPr>
-        <w:t>70/15/15</w:t>
-      </w:r>
-      <w:r>
-        <w:t xml:space="preserve"> (</w:t>
+        <w:t xml:space="preserve"> 70/15/15 (</w:t>
       </w:r>
       <w:proofErr w:type="spellStart"/>
       <w:r>
@@ -1240,10 +1171,6 @@
       </w:r>
       <w:proofErr w:type="spellStart"/>
       <w:r>
-        <w:rPr>
-          <w:b/>
-          <w:bCs/>
-        </w:rPr>
         <w:t>validacionom</w:t>
       </w:r>
       <w:proofErr w:type="spellEnd"/>
@@ -1264,17 +1191,7 @@
       </w:r>
       <w:proofErr w:type="spellEnd"/>
       <w:r>
-        <w:t xml:space="preserve"> </w:t>
-      </w:r>
-      <w:r>
-        <w:rPr>
-          <w:b/>
-          <w:bCs/>
-        </w:rPr>
-        <w:t>MAE</w:t>
-      </w:r>
-      <w:r>
-        <w:t xml:space="preserve"> </w:t>
+        <w:t xml:space="preserve"> MAE </w:t>
       </w:r>
       <w:proofErr w:type="spellStart"/>
       <w:r>
@@ -1295,14 +1212,7 @@
         <w:spacing w:after="80"/>
       </w:pPr>
       <w:r>
-        <w:rPr>
-          <w:b/>
-          <w:bCs/>
-        </w:rPr>
-        <w:t>Test</w:t>
-      </w:r>
-      <w:r>
-        <w:t xml:space="preserve"> </w:t>
+        <w:t xml:space="preserve">Test </w:t>
       </w:r>
       <w:proofErr w:type="spellStart"/>
       <w:r>
@@ -1381,34 +1291,23 @@
       </w:pPr>
       <w:proofErr w:type="spellStart"/>
       <w:r>
-        <w:rPr>
-          <w:b/>
-          <w:bCs/>
-        </w:rPr>
         <w:t>Finalni</w:t>
       </w:r>
       <w:proofErr w:type="spellEnd"/>
       <w:r>
-        <w:rPr>
-          <w:b/>
-          <w:bCs/>
-        </w:rPr>
-        <w:t xml:space="preserve"> model:</w:t>
-      </w:r>
-      <w:r>
-        <w:t xml:space="preserve"> Gradient Boosting (</w:t>
-      </w:r>
-      <w:proofErr w:type="spellStart"/>
-      <w:r>
-        <w:rPr>
-          <w:rFonts w:ascii="Courier New" w:eastAsia="Courier New" w:hAnsi="Courier New" w:cs="Courier New"/>
+        <w:t xml:space="preserve"> model: Gradient Boosting (</w:t>
+      </w:r>
+      <w:proofErr w:type="spellStart"/>
+      <w:r>
+        <w:rPr>
+          <w:rFonts w:eastAsia="Courier New"/>
         </w:rPr>
         <w:t>learning_rate</w:t>
       </w:r>
       <w:proofErr w:type="spellEnd"/>
       <w:r>
         <w:rPr>
-          <w:rFonts w:ascii="Courier New" w:eastAsia="Courier New" w:hAnsi="Courier New" w:cs="Courier New"/>
+          <w:rFonts w:eastAsia="Courier New"/>
         </w:rPr>
         <w:t>=0.1</w:t>
       </w:r>
@@ -1418,14 +1317,14 @@
       <w:proofErr w:type="spellStart"/>
       <w:r>
         <w:rPr>
-          <w:rFonts w:ascii="Courier New" w:eastAsia="Courier New" w:hAnsi="Courier New" w:cs="Courier New"/>
+          <w:rFonts w:eastAsia="Courier New"/>
         </w:rPr>
         <w:t>n_estimators</w:t>
       </w:r>
       <w:proofErr w:type="spellEnd"/>
       <w:r>
         <w:rPr>
-          <w:rFonts w:ascii="Courier New" w:eastAsia="Courier New" w:hAnsi="Courier New" w:cs="Courier New"/>
+          <w:rFonts w:eastAsia="Courier New"/>
         </w:rPr>
         <w:t>=400</w:t>
       </w:r>
@@ -1462,14 +1361,14 @@
       </w:r>
       <w:r>
         <w:rPr>
-          <w:rFonts w:ascii="Courier New" w:eastAsia="Courier New" w:hAnsi="Courier New" w:cs="Courier New"/>
+          <w:rFonts w:eastAsia="Courier New"/>
         </w:rPr>
         <w:t>.</w:t>
       </w:r>
       <w:proofErr w:type="spellStart"/>
       <w:r>
         <w:rPr>
-          <w:rFonts w:ascii="Courier New" w:eastAsia="Courier New" w:hAnsi="Courier New" w:cs="Courier New"/>
+          <w:rFonts w:eastAsia="Courier New"/>
         </w:rPr>
         <w:t>joblib</w:t>
       </w:r>
@@ -1528,7 +1427,7 @@
       </w:r>
       <w:r>
         <w:rPr>
-          <w:rFonts w:ascii="Courier New" w:eastAsia="Courier New" w:hAnsi="Courier New" w:cs="Courier New"/>
+          <w:rFonts w:eastAsia="Courier New"/>
         </w:rPr>
         <w:t>predict.py</w:t>
       </w:r>
@@ -1549,13 +1448,25 @@
     <w:p>
       <w:pPr>
         <w:pStyle w:val="Heading1"/>
-      </w:pPr>
-      <w:r>
+        <w:rPr>
+          <w:b w:val="0"/>
+          <w:bCs w:val="0"/>
+        </w:rPr>
+      </w:pPr>
+      <w:r>
+        <w:rPr>
+          <w:b w:val="0"/>
+          <w:bCs w:val="0"/>
+        </w:rPr>
         <w:lastRenderedPageBreak/>
         <w:t xml:space="preserve">2. Analiza </w:t>
       </w:r>
       <w:proofErr w:type="spellStart"/>
       <w:r>
+        <w:rPr>
+          <w:b w:val="0"/>
+          <w:bCs w:val="0"/>
+        </w:rPr>
         <w:t>podataka</w:t>
       </w:r>
       <w:proofErr w:type="spellEnd"/>
@@ -1699,36 +1610,72 @@
     <w:p>
       <w:pPr>
         <w:pStyle w:val="Heading2"/>
-      </w:pPr>
-      <w:r>
+        <w:rPr>
+          <w:b w:val="0"/>
+          <w:bCs w:val="0"/>
+        </w:rPr>
+      </w:pPr>
+      <w:r>
+        <w:rPr>
+          <w:b w:val="0"/>
+          <w:bCs w:val="0"/>
+        </w:rPr>
         <w:t xml:space="preserve">2.1 </w:t>
       </w:r>
       <w:proofErr w:type="spellStart"/>
       <w:r>
+        <w:rPr>
+          <w:b w:val="0"/>
+          <w:bCs w:val="0"/>
+        </w:rPr>
         <w:t>Veličina</w:t>
       </w:r>
       <w:proofErr w:type="spellEnd"/>
       <w:r>
-        <w:t xml:space="preserve"> </w:t>
-      </w:r>
-      <w:proofErr w:type="spellStart"/>
-      <w:r>
+        <w:rPr>
+          <w:b w:val="0"/>
+          <w:bCs w:val="0"/>
+        </w:rPr>
+        <w:t xml:space="preserve"> </w:t>
+      </w:r>
+      <w:proofErr w:type="spellStart"/>
+      <w:r>
+        <w:rPr>
+          <w:b w:val="0"/>
+          <w:bCs w:val="0"/>
+        </w:rPr>
         <w:t>i</w:t>
       </w:r>
       <w:proofErr w:type="spellEnd"/>
       <w:r>
-        <w:t xml:space="preserve"> </w:t>
-      </w:r>
-      <w:proofErr w:type="spellStart"/>
-      <w:r>
+        <w:rPr>
+          <w:b w:val="0"/>
+          <w:bCs w:val="0"/>
+        </w:rPr>
+        <w:t xml:space="preserve"> </w:t>
+      </w:r>
+      <w:proofErr w:type="spellStart"/>
+      <w:r>
+        <w:rPr>
+          <w:b w:val="0"/>
+          <w:bCs w:val="0"/>
+        </w:rPr>
         <w:t>struktura</w:t>
       </w:r>
       <w:proofErr w:type="spellEnd"/>
       <w:r>
-        <w:t xml:space="preserve"> </w:t>
-      </w:r>
-      <w:proofErr w:type="spellStart"/>
-      <w:r>
+        <w:rPr>
+          <w:b w:val="0"/>
+          <w:bCs w:val="0"/>
+        </w:rPr>
+        <w:t xml:space="preserve"> </w:t>
+      </w:r>
+      <w:proofErr w:type="spellStart"/>
+      <w:r>
+        <w:rPr>
+          <w:b w:val="0"/>
+          <w:bCs w:val="0"/>
+        </w:rPr>
         <w:t>skupa</w:t>
       </w:r>
       <w:proofErr w:type="spellEnd"/>
@@ -1751,21 +1698,10 @@
       </w:r>
       <w:proofErr w:type="spellEnd"/>
       <w:r>
-        <w:t xml:space="preserve"> </w:t>
-      </w:r>
-      <w:r>
-        <w:rPr>
-          <w:b/>
-          <w:bCs/>
-        </w:rPr>
-        <w:t xml:space="preserve">~4.600 </w:t>
-      </w:r>
-      <w:proofErr w:type="spellStart"/>
-      <w:r>
-        <w:rPr>
-          <w:b/>
-          <w:bCs/>
-        </w:rPr>
+        <w:t xml:space="preserve"> ~4.600 </w:t>
+      </w:r>
+      <w:proofErr w:type="spellStart"/>
+      <w:r>
         <w:t>uzoraka</w:t>
       </w:r>
       <w:proofErr w:type="spellEnd"/>
@@ -1778,37 +1714,18 @@
       </w:r>
       <w:proofErr w:type="spellEnd"/>
       <w:r>
-        <w:t xml:space="preserve"> </w:t>
-      </w:r>
-      <w:r>
-        <w:rPr>
-          <w:b/>
-          <w:bCs/>
-        </w:rPr>
-        <w:t xml:space="preserve">18 </w:t>
-      </w:r>
-      <w:proofErr w:type="spellStart"/>
-      <w:r>
-        <w:rPr>
-          <w:b/>
-          <w:bCs/>
-        </w:rPr>
+        <w:t xml:space="preserve"> 18 </w:t>
+      </w:r>
+      <w:proofErr w:type="spellStart"/>
+      <w:r>
         <w:t>originalnih</w:t>
       </w:r>
       <w:proofErr w:type="spellEnd"/>
       <w:r>
-        <w:rPr>
-          <w:b/>
-          <w:bCs/>
-        </w:rPr>
-        <w:t xml:space="preserve"> </w:t>
-      </w:r>
-      <w:proofErr w:type="spellStart"/>
-      <w:r>
-        <w:rPr>
-          <w:b/>
-          <w:bCs/>
-        </w:rPr>
+        <w:t xml:space="preserve"> </w:t>
+      </w:r>
+      <w:proofErr w:type="spellStart"/>
+      <w:r>
         <w:t>atributa</w:t>
       </w:r>
       <w:proofErr w:type="spellEnd"/>
@@ -1859,7 +1776,7 @@
       </w:r>
       <w:r>
         <w:rPr>
-          <w:rFonts w:ascii="Courier New" w:eastAsia="Courier New" w:hAnsi="Courier New" w:cs="Courier New"/>
+          <w:rFonts w:eastAsia="Courier New"/>
         </w:rPr>
         <w:t>price == 0</w:t>
       </w:r>
@@ -1868,7 +1785,7 @@
       </w:r>
       <w:r>
         <w:rPr>
-          <w:rFonts w:ascii="Courier New" w:eastAsia="Courier New" w:hAnsi="Courier New" w:cs="Courier New"/>
+          <w:rFonts w:eastAsia="Courier New"/>
         </w:rPr>
         <w:t>bedrooms == 0</w:t>
       </w:r>
@@ -1935,26 +1852,14 @@
       </w:pPr>
       <w:proofErr w:type="spellStart"/>
       <w:r>
-        <w:rPr>
-          <w:b/>
-          <w:bCs/>
-        </w:rPr>
         <w:t>Nedostajućih</w:t>
       </w:r>
       <w:proofErr w:type="spellEnd"/>
       <w:r>
-        <w:rPr>
-          <w:b/>
-          <w:bCs/>
-        </w:rPr>
-        <w:t xml:space="preserve"> </w:t>
-      </w:r>
-      <w:proofErr w:type="spellStart"/>
-      <w:r>
-        <w:rPr>
-          <w:b/>
-          <w:bCs/>
-        </w:rPr>
+        <w:t xml:space="preserve"> </w:t>
+      </w:r>
+      <w:proofErr w:type="spellStart"/>
+      <w:r>
         <w:t>vrijednosti</w:t>
       </w:r>
       <w:proofErr w:type="spellEnd"/>
@@ -2005,7 +1910,7 @@
       </w:r>
       <w:r>
         <w:rPr>
-          <w:rFonts w:ascii="Courier New" w:eastAsia="Courier New" w:hAnsi="Courier New" w:cs="Courier New"/>
+          <w:rFonts w:eastAsia="Courier New"/>
         </w:rPr>
         <w:t>city</w:t>
       </w:r>
@@ -2023,7 +1928,7 @@
       <w:proofErr w:type="spellStart"/>
       <w:r>
         <w:rPr>
-          <w:rFonts w:ascii="Courier New" w:eastAsia="Courier New" w:hAnsi="Courier New" w:cs="Courier New"/>
+          <w:rFonts w:eastAsia="Courier New"/>
         </w:rPr>
         <w:t>zipcode</w:t>
       </w:r>
@@ -2148,50 +2053,26 @@
       </w:pPr>
       <w:proofErr w:type="spellStart"/>
       <w:r>
-        <w:rPr>
-          <w:b/>
-          <w:bCs/>
-        </w:rPr>
         <w:t>Tipovi</w:t>
       </w:r>
       <w:proofErr w:type="spellEnd"/>
       <w:r>
-        <w:rPr>
-          <w:b/>
-          <w:bCs/>
-        </w:rPr>
-        <w:t xml:space="preserve"> </w:t>
-      </w:r>
-      <w:proofErr w:type="spellStart"/>
-      <w:r>
-        <w:rPr>
-          <w:b/>
-          <w:bCs/>
-        </w:rPr>
+        <w:t xml:space="preserve"> </w:t>
+      </w:r>
+      <w:proofErr w:type="spellStart"/>
+      <w:r>
         <w:t>atributa</w:t>
       </w:r>
       <w:proofErr w:type="spellEnd"/>
       <w:r>
-        <w:rPr>
-          <w:b/>
-          <w:bCs/>
-        </w:rPr>
         <w:t xml:space="preserve"> u </w:t>
       </w:r>
       <w:proofErr w:type="spellStart"/>
       <w:r>
-        <w:rPr>
-          <w:b/>
-          <w:bCs/>
-        </w:rPr>
         <w:t>skupu</w:t>
       </w:r>
       <w:proofErr w:type="spellEnd"/>
       <w:r>
-        <w:rPr>
-          <w:b/>
-          <w:bCs/>
-        </w:rPr>
         <w:t>:</w:t>
       </w:r>
     </w:p>
@@ -2206,22 +2087,11 @@
       </w:pPr>
       <w:proofErr w:type="spellStart"/>
       <w:r>
-        <w:rPr>
-          <w:b/>
-          <w:bCs/>
-        </w:rPr>
         <w:t>Numerički</w:t>
       </w:r>
       <w:proofErr w:type="spellEnd"/>
       <w:r>
-        <w:rPr>
-          <w:b/>
-          <w:bCs/>
-        </w:rPr>
-        <w:t xml:space="preserve">: </w:t>
-      </w:r>
-      <w:r>
-        <w:t xml:space="preserve">bedrooms, bathrooms, </w:t>
+        <w:t xml:space="preserve">: bedrooms, bathrooms, </w:t>
       </w:r>
       <w:proofErr w:type="spellStart"/>
       <w:r>
@@ -2289,30 +2159,15 @@
       <w:proofErr w:type="spellStart"/>
       <w:proofErr w:type="gramStart"/>
       <w:r>
-        <w:rPr>
-          <w:b/>
-          <w:bCs/>
-        </w:rPr>
         <w:t>Kategorički</w:t>
       </w:r>
       <w:proofErr w:type="spellEnd"/>
       <w:r>
-        <w:rPr>
-          <w:b/>
-          <w:bCs/>
-        </w:rPr>
         <w:t xml:space="preserve"> :</w:t>
       </w:r>
       <w:proofErr w:type="gramEnd"/>
       <w:r>
-        <w:rPr>
-          <w:b/>
-          <w:bCs/>
-        </w:rPr>
-        <w:t xml:space="preserve"> </w:t>
-      </w:r>
-      <w:r>
-        <w:t xml:space="preserve">city, </w:t>
+        <w:t xml:space="preserve"> city, </w:t>
       </w:r>
       <w:proofErr w:type="spellStart"/>
       <w:r>
@@ -2331,54 +2186,27 @@
       </w:pPr>
       <w:proofErr w:type="spellStart"/>
       <w:r>
-        <w:rPr>
-          <w:b/>
-          <w:bCs/>
-        </w:rPr>
         <w:t>Ciljna</w:t>
       </w:r>
       <w:proofErr w:type="spellEnd"/>
       <w:r>
-        <w:rPr>
-          <w:b/>
-          <w:bCs/>
-        </w:rPr>
         <w:t xml:space="preserve"> </w:t>
       </w:r>
       <w:proofErr w:type="spellStart"/>
       <w:proofErr w:type="gramStart"/>
       <w:r>
-        <w:rPr>
-          <w:b/>
-          <w:bCs/>
-        </w:rPr>
         <w:t>promenljiva</w:t>
       </w:r>
       <w:proofErr w:type="spellEnd"/>
       <w:r>
-        <w:rPr>
-          <w:b/>
-          <w:bCs/>
-        </w:rPr>
-        <w:t xml:space="preserve"> </w:t>
-      </w:r>
-      <w:r>
-        <w:rPr>
-          <w:b/>
-          <w:bCs/>
-        </w:rPr>
+        <w:t xml:space="preserve"> </w:t>
+      </w:r>
+      <w:r>
         <w:t>:</w:t>
       </w:r>
       <w:proofErr w:type="gramEnd"/>
       <w:r>
-        <w:rPr>
-          <w:b/>
-          <w:bCs/>
-        </w:rPr>
-        <w:t xml:space="preserve"> </w:t>
-      </w:r>
-      <w:r>
-        <w:t>price</w:t>
+        <w:t xml:space="preserve"> price</w:t>
       </w:r>
     </w:p>
     <w:p>
@@ -2393,98 +2221,50 @@
       </w:pPr>
       <w:proofErr w:type="spellStart"/>
       <w:r>
-        <w:rPr>
-          <w:b/>
-          <w:bCs/>
-        </w:rPr>
         <w:t>Pregled</w:t>
       </w:r>
       <w:proofErr w:type="spellEnd"/>
       <w:r>
-        <w:rPr>
-          <w:b/>
-          <w:bCs/>
-        </w:rPr>
-        <w:t xml:space="preserve"> </w:t>
-      </w:r>
-      <w:proofErr w:type="spellStart"/>
-      <w:r>
-        <w:rPr>
-          <w:b/>
-          <w:bCs/>
-        </w:rPr>
+        <w:t xml:space="preserve"> </w:t>
+      </w:r>
+      <w:proofErr w:type="spellStart"/>
+      <w:r>
         <w:t>svih</w:t>
       </w:r>
       <w:proofErr w:type="spellEnd"/>
       <w:r>
-        <w:rPr>
-          <w:b/>
-          <w:bCs/>
-        </w:rPr>
-        <w:t xml:space="preserve"> </w:t>
-      </w:r>
-      <w:proofErr w:type="spellStart"/>
-      <w:r>
-        <w:rPr>
-          <w:b/>
-          <w:bCs/>
-        </w:rPr>
+        <w:t xml:space="preserve"> </w:t>
+      </w:r>
+      <w:proofErr w:type="spellStart"/>
+      <w:r>
         <w:t>atributa</w:t>
       </w:r>
       <w:proofErr w:type="spellEnd"/>
       <w:r>
-        <w:rPr>
-          <w:b/>
-          <w:bCs/>
-        </w:rPr>
         <w:t xml:space="preserve"> koji se </w:t>
       </w:r>
       <w:proofErr w:type="spellStart"/>
       <w:r>
-        <w:rPr>
-          <w:b/>
-          <w:bCs/>
-        </w:rPr>
         <w:t>koriste</w:t>
       </w:r>
       <w:proofErr w:type="spellEnd"/>
       <w:r>
-        <w:rPr>
-          <w:b/>
-          <w:bCs/>
-        </w:rPr>
         <w:t xml:space="preserve"> u </w:t>
       </w:r>
       <w:proofErr w:type="spellStart"/>
       <w:r>
-        <w:rPr>
-          <w:b/>
-          <w:bCs/>
-        </w:rPr>
         <w:t>finalnom</w:t>
       </w:r>
       <w:proofErr w:type="spellEnd"/>
       <w:r>
-        <w:rPr>
-          <w:b/>
-          <w:bCs/>
-        </w:rPr>
-        <w:t xml:space="preserve"> </w:t>
-      </w:r>
-      <w:proofErr w:type="spellStart"/>
-      <w:r>
-        <w:rPr>
-          <w:b/>
-          <w:bCs/>
-        </w:rPr>
+        <w:t xml:space="preserve"> </w:t>
+      </w:r>
+      <w:proofErr w:type="spellStart"/>
+      <w:r>
         <w:t>modelu</w:t>
       </w:r>
       <w:proofErr w:type="spellEnd"/>
       <w:r>
-        <w:rPr>
-          <w:b/>
-          <w:bCs/>
-        </w:rPr>
         <w:t>:</w:t>
       </w:r>
     </w:p>
@@ -2499,7 +2279,7 @@
       </w:pPr>
       <w:r>
         <w:rPr>
-          <w:rFonts w:ascii="Courier New" w:eastAsia="Courier New" w:hAnsi="Courier New" w:cs="Courier New"/>
+          <w:rFonts w:eastAsia="Courier New"/>
         </w:rPr>
         <w:t>price</w:t>
       </w:r>
@@ -2564,7 +2344,7 @@
       </w:pPr>
       <w:r>
         <w:rPr>
-          <w:rFonts w:ascii="Courier New" w:eastAsia="Courier New" w:hAnsi="Courier New" w:cs="Courier New"/>
+          <w:rFonts w:eastAsia="Courier New"/>
         </w:rPr>
         <w:t>bedrooms, bathrooms</w:t>
       </w:r>
@@ -2605,21 +2385,21 @@
       <w:proofErr w:type="spellStart"/>
       <w:r>
         <w:rPr>
-          <w:rFonts w:ascii="Courier New" w:eastAsia="Courier New" w:hAnsi="Courier New" w:cs="Courier New"/>
+          <w:rFonts w:eastAsia="Courier New"/>
         </w:rPr>
         <w:t>sqft_living</w:t>
       </w:r>
       <w:proofErr w:type="spellEnd"/>
       <w:r>
         <w:rPr>
-          <w:rFonts w:ascii="Courier New" w:eastAsia="Courier New" w:hAnsi="Courier New" w:cs="Courier New"/>
+          <w:rFonts w:eastAsia="Courier New"/>
         </w:rPr>
         <w:t xml:space="preserve">, </w:t>
       </w:r>
       <w:proofErr w:type="spellStart"/>
       <w:r>
         <w:rPr>
-          <w:rFonts w:ascii="Courier New" w:eastAsia="Courier New" w:hAnsi="Courier New" w:cs="Courier New"/>
+          <w:rFonts w:eastAsia="Courier New"/>
         </w:rPr>
         <w:t>sqft_lot</w:t>
       </w:r>
@@ -2663,7 +2443,7 @@
       </w:pPr>
       <w:r>
         <w:rPr>
-          <w:rFonts w:ascii="Courier New" w:eastAsia="Courier New" w:hAnsi="Courier New" w:cs="Courier New"/>
+          <w:rFonts w:eastAsia="Courier New"/>
         </w:rPr>
         <w:t>floors</w:t>
       </w:r>
@@ -2695,7 +2475,7 @@
       </w:pPr>
       <w:r>
         <w:rPr>
-          <w:rFonts w:ascii="Courier New" w:eastAsia="Courier New" w:hAnsi="Courier New" w:cs="Courier New"/>
+          <w:rFonts w:eastAsia="Courier New"/>
         </w:rPr>
         <w:t>waterfront</w:t>
       </w:r>
@@ -2738,7 +2518,7 @@
       </w:pPr>
       <w:r>
         <w:rPr>
-          <w:rFonts w:ascii="Courier New" w:eastAsia="Courier New" w:hAnsi="Courier New" w:cs="Courier New"/>
+          <w:rFonts w:eastAsia="Courier New"/>
         </w:rPr>
         <w:t>view</w:t>
       </w:r>
@@ -2773,7 +2553,7 @@
       </w:pPr>
       <w:r>
         <w:rPr>
-          <w:rFonts w:ascii="Courier New" w:eastAsia="Courier New" w:hAnsi="Courier New" w:cs="Courier New"/>
+          <w:rFonts w:eastAsia="Courier New"/>
         </w:rPr>
         <w:t>condition</w:t>
       </w:r>
@@ -2809,21 +2589,21 @@
       <w:proofErr w:type="spellStart"/>
       <w:r>
         <w:rPr>
-          <w:rFonts w:ascii="Courier New" w:eastAsia="Courier New" w:hAnsi="Courier New" w:cs="Courier New"/>
+          <w:rFonts w:eastAsia="Courier New"/>
         </w:rPr>
         <w:t>sqft_above</w:t>
       </w:r>
       <w:proofErr w:type="spellEnd"/>
       <w:r>
         <w:rPr>
-          <w:rFonts w:ascii="Courier New" w:eastAsia="Courier New" w:hAnsi="Courier New" w:cs="Courier New"/>
+          <w:rFonts w:eastAsia="Courier New"/>
         </w:rPr>
         <w:t xml:space="preserve">, </w:t>
       </w:r>
       <w:proofErr w:type="spellStart"/>
       <w:r>
         <w:rPr>
-          <w:rFonts w:ascii="Courier New" w:eastAsia="Courier New" w:hAnsi="Courier New" w:cs="Courier New"/>
+          <w:rFonts w:eastAsia="Courier New"/>
         </w:rPr>
         <w:t>sqft_basement</w:t>
       </w:r>
@@ -2876,7 +2656,7 @@
       <w:proofErr w:type="spellStart"/>
       <w:r>
         <w:rPr>
-          <w:rFonts w:ascii="Courier New" w:eastAsia="Courier New" w:hAnsi="Courier New" w:cs="Courier New"/>
+          <w:rFonts w:eastAsia="Courier New"/>
         </w:rPr>
         <w:t>house_age</w:t>
       </w:r>
@@ -2910,21 +2690,21 @@
       <w:proofErr w:type="spellStart"/>
       <w:r>
         <w:rPr>
-          <w:rFonts w:ascii="Courier New" w:eastAsia="Courier New" w:hAnsi="Courier New" w:cs="Courier New"/>
+          <w:rFonts w:eastAsia="Courier New"/>
         </w:rPr>
         <w:t>is_renovated</w:t>
       </w:r>
       <w:proofErr w:type="spellEnd"/>
       <w:r>
         <w:rPr>
-          <w:rFonts w:ascii="Courier New" w:eastAsia="Courier New" w:hAnsi="Courier New" w:cs="Courier New"/>
+          <w:rFonts w:eastAsia="Courier New"/>
         </w:rPr>
         <w:t xml:space="preserve">, </w:t>
       </w:r>
       <w:proofErr w:type="spellStart"/>
       <w:r>
         <w:rPr>
-          <w:rFonts w:ascii="Courier New" w:eastAsia="Courier New" w:hAnsi="Courier New" w:cs="Courier New"/>
+          <w:rFonts w:eastAsia="Courier New"/>
         </w:rPr>
         <w:t>years_since_ren</w:t>
       </w:r>
@@ -2966,7 +2746,7 @@
       <w:proofErr w:type="spellStart"/>
       <w:r>
         <w:rPr>
-          <w:rFonts w:ascii="Courier New" w:eastAsia="Courier New" w:hAnsi="Courier New" w:cs="Courier New"/>
+          <w:rFonts w:eastAsia="Courier New"/>
         </w:rPr>
         <w:t>sqft_ratio</w:t>
       </w:r>
@@ -3010,14 +2790,14 @@
       </w:pPr>
       <w:r>
         <w:rPr>
-          <w:rFonts w:ascii="Courier New" w:eastAsia="Courier New" w:hAnsi="Courier New" w:cs="Courier New"/>
+          <w:rFonts w:eastAsia="Courier New"/>
         </w:rPr>
         <w:t xml:space="preserve">city, </w:t>
       </w:r>
       <w:proofErr w:type="spellStart"/>
       <w:r>
         <w:rPr>
-          <w:rFonts w:ascii="Courier New" w:eastAsia="Courier New" w:hAnsi="Courier New" w:cs="Courier New"/>
+          <w:rFonts w:eastAsia="Courier New"/>
         </w:rPr>
         <w:t>zipcode</w:t>
       </w:r>
@@ -3050,20 +2830,40 @@
     <w:p>
       <w:pPr>
         <w:pStyle w:val="Heading2"/>
-      </w:pPr>
-      <w:r>
+        <w:rPr>
+          <w:b w:val="0"/>
+          <w:bCs w:val="0"/>
+        </w:rPr>
+      </w:pPr>
+      <w:r>
+        <w:rPr>
+          <w:b w:val="0"/>
+          <w:bCs w:val="0"/>
+        </w:rPr>
         <w:t xml:space="preserve">2.2 </w:t>
       </w:r>
       <w:proofErr w:type="spellStart"/>
       <w:r>
+        <w:rPr>
+          <w:b w:val="0"/>
+          <w:bCs w:val="0"/>
+        </w:rPr>
         <w:t>Distribucija</w:t>
       </w:r>
       <w:proofErr w:type="spellEnd"/>
       <w:r>
-        <w:t xml:space="preserve"> </w:t>
-      </w:r>
-      <w:proofErr w:type="spellStart"/>
-      <w:r>
+        <w:rPr>
+          <w:b w:val="0"/>
+          <w:bCs w:val="0"/>
+        </w:rPr>
+        <w:t xml:space="preserve"> </w:t>
+      </w:r>
+      <w:proofErr w:type="spellStart"/>
+      <w:r>
+        <w:rPr>
+          <w:b w:val="0"/>
+          <w:bCs w:val="0"/>
+        </w:rPr>
         <w:t>cijene</w:t>
       </w:r>
       <w:proofErr w:type="spellEnd"/>
@@ -3364,20 +3164,40 @@
     <w:p>
       <w:pPr>
         <w:pStyle w:val="Heading2"/>
-      </w:pPr>
-      <w:r>
+        <w:rPr>
+          <w:b w:val="0"/>
+          <w:bCs w:val="0"/>
+        </w:rPr>
+      </w:pPr>
+      <w:r>
+        <w:rPr>
+          <w:b w:val="0"/>
+          <w:bCs w:val="0"/>
+        </w:rPr>
         <w:t xml:space="preserve">2.3 </w:t>
       </w:r>
       <w:proofErr w:type="spellStart"/>
       <w:r>
+        <w:rPr>
+          <w:b w:val="0"/>
+          <w:bCs w:val="0"/>
+        </w:rPr>
         <w:t>Korelaciona</w:t>
       </w:r>
       <w:proofErr w:type="spellEnd"/>
       <w:r>
-        <w:t xml:space="preserve"> </w:t>
-      </w:r>
-      <w:proofErr w:type="spellStart"/>
-      <w:r>
+        <w:rPr>
+          <w:b w:val="0"/>
+          <w:bCs w:val="0"/>
+        </w:rPr>
+        <w:t xml:space="preserve"> </w:t>
+      </w:r>
+      <w:proofErr w:type="spellStart"/>
+      <w:r>
+        <w:rPr>
+          <w:b w:val="0"/>
+          <w:bCs w:val="0"/>
+        </w:rPr>
         <w:t>analiza</w:t>
       </w:r>
       <w:proofErr w:type="spellEnd"/>
@@ -3496,7 +3316,7 @@
       <w:proofErr w:type="spellStart"/>
       <w:r>
         <w:rPr>
-          <w:rFonts w:ascii="Courier New" w:eastAsia="Courier New" w:hAnsi="Courier New" w:cs="Courier New"/>
+          <w:rFonts w:eastAsia="Courier New"/>
         </w:rPr>
         <w:t>sqft_living</w:t>
       </w:r>
@@ -3515,7 +3335,7 @@
       <w:proofErr w:type="spellStart"/>
       <w:r>
         <w:rPr>
-          <w:rFonts w:ascii="Courier New" w:eastAsia="Courier New" w:hAnsi="Courier New" w:cs="Courier New"/>
+          <w:rFonts w:eastAsia="Courier New"/>
         </w:rPr>
         <w:t>sqft_above</w:t>
       </w:r>
@@ -3545,17 +3365,7 @@
       </w:r>
       <w:proofErr w:type="spellEnd"/>
       <w:r>
-        <w:t xml:space="preserve"> (</w:t>
-      </w:r>
-      <w:r>
-        <w:rPr>
-          <w:b/>
-          <w:bCs/>
-        </w:rPr>
-        <w:t>r = 0.87</w:t>
-      </w:r>
-      <w:r>
-        <w:t xml:space="preserve">) </w:t>
+        <w:t xml:space="preserve"> (r = 0.87) </w:t>
       </w:r>
     </w:p>
     <w:p>
@@ -3569,7 +3379,7 @@
       </w:pPr>
       <w:r>
         <w:rPr>
-          <w:rFonts w:ascii="Courier New" w:eastAsia="Courier New" w:hAnsi="Courier New" w:cs="Courier New"/>
+          <w:rFonts w:eastAsia="Courier New"/>
         </w:rPr>
         <w:t>bathrooms</w:t>
       </w:r>
@@ -3587,7 +3397,7 @@
       <w:proofErr w:type="spellStart"/>
       <w:r>
         <w:rPr>
-          <w:rFonts w:ascii="Courier New" w:eastAsia="Courier New" w:hAnsi="Courier New" w:cs="Courier New"/>
+          <w:rFonts w:eastAsia="Courier New"/>
         </w:rPr>
         <w:t>sqft_living</w:t>
       </w:r>
@@ -3609,17 +3419,7 @@
       </w:r>
       <w:proofErr w:type="spellEnd"/>
       <w:r>
-        <w:t xml:space="preserve"> (</w:t>
-      </w:r>
-      <w:r>
-        <w:rPr>
-          <w:b/>
-          <w:bCs/>
-        </w:rPr>
-        <w:t>r = 0.75</w:t>
-      </w:r>
-      <w:r>
-        <w:t xml:space="preserve">) — </w:t>
+        <w:t xml:space="preserve"> (r = 0.75) — </w:t>
       </w:r>
       <w:proofErr w:type="spellStart"/>
       <w:r>
@@ -3674,7 +3474,7 @@
       <w:proofErr w:type="spellStart"/>
       <w:r>
         <w:rPr>
-          <w:rFonts w:ascii="Courier New" w:eastAsia="Courier New" w:hAnsi="Courier New" w:cs="Courier New"/>
+          <w:rFonts w:eastAsia="Courier New"/>
         </w:rPr>
         <w:t>house_age</w:t>
       </w:r>
@@ -3692,7 +3492,7 @@
       </w:r>
       <w:r>
         <w:rPr>
-          <w:rFonts w:ascii="Courier New" w:eastAsia="Courier New" w:hAnsi="Courier New" w:cs="Courier New"/>
+          <w:rFonts w:eastAsia="Courier New"/>
         </w:rPr>
         <w:t>floors</w:t>
       </w:r>
@@ -3713,17 +3513,7 @@
       </w:r>
       <w:proofErr w:type="spellEnd"/>
       <w:r>
-        <w:t xml:space="preserve"> (</w:t>
-      </w:r>
-      <w:r>
-        <w:rPr>
-          <w:b/>
-          <w:bCs/>
-        </w:rPr>
-        <w:t>r = –0.46</w:t>
-      </w:r>
-      <w:r>
-        <w:t xml:space="preserve">) — </w:t>
+        <w:t xml:space="preserve"> (r = –0.46) — </w:t>
       </w:r>
       <w:proofErr w:type="spellStart"/>
       <w:r>
@@ -3777,7 +3567,7 @@
       </w:pPr>
       <w:r>
         <w:rPr>
-          <w:rFonts w:ascii="Courier New" w:eastAsia="Courier New" w:hAnsi="Courier New" w:cs="Courier New"/>
+          <w:rFonts w:eastAsia="Courier New"/>
         </w:rPr>
         <w:t>price</w:t>
       </w:r>
@@ -3819,7 +3609,7 @@
       <w:proofErr w:type="spellStart"/>
       <w:r>
         <w:rPr>
-          <w:rFonts w:ascii="Courier New" w:eastAsia="Courier New" w:hAnsi="Courier New" w:cs="Courier New"/>
+          <w:rFonts w:eastAsia="Courier New"/>
         </w:rPr>
         <w:t>sqft_living</w:t>
       </w:r>
@@ -3838,7 +3628,7 @@
       <w:proofErr w:type="spellStart"/>
       <w:r>
         <w:rPr>
-          <w:rFonts w:ascii="Courier New" w:eastAsia="Courier New" w:hAnsi="Courier New" w:cs="Courier New"/>
+          <w:rFonts w:eastAsia="Courier New"/>
         </w:rPr>
         <w:t>sqft_above</w:t>
       </w:r>
@@ -3896,26 +3686,14 @@
       </w:r>
       <w:proofErr w:type="spellStart"/>
       <w:r>
-        <w:rPr>
-          <w:b/>
-          <w:bCs/>
-        </w:rPr>
         <w:t>nelinearnim</w:t>
       </w:r>
       <w:proofErr w:type="spellEnd"/>
       <w:r>
-        <w:rPr>
-          <w:b/>
-          <w:bCs/>
-        </w:rPr>
-        <w:t xml:space="preserve"> </w:t>
-      </w:r>
-      <w:proofErr w:type="spellStart"/>
-      <w:r>
-        <w:rPr>
-          <w:b/>
-          <w:bCs/>
-        </w:rPr>
+        <w:t xml:space="preserve"> </w:t>
+      </w:r>
+      <w:proofErr w:type="spellStart"/>
+      <w:r>
         <w:t>modelima</w:t>
       </w:r>
       <w:proofErr w:type="spellEnd"/>
@@ -3976,36 +3754,72 @@
     <w:p>
       <w:pPr>
         <w:pStyle w:val="Heading2"/>
-      </w:pPr>
-      <w:r>
+        <w:rPr>
+          <w:b w:val="0"/>
+          <w:bCs w:val="0"/>
+        </w:rPr>
+      </w:pPr>
+      <w:r>
+        <w:rPr>
+          <w:b w:val="0"/>
+          <w:bCs w:val="0"/>
+        </w:rPr>
         <w:t xml:space="preserve">2.4 </w:t>
       </w:r>
       <w:proofErr w:type="spellStart"/>
       <w:r>
+        <w:rPr>
+          <w:b w:val="0"/>
+          <w:bCs w:val="0"/>
+        </w:rPr>
         <w:t>Korelacija</w:t>
       </w:r>
       <w:proofErr w:type="spellEnd"/>
       <w:r>
-        <w:t xml:space="preserve"> </w:t>
-      </w:r>
-      <w:proofErr w:type="spellStart"/>
-      <w:r>
+        <w:rPr>
+          <w:b w:val="0"/>
+          <w:bCs w:val="0"/>
+        </w:rPr>
+        <w:t xml:space="preserve"> </w:t>
+      </w:r>
+      <w:proofErr w:type="spellStart"/>
+      <w:r>
+        <w:rPr>
+          <w:b w:val="0"/>
+          <w:bCs w:val="0"/>
+        </w:rPr>
         <w:t>atributa</w:t>
       </w:r>
       <w:proofErr w:type="spellEnd"/>
       <w:r>
-        <w:t xml:space="preserve"> </w:t>
-      </w:r>
-      <w:proofErr w:type="spellStart"/>
-      <w:r>
+        <w:rPr>
+          <w:b w:val="0"/>
+          <w:bCs w:val="0"/>
+        </w:rPr>
+        <w:t xml:space="preserve"> </w:t>
+      </w:r>
+      <w:proofErr w:type="spellStart"/>
+      <w:r>
+        <w:rPr>
+          <w:b w:val="0"/>
+          <w:bCs w:val="0"/>
+        </w:rPr>
         <w:t>sa</w:t>
       </w:r>
       <w:proofErr w:type="spellEnd"/>
       <w:r>
-        <w:t xml:space="preserve"> </w:t>
-      </w:r>
-      <w:proofErr w:type="spellStart"/>
-      <w:r>
+        <w:rPr>
+          <w:b w:val="0"/>
+          <w:bCs w:val="0"/>
+        </w:rPr>
+        <w:t xml:space="preserve"> </w:t>
+      </w:r>
+      <w:proofErr w:type="spellStart"/>
+      <w:r>
+        <w:rPr>
+          <w:b w:val="0"/>
+          <w:bCs w:val="0"/>
+        </w:rPr>
         <w:t>cijenom</w:t>
       </w:r>
       <w:proofErr w:type="spellEnd"/>
@@ -4121,7 +3935,7 @@
       </w:r>
       <w:r>
         <w:rPr>
-          <w:rFonts w:ascii="Courier New" w:eastAsia="Courier New" w:hAnsi="Courier New" w:cs="Courier New"/>
+          <w:rFonts w:eastAsia="Courier New"/>
         </w:rPr>
         <w:t>price</w:t>
       </w:r>
@@ -4171,7 +3985,7 @@
       <w:proofErr w:type="spellStart"/>
       <w:r>
         <w:rPr>
-          <w:rFonts w:ascii="Courier New" w:eastAsia="Courier New" w:hAnsi="Courier New" w:cs="Courier New"/>
+          <w:rFonts w:eastAsia="Courier New"/>
         </w:rPr>
         <w:t>sqft_living</w:t>
       </w:r>
@@ -4182,7 +3996,7 @@
       <w:proofErr w:type="spellStart"/>
       <w:r>
         <w:rPr>
-          <w:rFonts w:ascii="Courier New" w:eastAsia="Courier New" w:hAnsi="Courier New" w:cs="Courier New"/>
+          <w:rFonts w:eastAsia="Courier New"/>
         </w:rPr>
         <w:t>sqft_above</w:t>
       </w:r>
@@ -4200,7 +4014,7 @@
       </w:r>
       <w:r>
         <w:rPr>
-          <w:rFonts w:ascii="Courier New" w:eastAsia="Courier New" w:hAnsi="Courier New" w:cs="Courier New"/>
+          <w:rFonts w:eastAsia="Courier New"/>
         </w:rPr>
         <w:t>bathrooms</w:t>
       </w:r>
@@ -4225,7 +4039,7 @@
       </w:r>
       <w:r>
         <w:rPr>
-          <w:rFonts w:ascii="Courier New" w:eastAsia="Courier New" w:hAnsi="Courier New" w:cs="Courier New"/>
+          <w:rFonts w:eastAsia="Courier New"/>
         </w:rPr>
         <w:t>city</w:t>
       </w:r>
@@ -4243,7 +4057,7 @@
       <w:proofErr w:type="spellStart"/>
       <w:r>
         <w:rPr>
-          <w:rFonts w:ascii="Courier New" w:eastAsia="Courier New" w:hAnsi="Courier New" w:cs="Courier New"/>
+          <w:rFonts w:eastAsia="Courier New"/>
         </w:rPr>
         <w:t>zipcode</w:t>
       </w:r>
@@ -4342,37 +4156,73 @@
     <w:p>
       <w:pPr>
         <w:pStyle w:val="Heading2"/>
-      </w:pPr>
-      <w:r>
+        <w:rPr>
+          <w:b w:val="0"/>
+          <w:bCs w:val="0"/>
+        </w:rPr>
+      </w:pPr>
+      <w:r>
+        <w:rPr>
+          <w:b w:val="0"/>
+          <w:bCs w:val="0"/>
+        </w:rPr>
         <w:lastRenderedPageBreak/>
         <w:t xml:space="preserve">2.5 Scatter </w:t>
       </w:r>
       <w:proofErr w:type="spellStart"/>
       <w:r>
+        <w:rPr>
+          <w:b w:val="0"/>
+          <w:bCs w:val="0"/>
+        </w:rPr>
         <w:t>plotovi</w:t>
       </w:r>
       <w:proofErr w:type="spellEnd"/>
       <w:r>
+        <w:rPr>
+          <w:b w:val="0"/>
+          <w:bCs w:val="0"/>
+        </w:rPr>
         <w:t xml:space="preserve">: </w:t>
       </w:r>
       <w:proofErr w:type="spellStart"/>
       <w:r>
+        <w:rPr>
+          <w:b w:val="0"/>
+          <w:bCs w:val="0"/>
+        </w:rPr>
         <w:t>cijena</w:t>
       </w:r>
       <w:proofErr w:type="spellEnd"/>
       <w:r>
+        <w:rPr>
+          <w:b w:val="0"/>
+          <w:bCs w:val="0"/>
+        </w:rPr>
         <w:t xml:space="preserve"> vs </w:t>
       </w:r>
       <w:proofErr w:type="spellStart"/>
       <w:r>
+        <w:rPr>
+          <w:b w:val="0"/>
+          <w:bCs w:val="0"/>
+        </w:rPr>
         <w:t>numerički</w:t>
       </w:r>
       <w:proofErr w:type="spellEnd"/>
       <w:r>
-        <w:t xml:space="preserve"> </w:t>
-      </w:r>
-      <w:proofErr w:type="spellStart"/>
-      <w:r>
+        <w:rPr>
+          <w:b w:val="0"/>
+          <w:bCs w:val="0"/>
+        </w:rPr>
+        <w:t xml:space="preserve"> </w:t>
+      </w:r>
+      <w:proofErr w:type="spellStart"/>
+      <w:r>
+        <w:rPr>
+          <w:b w:val="0"/>
+          <w:bCs w:val="0"/>
+        </w:rPr>
         <w:t>atributi</w:t>
       </w:r>
       <w:proofErr w:type="spellEnd"/>
@@ -4384,10 +4234,7 @@
       </w:pPr>
       <w:proofErr w:type="spellStart"/>
       <w:r>
-        <w:t>G</w:t>
-      </w:r>
-      <w:r>
-        <w:t>rafici</w:t>
+        <w:t>Grafici</w:t>
       </w:r>
       <w:proofErr w:type="spellEnd"/>
       <w:r>
@@ -4469,54 +4316,27 @@
       </w:pPr>
       <w:proofErr w:type="spellStart"/>
       <w:r>
-        <w:rPr>
-          <w:b/>
-          <w:bCs/>
-        </w:rPr>
         <w:t>Stambena</w:t>
       </w:r>
       <w:proofErr w:type="spellEnd"/>
       <w:r>
-        <w:rPr>
-          <w:b/>
-          <w:bCs/>
-        </w:rPr>
-        <w:t xml:space="preserve"> </w:t>
-      </w:r>
-      <w:proofErr w:type="spellStart"/>
-      <w:r>
-        <w:rPr>
-          <w:b/>
-          <w:bCs/>
-        </w:rPr>
+        <w:t xml:space="preserve"> </w:t>
+      </w:r>
+      <w:proofErr w:type="spellStart"/>
+      <w:r>
         <w:t>površina</w:t>
       </w:r>
       <w:proofErr w:type="spellEnd"/>
       <w:r>
-        <w:rPr>
-          <w:b/>
-          <w:bCs/>
-        </w:rPr>
         <w:t xml:space="preserve"> (</w:t>
       </w:r>
       <w:proofErr w:type="spellStart"/>
       <w:r>
-        <w:rPr>
-          <w:b/>
-          <w:bCs/>
-        </w:rPr>
         <w:t>sqft_living</w:t>
       </w:r>
       <w:proofErr w:type="spellEnd"/>
       <w:r>
-        <w:rPr>
-          <w:b/>
-          <w:bCs/>
-        </w:rPr>
-        <w:t>)</w:t>
-      </w:r>
-      <w:r>
-        <w:t xml:space="preserve"> — </w:t>
+        <w:t xml:space="preserve">) — </w:t>
       </w:r>
       <w:proofErr w:type="spellStart"/>
       <w:r>
@@ -4609,46 +4429,23 @@
         <w:spacing w:after="80"/>
       </w:pPr>
       <w:r>
-        <w:rPr>
-          <w:b/>
-          <w:bCs/>
-        </w:rPr>
         <w:t xml:space="preserve">Starost </w:t>
       </w:r>
       <w:proofErr w:type="spellStart"/>
       <w:r>
-        <w:rPr>
-          <w:b/>
-          <w:bCs/>
-        </w:rPr>
         <w:t>kuće</w:t>
       </w:r>
       <w:proofErr w:type="spellEnd"/>
       <w:r>
-        <w:rPr>
-          <w:b/>
-          <w:bCs/>
-        </w:rPr>
         <w:t xml:space="preserve"> (</w:t>
       </w:r>
       <w:proofErr w:type="spellStart"/>
       <w:r>
-        <w:rPr>
-          <w:b/>
-          <w:bCs/>
-        </w:rPr>
         <w:t>house_age</w:t>
       </w:r>
       <w:proofErr w:type="spellEnd"/>
       <w:r>
-        <w:rPr>
-          <w:b/>
-          <w:bCs/>
-        </w:rPr>
-        <w:t>)</w:t>
-      </w:r>
-      <w:r>
-        <w:t xml:space="preserve"> — </w:t>
+        <w:t xml:space="preserve">) — </w:t>
       </w:r>
       <w:proofErr w:type="spellStart"/>
       <w:r>
@@ -4920,12 +4717,24 @@
     <w:p>
       <w:pPr>
         <w:pStyle w:val="Heading2"/>
-      </w:pPr>
-      <w:r>
+        <w:rPr>
+          <w:b w:val="0"/>
+          <w:bCs w:val="0"/>
+        </w:rPr>
+      </w:pPr>
+      <w:r>
+        <w:rPr>
+          <w:b w:val="0"/>
+          <w:bCs w:val="0"/>
+        </w:rPr>
         <w:t xml:space="preserve">2.6 Analiza </w:t>
       </w:r>
       <w:proofErr w:type="spellStart"/>
       <w:r>
+        <w:rPr>
+          <w:b w:val="0"/>
+          <w:bCs w:val="0"/>
+        </w:rPr>
         <w:t>outliera</w:t>
       </w:r>
       <w:proofErr w:type="spellEnd"/>
@@ -5092,26 +4901,14 @@
       </w:r>
       <w:proofErr w:type="spellStart"/>
       <w:r>
-        <w:rPr>
-          <w:b/>
-          <w:bCs/>
-        </w:rPr>
         <w:t>pogoršava</w:t>
       </w:r>
       <w:proofErr w:type="spellEnd"/>
       <w:r>
-        <w:rPr>
-          <w:b/>
-          <w:bCs/>
-        </w:rPr>
-        <w:t xml:space="preserve"> </w:t>
-      </w:r>
-      <w:proofErr w:type="spellStart"/>
-      <w:r>
-        <w:rPr>
-          <w:b/>
-          <w:bCs/>
-        </w:rPr>
+        <w:t xml:space="preserve"> </w:t>
+      </w:r>
+      <w:proofErr w:type="spellStart"/>
+      <w:r>
         <w:t>performanse</w:t>
       </w:r>
       <w:proofErr w:type="spellEnd"/>
@@ -5126,10 +4923,6 @@
       </w:pPr>
       <w:proofErr w:type="spellStart"/>
       <w:r>
-        <w:rPr>
-          <w:b/>
-          <w:bCs/>
-        </w:rPr>
         <w:t>Zaključak</w:t>
       </w:r>
       <w:proofErr w:type="spellEnd"/>
@@ -5341,29 +5134,57 @@
     <w:p>
       <w:pPr>
         <w:pStyle w:val="Heading2"/>
-      </w:pPr>
-      <w:r>
+        <w:rPr>
+          <w:b w:val="0"/>
+          <w:bCs w:val="0"/>
+        </w:rPr>
+      </w:pPr>
+      <w:r>
+        <w:rPr>
+          <w:b w:val="0"/>
+          <w:bCs w:val="0"/>
+        </w:rPr>
         <w:lastRenderedPageBreak/>
         <w:t xml:space="preserve">2.7 </w:t>
       </w:r>
       <w:proofErr w:type="spellStart"/>
       <w:r>
+        <w:rPr>
+          <w:b w:val="0"/>
+          <w:bCs w:val="0"/>
+        </w:rPr>
         <w:t>Cijena</w:t>
       </w:r>
       <w:proofErr w:type="spellEnd"/>
       <w:r>
+        <w:rPr>
+          <w:b w:val="0"/>
+          <w:bCs w:val="0"/>
+        </w:rPr>
         <w:t xml:space="preserve"> po </w:t>
       </w:r>
       <w:proofErr w:type="spellStart"/>
       <w:r>
+        <w:rPr>
+          <w:b w:val="0"/>
+          <w:bCs w:val="0"/>
+        </w:rPr>
         <w:t>kategorijskim</w:t>
       </w:r>
       <w:proofErr w:type="spellEnd"/>
       <w:r>
-        <w:t xml:space="preserve"> </w:t>
-      </w:r>
-      <w:proofErr w:type="spellStart"/>
-      <w:r>
+        <w:rPr>
+          <w:b w:val="0"/>
+          <w:bCs w:val="0"/>
+        </w:rPr>
+        <w:t xml:space="preserve"> </w:t>
+      </w:r>
+      <w:proofErr w:type="spellStart"/>
+      <w:r>
+        <w:rPr>
+          <w:b w:val="0"/>
+          <w:bCs w:val="0"/>
+        </w:rPr>
         <w:t>atributima</w:t>
       </w:r>
       <w:proofErr w:type="spellEnd"/>
@@ -5374,14 +5195,7 @@
         <w:jc w:val="both"/>
       </w:pPr>
       <w:r>
-        <w:rPr>
-          <w:b/>
-          <w:bCs/>
-        </w:rPr>
-        <w:t>Waterfront</w:t>
-      </w:r>
-      <w:r>
-        <w:t xml:space="preserve"> status: </w:t>
+        <w:t xml:space="preserve">Waterfront status: </w:t>
       </w:r>
       <w:proofErr w:type="spellStart"/>
       <w:r>
@@ -5512,26 +5326,14 @@
       </w:pPr>
       <w:proofErr w:type="spellStart"/>
       <w:r>
-        <w:rPr>
-          <w:b/>
-          <w:bCs/>
-        </w:rPr>
         <w:t>Ocjena</w:t>
       </w:r>
       <w:proofErr w:type="spellEnd"/>
       <w:r>
-        <w:rPr>
-          <w:b/>
-          <w:bCs/>
-        </w:rPr>
-        <w:t xml:space="preserve"> </w:t>
-      </w:r>
-      <w:proofErr w:type="spellStart"/>
-      <w:r>
-        <w:rPr>
-          <w:b/>
-          <w:bCs/>
-        </w:rPr>
+        <w:t xml:space="preserve"> </w:t>
+      </w:r>
+      <w:proofErr w:type="spellStart"/>
+      <w:r>
         <w:t>pogleda</w:t>
       </w:r>
       <w:proofErr w:type="spellEnd"/>
@@ -5722,21 +5524,41 @@
     <w:p>
       <w:pPr>
         <w:pStyle w:val="Heading1"/>
-      </w:pPr>
-      <w:r>
+        <w:rPr>
+          <w:b w:val="0"/>
+          <w:bCs w:val="0"/>
+        </w:rPr>
+      </w:pPr>
+      <w:r>
+        <w:rPr>
+          <w:b w:val="0"/>
+          <w:bCs w:val="0"/>
+        </w:rPr>
         <w:lastRenderedPageBreak/>
         <w:t xml:space="preserve">3. </w:t>
       </w:r>
       <w:proofErr w:type="spellStart"/>
       <w:r>
+        <w:rPr>
+          <w:b w:val="0"/>
+          <w:bCs w:val="0"/>
+        </w:rPr>
         <w:t>Priprema</w:t>
       </w:r>
       <w:proofErr w:type="spellEnd"/>
       <w:r>
-        <w:t xml:space="preserve"> </w:t>
-      </w:r>
-      <w:proofErr w:type="spellStart"/>
-      <w:r>
+        <w:rPr>
+          <w:b w:val="0"/>
+          <w:bCs w:val="0"/>
+        </w:rPr>
+        <w:t xml:space="preserve"> </w:t>
+      </w:r>
+      <w:proofErr w:type="spellStart"/>
+      <w:r>
+        <w:rPr>
+          <w:b w:val="0"/>
+          <w:bCs w:val="0"/>
+        </w:rPr>
         <w:t>podataka</w:t>
       </w:r>
       <w:proofErr w:type="spellEnd"/>
@@ -5778,14 +5600,14 @@
       <w:proofErr w:type="spellStart"/>
       <w:r>
         <w:rPr>
-          <w:rFonts w:ascii="Courier New" w:eastAsia="Courier New" w:hAnsi="Courier New" w:cs="Courier New"/>
+          <w:rFonts w:eastAsia="Courier New"/>
         </w:rPr>
         <w:t>data_preparation</w:t>
       </w:r>
       <w:proofErr w:type="spellEnd"/>
       <w:r>
         <w:rPr>
-          <w:rFonts w:ascii="Courier New" w:eastAsia="Courier New" w:hAnsi="Courier New" w:cs="Courier New"/>
+          <w:rFonts w:eastAsia="Courier New"/>
         </w:rPr>
         <w:t>.</w:t>
       </w:r>
@@ -5793,20 +5615,40 @@
     <w:p>
       <w:pPr>
         <w:pStyle w:val="Heading2"/>
-      </w:pPr>
-      <w:r>
+        <w:rPr>
+          <w:b w:val="0"/>
+          <w:bCs w:val="0"/>
+        </w:rPr>
+      </w:pPr>
+      <w:r>
+        <w:rPr>
+          <w:b w:val="0"/>
+          <w:bCs w:val="0"/>
+        </w:rPr>
         <w:t xml:space="preserve">3.1 </w:t>
       </w:r>
       <w:proofErr w:type="spellStart"/>
       <w:r>
+        <w:rPr>
+          <w:b w:val="0"/>
+          <w:bCs w:val="0"/>
+        </w:rPr>
         <w:t>Čišćenje</w:t>
       </w:r>
       <w:proofErr w:type="spellEnd"/>
       <w:r>
-        <w:t xml:space="preserve"> </w:t>
-      </w:r>
-      <w:proofErr w:type="spellStart"/>
-      <w:r>
+        <w:rPr>
+          <w:b w:val="0"/>
+          <w:bCs w:val="0"/>
+        </w:rPr>
+        <w:t xml:space="preserve"> </w:t>
+      </w:r>
+      <w:proofErr w:type="spellStart"/>
+      <w:r>
+        <w:rPr>
+          <w:b w:val="0"/>
+          <w:bCs w:val="0"/>
+        </w:rPr>
         <w:t>podataka</w:t>
       </w:r>
       <w:proofErr w:type="spellEnd"/>
@@ -5936,7 +5778,7 @@
       </w:r>
       <w:r>
         <w:rPr>
-          <w:rFonts w:ascii="Courier New" w:eastAsia="Courier New" w:hAnsi="Courier New" w:cs="Courier New"/>
+          <w:rFonts w:eastAsia="Courier New"/>
         </w:rPr>
         <w:t>price == 0</w:t>
       </w:r>
@@ -5953,7 +5795,7 @@
       </w:r>
       <w:r>
         <w:rPr>
-          <w:rFonts w:ascii="Courier New" w:eastAsia="Courier New" w:hAnsi="Courier New" w:cs="Courier New"/>
+          <w:rFonts w:eastAsia="Courier New"/>
         </w:rPr>
         <w:t>bedrooms == 0</w:t>
       </w:r>
@@ -5996,7 +5838,7 @@
       </w:r>
       <w:r>
         <w:rPr>
-          <w:rFonts w:ascii="Courier New" w:eastAsia="Courier New" w:hAnsi="Courier New" w:cs="Courier New"/>
+          <w:rFonts w:eastAsia="Courier New"/>
         </w:rPr>
         <w:t>date</w:t>
       </w:r>
@@ -6005,7 +5847,7 @@
       </w:r>
       <w:r>
         <w:rPr>
-          <w:rFonts w:ascii="Courier New" w:eastAsia="Courier New" w:hAnsi="Courier New" w:cs="Courier New"/>
+          <w:rFonts w:eastAsia="Courier New"/>
         </w:rPr>
         <w:t>street</w:t>
       </w:r>
@@ -6015,7 +5857,7 @@
       <w:proofErr w:type="gramStart"/>
       <w:r>
         <w:rPr>
-          <w:rFonts w:ascii="Courier New" w:eastAsia="Courier New" w:hAnsi="Courier New" w:cs="Courier New"/>
+          <w:rFonts w:eastAsia="Courier New"/>
         </w:rPr>
         <w:t>country</w:t>
       </w:r>
@@ -6029,7 +5871,7 @@
       <w:proofErr w:type="spellStart"/>
       <w:r>
         <w:rPr>
-          <w:rFonts w:ascii="Courier New" w:eastAsia="Courier New" w:hAnsi="Courier New" w:cs="Courier New"/>
+          <w:rFonts w:eastAsia="Courier New"/>
         </w:rPr>
         <w:t>statezip</w:t>
       </w:r>
@@ -6056,7 +5898,7 @@
       <w:proofErr w:type="spellStart"/>
       <w:r>
         <w:rPr>
-          <w:rFonts w:ascii="Courier New" w:eastAsia="Courier New" w:hAnsi="Courier New" w:cs="Courier New"/>
+          <w:rFonts w:eastAsia="Courier New"/>
         </w:rPr>
         <w:t>zipcode</w:t>
       </w:r>
@@ -6073,8 +5915,16 @@
     <w:p>
       <w:pPr>
         <w:pStyle w:val="Heading2"/>
-      </w:pPr>
-      <w:r>
+        <w:rPr>
+          <w:b w:val="0"/>
+          <w:bCs w:val="0"/>
+        </w:rPr>
+      </w:pPr>
+      <w:r>
+        <w:rPr>
+          <w:b w:val="0"/>
+          <w:bCs w:val="0"/>
+        </w:rPr>
         <w:t>3.2 Feature engineering</w:t>
       </w:r>
     </w:p>
@@ -6090,21 +5940,21 @@
       <w:proofErr w:type="spellStart"/>
       <w:r>
         <w:rPr>
-          <w:rFonts w:ascii="Courier New" w:eastAsia="Courier New" w:hAnsi="Courier New" w:cs="Courier New"/>
+          <w:rFonts w:eastAsia="Courier New"/>
         </w:rPr>
         <w:t>house_age</w:t>
       </w:r>
       <w:proofErr w:type="spellEnd"/>
       <w:r>
         <w:rPr>
-          <w:rFonts w:ascii="Courier New" w:eastAsia="Courier New" w:hAnsi="Courier New" w:cs="Courier New"/>
+          <w:rFonts w:eastAsia="Courier New"/>
         </w:rPr>
         <w:t xml:space="preserve"> = 2015 − </w:t>
       </w:r>
       <w:proofErr w:type="spellStart"/>
       <w:r>
         <w:rPr>
-          <w:rFonts w:ascii="Courier New" w:eastAsia="Courier New" w:hAnsi="Courier New" w:cs="Courier New"/>
+          <w:rFonts w:eastAsia="Courier New"/>
         </w:rPr>
         <w:t>yr_built</w:t>
       </w:r>
@@ -6141,7 +5991,7 @@
       <w:proofErr w:type="spellStart"/>
       <w:r>
         <w:rPr>
-          <w:rFonts w:ascii="Courier New" w:eastAsia="Courier New" w:hAnsi="Courier New" w:cs="Courier New"/>
+          <w:rFonts w:eastAsia="Courier New"/>
         </w:rPr>
         <w:t>is_renovated</w:t>
       </w:r>
@@ -6178,7 +6028,7 @@
       <w:proofErr w:type="spellStart"/>
       <w:r>
         <w:rPr>
-          <w:rFonts w:ascii="Courier New" w:eastAsia="Courier New" w:hAnsi="Courier New" w:cs="Courier New"/>
+          <w:rFonts w:eastAsia="Courier New"/>
         </w:rPr>
         <w:t>years_since_ren</w:t>
       </w:r>
@@ -6215,42 +6065,42 @@
       <w:proofErr w:type="spellStart"/>
       <w:r>
         <w:rPr>
-          <w:rFonts w:ascii="Courier New" w:eastAsia="Courier New" w:hAnsi="Courier New" w:cs="Courier New"/>
+          <w:rFonts w:eastAsia="Courier New"/>
         </w:rPr>
         <w:t>sqft_ratio</w:t>
       </w:r>
       <w:proofErr w:type="spellEnd"/>
       <w:r>
         <w:rPr>
-          <w:rFonts w:ascii="Courier New" w:eastAsia="Courier New" w:hAnsi="Courier New" w:cs="Courier New"/>
+          <w:rFonts w:eastAsia="Courier New"/>
         </w:rPr>
         <w:t xml:space="preserve"> = </w:t>
       </w:r>
       <w:proofErr w:type="spellStart"/>
       <w:r>
         <w:rPr>
-          <w:rFonts w:ascii="Courier New" w:eastAsia="Courier New" w:hAnsi="Courier New" w:cs="Courier New"/>
+          <w:rFonts w:eastAsia="Courier New"/>
         </w:rPr>
         <w:t>sqft_living</w:t>
       </w:r>
       <w:proofErr w:type="spellEnd"/>
       <w:r>
         <w:rPr>
-          <w:rFonts w:ascii="Courier New" w:eastAsia="Courier New" w:hAnsi="Courier New" w:cs="Courier New"/>
+          <w:rFonts w:eastAsia="Courier New"/>
         </w:rPr>
         <w:t xml:space="preserve"> / (</w:t>
       </w:r>
       <w:proofErr w:type="spellStart"/>
       <w:r>
         <w:rPr>
-          <w:rFonts w:ascii="Courier New" w:eastAsia="Courier New" w:hAnsi="Courier New" w:cs="Courier New"/>
+          <w:rFonts w:eastAsia="Courier New"/>
         </w:rPr>
         <w:t>sqft_lot</w:t>
       </w:r>
       <w:proofErr w:type="spellEnd"/>
       <w:r>
         <w:rPr>
-          <w:rFonts w:ascii="Courier New" w:eastAsia="Courier New" w:hAnsi="Courier New" w:cs="Courier New"/>
+          <w:rFonts w:eastAsia="Courier New"/>
         </w:rPr>
         <w:t xml:space="preserve"> + 1)</w:t>
       </w:r>
@@ -6311,7 +6161,7 @@
       <w:proofErr w:type="spellStart"/>
       <w:r>
         <w:rPr>
-          <w:rFonts w:ascii="Courier New" w:eastAsia="Courier New" w:hAnsi="Courier New" w:cs="Courier New"/>
+          <w:rFonts w:eastAsia="Courier New"/>
         </w:rPr>
         <w:t>zipcode</w:t>
       </w:r>
@@ -6338,7 +6188,7 @@
       <w:proofErr w:type="spellStart"/>
       <w:r>
         <w:rPr>
-          <w:rFonts w:ascii="Courier New" w:eastAsia="Courier New" w:hAnsi="Courier New" w:cs="Courier New"/>
+          <w:rFonts w:eastAsia="Courier New"/>
         </w:rPr>
         <w:t>statezip</w:t>
       </w:r>
@@ -6368,7 +6218,7 @@
       <w:proofErr w:type="spellStart"/>
       <w:r>
         <w:rPr>
-          <w:rFonts w:ascii="Courier New" w:eastAsia="Courier New" w:hAnsi="Courier New" w:cs="Courier New"/>
+          <w:rFonts w:eastAsia="Courier New"/>
         </w:rPr>
         <w:t>yr_built</w:t>
       </w:r>
@@ -6387,7 +6237,7 @@
       <w:proofErr w:type="spellStart"/>
       <w:r>
         <w:rPr>
-          <w:rFonts w:ascii="Courier New" w:eastAsia="Courier New" w:hAnsi="Courier New" w:cs="Courier New"/>
+          <w:rFonts w:eastAsia="Courier New"/>
         </w:rPr>
         <w:t>yr_renovated</w:t>
       </w:r>
@@ -6460,28 +6310,40 @@
     <w:p>
       <w:pPr>
         <w:pStyle w:val="Heading2"/>
-      </w:pPr>
-      <w:r>
+        <w:rPr>
+          <w:b w:val="0"/>
+          <w:bCs w:val="0"/>
+        </w:rPr>
+      </w:pPr>
+      <w:r>
+        <w:rPr>
+          <w:b w:val="0"/>
+          <w:bCs w:val="0"/>
+        </w:rPr>
         <w:t xml:space="preserve">3.3 </w:t>
       </w:r>
       <w:proofErr w:type="spellStart"/>
       <w:r>
+        <w:rPr>
+          <w:b w:val="0"/>
+          <w:bCs w:val="0"/>
+        </w:rPr>
         <w:t>Enkodiranje</w:t>
       </w:r>
       <w:proofErr w:type="spellEnd"/>
       <w:r>
-        <w:t xml:space="preserve"> </w:t>
-      </w:r>
-      <w:proofErr w:type="spellStart"/>
-      <w:r>
-        <w:t>i</w:t>
-      </w:r>
-      <w:proofErr w:type="spellEnd"/>
-      <w:r>
-        <w:t xml:space="preserve"> </w:t>
-      </w:r>
-      <w:proofErr w:type="spellStart"/>
-      <w:r>
+        <w:rPr>
+          <w:b w:val="0"/>
+          <w:bCs w:val="0"/>
+        </w:rPr>
+        <w:t xml:space="preserve"> i </w:t>
+      </w:r>
+      <w:proofErr w:type="spellStart"/>
+      <w:r>
+        <w:rPr>
+          <w:b w:val="0"/>
+          <w:bCs w:val="0"/>
+        </w:rPr>
         <w:t>skaliranje</w:t>
       </w:r>
       <w:proofErr w:type="spellEnd"/>
@@ -6640,7 +6502,7 @@
       <w:proofErr w:type="spellStart"/>
       <w:r>
         <w:rPr>
-          <w:rFonts w:ascii="Courier New" w:eastAsia="Courier New" w:hAnsi="Courier New" w:cs="Courier New"/>
+          <w:rFonts w:eastAsia="Courier New"/>
         </w:rPr>
         <w:t>StandardScaler</w:t>
       </w:r>
@@ -6694,7 +6556,7 @@
       <w:proofErr w:type="spellStart"/>
       <w:r>
         <w:rPr>
-          <w:rFonts w:ascii="Courier New" w:eastAsia="Courier New" w:hAnsi="Courier New" w:cs="Courier New"/>
+          <w:rFonts w:eastAsia="Courier New"/>
         </w:rPr>
         <w:t>OneHotEncoder</w:t>
       </w:r>
@@ -6704,7 +6566,7 @@
       </w:r>
       <w:r>
         <w:rPr>
-          <w:rFonts w:ascii="Courier New" w:eastAsia="Courier New" w:hAnsi="Courier New" w:cs="Courier New"/>
+          <w:rFonts w:eastAsia="Courier New"/>
         </w:rPr>
         <w:t>city</w:t>
       </w:r>
@@ -6722,7 +6584,7 @@
       <w:proofErr w:type="spellStart"/>
       <w:r>
         <w:rPr>
-          <w:rFonts w:ascii="Courier New" w:eastAsia="Courier New" w:hAnsi="Courier New" w:cs="Courier New"/>
+          <w:rFonts w:eastAsia="Courier New"/>
         </w:rPr>
         <w:t>zipcode</w:t>
       </w:r>
@@ -6739,37 +6601,73 @@
     <w:p>
       <w:pPr>
         <w:pStyle w:val="Heading1"/>
-      </w:pPr>
-      <w:r>
+        <w:rPr>
+          <w:b w:val="0"/>
+          <w:bCs w:val="0"/>
+        </w:rPr>
+      </w:pPr>
+      <w:r>
+        <w:rPr>
+          <w:b w:val="0"/>
+          <w:bCs w:val="0"/>
+        </w:rPr>
         <w:lastRenderedPageBreak/>
         <w:t xml:space="preserve">4. </w:t>
       </w:r>
       <w:proofErr w:type="spellStart"/>
       <w:r>
+        <w:rPr>
+          <w:b w:val="0"/>
+          <w:bCs w:val="0"/>
+        </w:rPr>
         <w:t>Treniranje</w:t>
       </w:r>
       <w:proofErr w:type="spellEnd"/>
       <w:r>
-        <w:t xml:space="preserve"> </w:t>
-      </w:r>
-      <w:proofErr w:type="spellStart"/>
-      <w:r>
+        <w:rPr>
+          <w:b w:val="0"/>
+          <w:bCs w:val="0"/>
+        </w:rPr>
+        <w:t xml:space="preserve"> </w:t>
+      </w:r>
+      <w:proofErr w:type="spellStart"/>
+      <w:r>
+        <w:rPr>
+          <w:b w:val="0"/>
+          <w:bCs w:val="0"/>
+        </w:rPr>
         <w:t>i</w:t>
       </w:r>
       <w:proofErr w:type="spellEnd"/>
       <w:r>
-        <w:t xml:space="preserve"> </w:t>
-      </w:r>
-      <w:proofErr w:type="spellStart"/>
-      <w:r>
+        <w:rPr>
+          <w:b w:val="0"/>
+          <w:bCs w:val="0"/>
+        </w:rPr>
+        <w:t xml:space="preserve"> </w:t>
+      </w:r>
+      <w:proofErr w:type="spellStart"/>
+      <w:r>
+        <w:rPr>
+          <w:b w:val="0"/>
+          <w:bCs w:val="0"/>
+        </w:rPr>
         <w:t>odabir</w:t>
       </w:r>
       <w:proofErr w:type="spellEnd"/>
       <w:r>
-        <w:t xml:space="preserve"> </w:t>
-      </w:r>
-      <w:proofErr w:type="spellStart"/>
-      <w:r>
+        <w:rPr>
+          <w:b w:val="0"/>
+          <w:bCs w:val="0"/>
+        </w:rPr>
+        <w:t xml:space="preserve"> </w:t>
+      </w:r>
+      <w:proofErr w:type="spellStart"/>
+      <w:r>
+        <w:rPr>
+          <w:b w:val="0"/>
+          <w:bCs w:val="0"/>
+        </w:rPr>
         <w:t>modela</w:t>
       </w:r>
       <w:proofErr w:type="spellEnd"/>
@@ -6813,7 +6711,7 @@
       </w:r>
       <w:r>
         <w:rPr>
-          <w:rFonts w:ascii="Courier New" w:eastAsia="Courier New" w:hAnsi="Courier New" w:cs="Courier New"/>
+          <w:rFonts w:eastAsia="Courier New"/>
         </w:rPr>
         <w:t>train.py</w:t>
       </w:r>
@@ -6936,8 +6834,16 @@
     <w:p>
       <w:pPr>
         <w:pStyle w:val="Heading2"/>
-      </w:pPr>
-      <w:r>
+        <w:rPr>
+          <w:b w:val="0"/>
+          <w:bCs w:val="0"/>
+        </w:rPr>
+      </w:pPr>
+      <w:r>
+        <w:rPr>
+          <w:b w:val="0"/>
+          <w:bCs w:val="0"/>
+        </w:rPr>
         <w:t>4.1 Baseline</w:t>
       </w:r>
     </w:p>
@@ -7000,17 +6906,7 @@
       </w:r>
       <w:proofErr w:type="spellEnd"/>
       <w:r>
-        <w:t xml:space="preserve">. MAE ≈ </w:t>
-      </w:r>
-      <w:r>
-        <w:rPr>
-          <w:b/>
-          <w:bCs/>
-        </w:rPr>
-        <w:t>$229.279</w:t>
-      </w:r>
-      <w:r>
-        <w:t xml:space="preserve"> — </w:t>
+        <w:t xml:space="preserve">. MAE ≈ $229.279 — </w:t>
       </w:r>
       <w:proofErr w:type="spellStart"/>
       <w:r>
@@ -7045,20 +6941,40 @@
     <w:p>
       <w:pPr>
         <w:pStyle w:val="Heading2"/>
-      </w:pPr>
-      <w:r>
+        <w:rPr>
+          <w:b w:val="0"/>
+          <w:bCs w:val="0"/>
+        </w:rPr>
+      </w:pPr>
+      <w:r>
+        <w:rPr>
+          <w:b w:val="0"/>
+          <w:bCs w:val="0"/>
+        </w:rPr>
         <w:t xml:space="preserve">4.2 </w:t>
       </w:r>
       <w:proofErr w:type="spellStart"/>
       <w:r>
+        <w:rPr>
+          <w:b w:val="0"/>
+          <w:bCs w:val="0"/>
+        </w:rPr>
         <w:t>Linearna</w:t>
       </w:r>
       <w:proofErr w:type="spellEnd"/>
       <w:r>
-        <w:t xml:space="preserve"> </w:t>
-      </w:r>
-      <w:proofErr w:type="spellStart"/>
-      <w:r>
+        <w:rPr>
+          <w:b w:val="0"/>
+          <w:bCs w:val="0"/>
+        </w:rPr>
+        <w:t xml:space="preserve"> </w:t>
+      </w:r>
+      <w:proofErr w:type="spellStart"/>
+      <w:r>
+        <w:rPr>
+          <w:b w:val="0"/>
+          <w:bCs w:val="0"/>
+        </w:rPr>
         <w:t>regresija</w:t>
       </w:r>
       <w:proofErr w:type="spellEnd"/>
@@ -7069,17 +6985,7 @@
         <w:jc w:val="both"/>
       </w:pPr>
       <w:r>
-        <w:t xml:space="preserve">MAE ≈ </w:t>
-      </w:r>
-      <w:r>
-        <w:rPr>
-          <w:b/>
-          <w:bCs/>
-        </w:rPr>
-        <w:t>$116.196</w:t>
-      </w:r>
-      <w:r>
-        <w:t xml:space="preserve">, R²(log) = 0.798. Baseline za </w:t>
+        <w:t xml:space="preserve">MAE ≈ $116.196, R²(log) = 0.798. Baseline za </w:t>
       </w:r>
       <w:proofErr w:type="spellStart"/>
       <w:r>
@@ -7114,20 +7020,40 @@
     <w:p>
       <w:pPr>
         <w:pStyle w:val="Heading2"/>
-      </w:pPr>
-      <w:r>
+        <w:rPr>
+          <w:b w:val="0"/>
+          <w:bCs w:val="0"/>
+        </w:rPr>
+      </w:pPr>
+      <w:r>
+        <w:rPr>
+          <w:b w:val="0"/>
+          <w:bCs w:val="0"/>
+        </w:rPr>
         <w:t xml:space="preserve">4.3 Ridge </w:t>
       </w:r>
       <w:proofErr w:type="spellStart"/>
       <w:r>
+        <w:rPr>
+          <w:b w:val="0"/>
+          <w:bCs w:val="0"/>
+        </w:rPr>
         <w:t>i</w:t>
       </w:r>
       <w:proofErr w:type="spellEnd"/>
       <w:r>
+        <w:rPr>
+          <w:b w:val="0"/>
+          <w:bCs w:val="0"/>
+        </w:rPr>
         <w:t xml:space="preserve"> Lasso </w:t>
       </w:r>
       <w:proofErr w:type="spellStart"/>
       <w:r>
+        <w:rPr>
+          <w:b w:val="0"/>
+          <w:bCs w:val="0"/>
+        </w:rPr>
         <w:t>regresija</w:t>
       </w:r>
       <w:proofErr w:type="spellEnd"/>
@@ -7142,14 +7068,7 @@
         <w:spacing w:after="80"/>
       </w:pPr>
       <w:r>
-        <w:rPr>
-          <w:b/>
-          <w:bCs/>
-        </w:rPr>
-        <w:t>Ridge</w:t>
-      </w:r>
-      <w:r>
-        <w:t xml:space="preserve">: </w:t>
+        <w:t xml:space="preserve">Ridge: </w:t>
       </w:r>
       <w:proofErr w:type="spellStart"/>
       <w:r>
@@ -7157,7 +7076,16 @@
       </w:r>
       <w:proofErr w:type="spellEnd"/>
       <w:r>
-        <w:t xml:space="preserve"> alpha ∈ {0.1; 1.0; 10.0; 50.0; 100.0; 500.0; 1000.0} — </w:t>
+        <w:t xml:space="preserve"> alpha </w:t>
+      </w:r>
+      <w:r>
+        <w:rPr>
+          <w:rFonts w:ascii="Cambria Math" w:hAnsi="Cambria Math" w:cs="Cambria Math"/>
+        </w:rPr>
+        <w:t>∈</w:t>
+      </w:r>
+      <w:r>
+        <w:t xml:space="preserve"> {0.1; 1.0; 10.0; 50.0; 100.0; 500.0; 1000.0} — </w:t>
       </w:r>
       <w:proofErr w:type="spellStart"/>
       <w:r>
@@ -7165,17 +7093,7 @@
       </w:r>
       <w:proofErr w:type="spellEnd"/>
       <w:r>
-        <w:t xml:space="preserve"> </w:t>
-      </w:r>
-      <w:r>
-        <w:rPr>
-          <w:b/>
-          <w:bCs/>
-        </w:rPr>
-        <w:t>alpha = 0.1</w:t>
-      </w:r>
-      <w:r>
-        <w:t>, MAE ≈ $116.197.</w:t>
+        <w:t xml:space="preserve"> alpha = 0.1, MAE ≈ $116.197.</w:t>
       </w:r>
     </w:p>
     <w:p>
@@ -7188,14 +7106,7 @@
         <w:spacing w:after="80"/>
       </w:pPr>
       <w:r>
-        <w:rPr>
-          <w:b/>
-          <w:bCs/>
-        </w:rPr>
-        <w:t>Lasso</w:t>
-      </w:r>
-      <w:r>
-        <w:t xml:space="preserve">: </w:t>
+        <w:t xml:space="preserve">Lasso: </w:t>
       </w:r>
       <w:proofErr w:type="spellStart"/>
       <w:r>
@@ -7203,7 +7114,16 @@
       </w:r>
       <w:proofErr w:type="spellEnd"/>
       <w:r>
-        <w:t xml:space="preserve"> alpha ∈ {0.0001; 0.001; 0.01; 0.1; 1.0} — </w:t>
+        <w:t xml:space="preserve"> alpha </w:t>
+      </w:r>
+      <w:r>
+        <w:rPr>
+          <w:rFonts w:ascii="Cambria Math" w:hAnsi="Cambria Math" w:cs="Cambria Math"/>
+        </w:rPr>
+        <w:t>∈</w:t>
+      </w:r>
+      <w:r>
+        <w:t xml:space="preserve"> {0.0001; 0.001; 0.01; 0.1; 1.0} — </w:t>
       </w:r>
       <w:proofErr w:type="spellStart"/>
       <w:r>
@@ -7211,17 +7131,7 @@
       </w:r>
       <w:proofErr w:type="spellEnd"/>
       <w:r>
-        <w:t xml:space="preserve"> </w:t>
-      </w:r>
-      <w:r>
-        <w:rPr>
-          <w:b/>
-          <w:bCs/>
-        </w:rPr>
-        <w:t>alpha = 0.0001</w:t>
-      </w:r>
-      <w:r>
-        <w:t>, MAE ≈ $116.739.</w:t>
+        <w:t xml:space="preserve"> alpha = 0.0001, MAE ≈ $116.739.</w:t>
       </w:r>
     </w:p>
     <w:p>
@@ -7231,10 +7141,7 @@
       </w:pPr>
       <w:proofErr w:type="spellStart"/>
       <w:r>
-        <w:t>R</w:t>
-      </w:r>
-      <w:r>
-        <w:t>egularizovane</w:t>
+        <w:t>Regularizovane</w:t>
       </w:r>
       <w:proofErr w:type="spellEnd"/>
       <w:r>
@@ -7289,24 +7196,48 @@
     <w:p>
       <w:pPr>
         <w:pStyle w:val="Heading2"/>
-      </w:pPr>
-      <w:r>
+        <w:rPr>
+          <w:b w:val="0"/>
+          <w:bCs w:val="0"/>
+        </w:rPr>
+      </w:pPr>
+      <w:r>
+        <w:rPr>
+          <w:b w:val="0"/>
+          <w:bCs w:val="0"/>
+        </w:rPr>
         <w:t xml:space="preserve">4.4 K </w:t>
       </w:r>
       <w:proofErr w:type="spellStart"/>
       <w:r>
+        <w:rPr>
+          <w:b w:val="0"/>
+          <w:bCs w:val="0"/>
+        </w:rPr>
         <w:t>najbližih</w:t>
       </w:r>
       <w:proofErr w:type="spellEnd"/>
       <w:r>
-        <w:t xml:space="preserve"> </w:t>
-      </w:r>
-      <w:proofErr w:type="spellStart"/>
-      <w:r>
+        <w:rPr>
+          <w:b w:val="0"/>
+          <w:bCs w:val="0"/>
+        </w:rPr>
+        <w:t xml:space="preserve"> </w:t>
+      </w:r>
+      <w:proofErr w:type="spellStart"/>
+      <w:r>
+        <w:rPr>
+          <w:b w:val="0"/>
+          <w:bCs w:val="0"/>
+        </w:rPr>
         <w:t>susjeda</w:t>
       </w:r>
       <w:proofErr w:type="spellEnd"/>
       <w:r>
+        <w:rPr>
+          <w:b w:val="0"/>
+          <w:bCs w:val="0"/>
+        </w:rPr>
         <w:t xml:space="preserve"> (KNN)</w:t>
       </w:r>
     </w:p>
@@ -7321,7 +7252,16 @@
       </w:r>
       <w:proofErr w:type="spellEnd"/>
       <w:r>
-        <w:t xml:space="preserve"> K ∈ {1, …, 20}. Kriva </w:t>
+        <w:t xml:space="preserve"> K </w:t>
+      </w:r>
+      <w:r>
+        <w:rPr>
+          <w:rFonts w:ascii="Cambria Math" w:hAnsi="Cambria Math" w:cs="Cambria Math"/>
+        </w:rPr>
+        <w:t>∈</w:t>
+      </w:r>
+      <w:r>
+        <w:t xml:space="preserve"> {1, …, 20}. Kriva </w:t>
       </w:r>
       <w:proofErr w:type="spellStart"/>
       <w:r>
@@ -7353,27 +7293,7 @@
       </w:r>
       <w:proofErr w:type="spellEnd"/>
       <w:r>
-        <w:t xml:space="preserve"> </w:t>
-      </w:r>
-      <w:r>
-        <w:rPr>
-          <w:b/>
-          <w:bCs/>
-        </w:rPr>
-        <w:t>K = 5</w:t>
-      </w:r>
-      <w:r>
-        <w:t xml:space="preserve">, MAE ≈ </w:t>
-      </w:r>
-      <w:r>
-        <w:rPr>
-          <w:b/>
-          <w:bCs/>
-        </w:rPr>
-        <w:t>$123.685</w:t>
-      </w:r>
-      <w:r>
-        <w:t xml:space="preserve">. </w:t>
+        <w:t xml:space="preserve"> K = 5, MAE ≈ $123.685. </w:t>
       </w:r>
     </w:p>
     <w:p>
@@ -7433,21 +7353,41 @@
     <w:p>
       <w:pPr>
         <w:pStyle w:val="Heading2"/>
-      </w:pPr>
-      <w:r>
+        <w:rPr>
+          <w:b w:val="0"/>
+          <w:bCs w:val="0"/>
+        </w:rPr>
+      </w:pPr>
+      <w:r>
+        <w:rPr>
+          <w:b w:val="0"/>
+          <w:bCs w:val="0"/>
+        </w:rPr>
         <w:lastRenderedPageBreak/>
         <w:t xml:space="preserve">4.5 </w:t>
       </w:r>
       <w:proofErr w:type="spellStart"/>
       <w:r>
+        <w:rPr>
+          <w:b w:val="0"/>
+          <w:bCs w:val="0"/>
+        </w:rPr>
         <w:t>Stablo</w:t>
       </w:r>
       <w:proofErr w:type="spellEnd"/>
       <w:r>
-        <w:t xml:space="preserve"> </w:t>
-      </w:r>
-      <w:proofErr w:type="spellStart"/>
-      <w:r>
+        <w:rPr>
+          <w:b w:val="0"/>
+          <w:bCs w:val="0"/>
+        </w:rPr>
+        <w:t xml:space="preserve"> </w:t>
+      </w:r>
+      <w:proofErr w:type="spellStart"/>
+      <w:r>
+        <w:rPr>
+          <w:b w:val="0"/>
+          <w:bCs w:val="0"/>
+        </w:rPr>
         <w:t>odlučivanja</w:t>
       </w:r>
       <w:proofErr w:type="spellEnd"/>
@@ -7471,28 +7411,40 @@
       <w:proofErr w:type="spellStart"/>
       <w:r>
         <w:rPr>
-          <w:rFonts w:ascii="Courier New" w:eastAsia="Courier New" w:hAnsi="Courier New" w:cs="Courier New"/>
+          <w:rFonts w:eastAsia="Courier New"/>
         </w:rPr>
         <w:t>max_depth</w:t>
       </w:r>
       <w:proofErr w:type="spellEnd"/>
       <w:r>
         <w:rPr>
-          <w:rFonts w:ascii="Courier New" w:eastAsia="Courier New" w:hAnsi="Courier New" w:cs="Courier New"/>
-        </w:rPr>
-        <w:t xml:space="preserve"> ∈ {5,7,10,</w:t>
+          <w:rFonts w:eastAsia="Courier New"/>
+        </w:rPr>
+        <w:t xml:space="preserve"> </w:t>
+      </w:r>
+      <w:r>
+        <w:rPr>
+          <w:rFonts w:ascii="Cambria Math" w:eastAsia="Courier New" w:hAnsi="Cambria Math" w:cs="Cambria Math"/>
+        </w:rPr>
+        <w:t>∈</w:t>
+      </w:r>
+      <w:r>
+        <w:rPr>
+          <w:rFonts w:eastAsia="Courier New"/>
+        </w:rPr>
+        <w:t xml:space="preserve"> {5,7,10,</w:t>
       </w:r>
       <w:proofErr w:type="gramStart"/>
       <w:r>
         <w:rPr>
-          <w:rFonts w:ascii="Courier New" w:eastAsia="Courier New" w:hAnsi="Courier New" w:cs="Courier New"/>
+          <w:rFonts w:eastAsia="Courier New"/>
         </w:rPr>
         <w:t>15,None</w:t>
       </w:r>
       <w:proofErr w:type="gramEnd"/>
       <w:r>
         <w:rPr>
-          <w:rFonts w:ascii="Courier New" w:eastAsia="Courier New" w:hAnsi="Courier New" w:cs="Courier New"/>
+          <w:rFonts w:eastAsia="Courier New"/>
         </w:rPr>
         <w:t>}</w:t>
       </w:r>
@@ -7502,16 +7454,28 @@
       <w:proofErr w:type="spellStart"/>
       <w:r>
         <w:rPr>
-          <w:rFonts w:ascii="Courier New" w:eastAsia="Courier New" w:hAnsi="Courier New" w:cs="Courier New"/>
+          <w:rFonts w:eastAsia="Courier New"/>
         </w:rPr>
         <w:t>min_samples_leaf</w:t>
       </w:r>
       <w:proofErr w:type="spellEnd"/>
       <w:r>
         <w:rPr>
-          <w:rFonts w:ascii="Courier New" w:eastAsia="Courier New" w:hAnsi="Courier New" w:cs="Courier New"/>
-        </w:rPr>
-        <w:t xml:space="preserve"> ∈ {1,5,10,20}</w:t>
+          <w:rFonts w:eastAsia="Courier New"/>
+        </w:rPr>
+        <w:t xml:space="preserve"> </w:t>
+      </w:r>
+      <w:r>
+        <w:rPr>
+          <w:rFonts w:ascii="Cambria Math" w:eastAsia="Courier New" w:hAnsi="Cambria Math" w:cs="Cambria Math"/>
+        </w:rPr>
+        <w:t>∈</w:t>
+      </w:r>
+      <w:r>
+        <w:rPr>
+          <w:rFonts w:eastAsia="Courier New"/>
+        </w:rPr>
+        <w:t xml:space="preserve"> {1,5,10,20}</w:t>
       </w:r>
       <w:r>
         <w:t xml:space="preserve">. Optimum: </w:t>
@@ -7519,18 +7483,14 @@
       <w:proofErr w:type="spellStart"/>
       <w:r>
         <w:rPr>
-          <w:rFonts w:ascii="Courier New" w:eastAsia="Courier New" w:hAnsi="Courier New" w:cs="Courier New"/>
-          <w:b/>
-          <w:bCs/>
+          <w:rFonts w:eastAsia="Courier New"/>
         </w:rPr>
         <w:t>max_depth</w:t>
       </w:r>
       <w:proofErr w:type="spellEnd"/>
       <w:r>
         <w:rPr>
-          <w:rFonts w:ascii="Courier New" w:eastAsia="Courier New" w:hAnsi="Courier New" w:cs="Courier New"/>
-          <w:b/>
-          <w:bCs/>
+          <w:rFonts w:eastAsia="Courier New"/>
         </w:rPr>
         <w:t>=10</w:t>
       </w:r>
@@ -7540,33 +7500,19 @@
       <w:proofErr w:type="spellStart"/>
       <w:r>
         <w:rPr>
-          <w:rFonts w:ascii="Courier New" w:eastAsia="Courier New" w:hAnsi="Courier New" w:cs="Courier New"/>
-          <w:b/>
-          <w:bCs/>
+          <w:rFonts w:eastAsia="Courier New"/>
         </w:rPr>
         <w:t>min_samples_leaf</w:t>
       </w:r>
       <w:proofErr w:type="spellEnd"/>
       <w:r>
         <w:rPr>
-          <w:rFonts w:ascii="Courier New" w:eastAsia="Courier New" w:hAnsi="Courier New" w:cs="Courier New"/>
-          <w:b/>
-          <w:bCs/>
+          <w:rFonts w:eastAsia="Courier New"/>
         </w:rPr>
         <w:t>=1</w:t>
       </w:r>
       <w:r>
-        <w:t xml:space="preserve"> — MAE ≈ </w:t>
-      </w:r>
-      <w:r>
-        <w:rPr>
-          <w:b/>
-          <w:bCs/>
-        </w:rPr>
-        <w:t>$124.918</w:t>
-      </w:r>
-      <w:r>
-        <w:t xml:space="preserve">. </w:t>
+        <w:t xml:space="preserve"> — MAE ≈ $124.918. </w:t>
       </w:r>
     </w:p>
     <w:p>
@@ -7577,8 +7523,16 @@
     <w:p>
       <w:pPr>
         <w:pStyle w:val="Heading2"/>
-      </w:pPr>
-      <w:r>
+        <w:rPr>
+          <w:b w:val="0"/>
+          <w:bCs w:val="0"/>
+        </w:rPr>
+      </w:pPr>
+      <w:r>
+        <w:rPr>
+          <w:b w:val="0"/>
+          <w:bCs w:val="0"/>
+        </w:rPr>
         <w:t>4.6 Random Forest</w:t>
       </w:r>
     </w:p>
@@ -7598,16 +7552,28 @@
       <w:proofErr w:type="spellStart"/>
       <w:r>
         <w:rPr>
-          <w:rFonts w:ascii="Courier New" w:eastAsia="Courier New" w:hAnsi="Courier New" w:cs="Courier New"/>
+          <w:rFonts w:eastAsia="Courier New"/>
         </w:rPr>
         <w:t>n_estimators</w:t>
       </w:r>
       <w:proofErr w:type="spellEnd"/>
       <w:r>
         <w:rPr>
-          <w:rFonts w:ascii="Courier New" w:eastAsia="Courier New" w:hAnsi="Courier New" w:cs="Courier New"/>
-        </w:rPr>
-        <w:t xml:space="preserve"> ∈ {100,200}</w:t>
+          <w:rFonts w:eastAsia="Courier New"/>
+        </w:rPr>
+        <w:t xml:space="preserve"> </w:t>
+      </w:r>
+      <w:r>
+        <w:rPr>
+          <w:rFonts w:ascii="Cambria Math" w:eastAsia="Courier New" w:hAnsi="Cambria Math" w:cs="Cambria Math"/>
+        </w:rPr>
+        <w:t>∈</w:t>
+      </w:r>
+      <w:r>
+        <w:rPr>
+          <w:rFonts w:eastAsia="Courier New"/>
+        </w:rPr>
+        <w:t xml:space="preserve"> {100,200}</w:t>
       </w:r>
       <w:r>
         <w:t xml:space="preserve">, </w:t>
@@ -7615,16 +7581,28 @@
       <w:proofErr w:type="spellStart"/>
       <w:r>
         <w:rPr>
-          <w:rFonts w:ascii="Courier New" w:eastAsia="Courier New" w:hAnsi="Courier New" w:cs="Courier New"/>
+          <w:rFonts w:eastAsia="Courier New"/>
         </w:rPr>
         <w:t>max_features</w:t>
       </w:r>
       <w:proofErr w:type="spellEnd"/>
       <w:r>
         <w:rPr>
-          <w:rFonts w:ascii="Courier New" w:eastAsia="Courier New" w:hAnsi="Courier New" w:cs="Courier New"/>
-        </w:rPr>
-        <w:t xml:space="preserve"> ∈ {'sqrt',0.5}</w:t>
+          <w:rFonts w:eastAsia="Courier New"/>
+        </w:rPr>
+        <w:t xml:space="preserve"> </w:t>
+      </w:r>
+      <w:r>
+        <w:rPr>
+          <w:rFonts w:ascii="Cambria Math" w:eastAsia="Courier New" w:hAnsi="Cambria Math" w:cs="Cambria Math"/>
+        </w:rPr>
+        <w:t>∈</w:t>
+      </w:r>
+      <w:r>
+        <w:rPr>
+          <w:rFonts w:eastAsia="Courier New"/>
+        </w:rPr>
+        <w:t xml:space="preserve"> {'sqrt',0.5}</w:t>
       </w:r>
       <w:r>
         <w:t xml:space="preserve">. Optimum: </w:t>
@@ -7632,18 +7610,14 @@
       <w:proofErr w:type="spellStart"/>
       <w:r>
         <w:rPr>
-          <w:rFonts w:ascii="Courier New" w:eastAsia="Courier New" w:hAnsi="Courier New" w:cs="Courier New"/>
-          <w:b/>
-          <w:bCs/>
+          <w:rFonts w:eastAsia="Courier New"/>
         </w:rPr>
         <w:t>n_estimators</w:t>
       </w:r>
       <w:proofErr w:type="spellEnd"/>
       <w:r>
         <w:rPr>
-          <w:rFonts w:ascii="Courier New" w:eastAsia="Courier New" w:hAnsi="Courier New" w:cs="Courier New"/>
-          <w:b/>
-          <w:bCs/>
+          <w:rFonts w:eastAsia="Courier New"/>
         </w:rPr>
         <w:t>=200</w:t>
       </w:r>
@@ -7653,37 +7627,34 @@
       <w:proofErr w:type="spellStart"/>
       <w:r>
         <w:rPr>
-          <w:rFonts w:ascii="Courier New" w:eastAsia="Courier New" w:hAnsi="Courier New" w:cs="Courier New"/>
-          <w:b/>
-          <w:bCs/>
+          <w:rFonts w:eastAsia="Courier New"/>
         </w:rPr>
         <w:t>max_features</w:t>
       </w:r>
       <w:proofErr w:type="spellEnd"/>
       <w:r>
         <w:rPr>
-          <w:rFonts w:ascii="Courier New" w:eastAsia="Courier New" w:hAnsi="Courier New" w:cs="Courier New"/>
-          <w:b/>
-          <w:bCs/>
+          <w:rFonts w:eastAsia="Courier New"/>
         </w:rPr>
         <w:t>=0.5</w:t>
       </w:r>
       <w:r>
-        <w:t xml:space="preserve"> — MAE ≈ </w:t>
-      </w:r>
-      <w:r>
-        <w:rPr>
-          <w:b/>
-          <w:bCs/>
-        </w:rPr>
-        <w:t>$102.746</w:t>
+        <w:t xml:space="preserve"> — MAE ≈ $102.746</w:t>
       </w:r>
     </w:p>
     <w:p>
       <w:pPr>
         <w:pStyle w:val="Heading2"/>
-      </w:pPr>
-      <w:r>
+        <w:rPr>
+          <w:b w:val="0"/>
+          <w:bCs w:val="0"/>
+        </w:rPr>
+      </w:pPr>
+      <w:r>
+        <w:rPr>
+          <w:b w:val="0"/>
+          <w:bCs w:val="0"/>
+        </w:rPr>
         <w:t>4.7 Gradient Boosting</w:t>
       </w:r>
     </w:p>
@@ -7703,16 +7674,28 @@
       <w:proofErr w:type="spellStart"/>
       <w:r>
         <w:rPr>
-          <w:rFonts w:ascii="Courier New" w:eastAsia="Courier New" w:hAnsi="Courier New" w:cs="Courier New"/>
+          <w:rFonts w:eastAsia="Courier New"/>
         </w:rPr>
         <w:t>learning_rate</w:t>
       </w:r>
       <w:proofErr w:type="spellEnd"/>
       <w:r>
         <w:rPr>
-          <w:rFonts w:ascii="Courier New" w:eastAsia="Courier New" w:hAnsi="Courier New" w:cs="Courier New"/>
-        </w:rPr>
-        <w:t xml:space="preserve"> ∈ {0.05,0.1}</w:t>
+          <w:rFonts w:eastAsia="Courier New"/>
+        </w:rPr>
+        <w:t xml:space="preserve"> </w:t>
+      </w:r>
+      <w:r>
+        <w:rPr>
+          <w:rFonts w:ascii="Cambria Math" w:eastAsia="Courier New" w:hAnsi="Cambria Math" w:cs="Cambria Math"/>
+        </w:rPr>
+        <w:t>∈</w:t>
+      </w:r>
+      <w:r>
+        <w:rPr>
+          <w:rFonts w:eastAsia="Courier New"/>
+        </w:rPr>
+        <w:t xml:space="preserve"> {0.05,0.1}</w:t>
       </w:r>
       <w:r>
         <w:t xml:space="preserve">, </w:t>
@@ -7720,16 +7703,28 @@
       <w:proofErr w:type="spellStart"/>
       <w:r>
         <w:rPr>
-          <w:rFonts w:ascii="Courier New" w:eastAsia="Courier New" w:hAnsi="Courier New" w:cs="Courier New"/>
+          <w:rFonts w:eastAsia="Courier New"/>
         </w:rPr>
         <w:t>n_estimators</w:t>
       </w:r>
       <w:proofErr w:type="spellEnd"/>
       <w:r>
         <w:rPr>
-          <w:rFonts w:ascii="Courier New" w:eastAsia="Courier New" w:hAnsi="Courier New" w:cs="Courier New"/>
-        </w:rPr>
-        <w:t xml:space="preserve"> ∈ {200,400}</w:t>
+          <w:rFonts w:eastAsia="Courier New"/>
+        </w:rPr>
+        <w:t xml:space="preserve"> </w:t>
+      </w:r>
+      <w:r>
+        <w:rPr>
+          <w:rFonts w:ascii="Cambria Math" w:eastAsia="Courier New" w:hAnsi="Cambria Math" w:cs="Cambria Math"/>
+        </w:rPr>
+        <w:t>∈</w:t>
+      </w:r>
+      <w:r>
+        <w:rPr>
+          <w:rFonts w:eastAsia="Courier New"/>
+        </w:rPr>
+        <w:t xml:space="preserve"> {200,400}</w:t>
       </w:r>
       <w:r>
         <w:t xml:space="preserve">. Optimum: </w:t>
@@ -7737,18 +7732,14 @@
       <w:proofErr w:type="spellStart"/>
       <w:r>
         <w:rPr>
-          <w:rFonts w:ascii="Courier New" w:eastAsia="Courier New" w:hAnsi="Courier New" w:cs="Courier New"/>
-          <w:b/>
-          <w:bCs/>
+          <w:rFonts w:eastAsia="Courier New"/>
         </w:rPr>
         <w:t>learning_rate</w:t>
       </w:r>
       <w:proofErr w:type="spellEnd"/>
       <w:r>
         <w:rPr>
-          <w:rFonts w:ascii="Courier New" w:eastAsia="Courier New" w:hAnsi="Courier New" w:cs="Courier New"/>
-          <w:b/>
-          <w:bCs/>
+          <w:rFonts w:eastAsia="Courier New"/>
         </w:rPr>
         <w:t>=0.1</w:t>
       </w:r>
@@ -7758,33 +7749,19 @@
       <w:proofErr w:type="spellStart"/>
       <w:r>
         <w:rPr>
-          <w:rFonts w:ascii="Courier New" w:eastAsia="Courier New" w:hAnsi="Courier New" w:cs="Courier New"/>
-          <w:b/>
-          <w:bCs/>
+          <w:rFonts w:eastAsia="Courier New"/>
         </w:rPr>
         <w:t>n_estimators</w:t>
       </w:r>
       <w:proofErr w:type="spellEnd"/>
       <w:r>
         <w:rPr>
-          <w:rFonts w:ascii="Courier New" w:eastAsia="Courier New" w:hAnsi="Courier New" w:cs="Courier New"/>
-          <w:b/>
-          <w:bCs/>
+          <w:rFonts w:eastAsia="Courier New"/>
         </w:rPr>
         <w:t>=400</w:t>
       </w:r>
       <w:r>
-        <w:t xml:space="preserve"> — MAE ≈ </w:t>
-      </w:r>
-      <w:r>
-        <w:rPr>
-          <w:b/>
-          <w:bCs/>
-        </w:rPr>
-        <w:t>$90.984</w:t>
-      </w:r>
-      <w:r>
-        <w:t>, R²(log) = 0.815.</w:t>
+        <w:t xml:space="preserve"> — MAE ≈ $90.984, R²(log) = 0.815.</w:t>
       </w:r>
     </w:p>
     <w:p>
@@ -7800,29 +7777,57 @@
     <w:p>
       <w:pPr>
         <w:pStyle w:val="Heading1"/>
-      </w:pPr>
-      <w:r>
+        <w:rPr>
+          <w:b w:val="0"/>
+          <w:bCs w:val="0"/>
+        </w:rPr>
+      </w:pPr>
+      <w:r>
+        <w:rPr>
+          <w:b w:val="0"/>
+          <w:bCs w:val="0"/>
+        </w:rPr>
         <w:lastRenderedPageBreak/>
         <w:t xml:space="preserve">5. </w:t>
       </w:r>
       <w:proofErr w:type="spellStart"/>
       <w:r>
+        <w:rPr>
+          <w:b w:val="0"/>
+          <w:bCs w:val="0"/>
+        </w:rPr>
         <w:t>Metrike</w:t>
       </w:r>
       <w:proofErr w:type="spellEnd"/>
       <w:r>
-        <w:t xml:space="preserve"> </w:t>
-      </w:r>
-      <w:proofErr w:type="spellStart"/>
-      <w:r>
+        <w:rPr>
+          <w:b w:val="0"/>
+          <w:bCs w:val="0"/>
+        </w:rPr>
+        <w:t xml:space="preserve"> </w:t>
+      </w:r>
+      <w:proofErr w:type="spellStart"/>
+      <w:r>
+        <w:rPr>
+          <w:b w:val="0"/>
+          <w:bCs w:val="0"/>
+        </w:rPr>
         <w:t>i</w:t>
       </w:r>
       <w:proofErr w:type="spellEnd"/>
       <w:r>
-        <w:t xml:space="preserve"> </w:t>
-      </w:r>
-      <w:proofErr w:type="spellStart"/>
-      <w:r>
+        <w:rPr>
+          <w:b w:val="0"/>
+          <w:bCs w:val="0"/>
+        </w:rPr>
+        <w:t xml:space="preserve"> </w:t>
+      </w:r>
+      <w:proofErr w:type="spellStart"/>
+      <w:r>
+        <w:rPr>
+          <w:b w:val="0"/>
+          <w:bCs w:val="0"/>
+        </w:rPr>
         <w:t>rezultati</w:t>
       </w:r>
       <w:proofErr w:type="spellEnd"/>
@@ -7855,20 +7860,12 @@
       </w:r>
       <w:proofErr w:type="gramStart"/>
       <w:r>
-        <w:rPr>
-          <w:b/>
-          <w:bCs/>
-        </w:rPr>
         <w:t>MAE</w:t>
       </w:r>
       <w:r>
         <w:t>,</w:t>
       </w:r>
       <w:r>
-        <w:rPr>
-          <w:b/>
-          <w:bCs/>
-        </w:rPr>
         <w:t>RMSE</w:t>
       </w:r>
       <w:proofErr w:type="gramEnd"/>
@@ -7876,20 +7873,9 @@
         <w:t>,</w:t>
       </w:r>
       <w:r>
-        <w:t xml:space="preserve"> </w:t>
-      </w:r>
-      <w:r>
-        <w:rPr>
-          <w:b/>
-          <w:bCs/>
-        </w:rPr>
-        <w:t>R²(log</w:t>
-      </w:r>
-      <w:r>
-        <w:rPr>
-          <w:b/>
-          <w:bCs/>
-        </w:rPr>
+        <w:t xml:space="preserve"> R²(log</w:t>
+      </w:r>
+      <w:r>
         <w:t>)</w:t>
       </w:r>
     </w:p>
@@ -7901,44 +7887,88 @@
     <w:p>
       <w:pPr>
         <w:pStyle w:val="Heading2"/>
-      </w:pPr>
-      <w:r>
+        <w:rPr>
+          <w:b w:val="0"/>
+          <w:bCs w:val="0"/>
+        </w:rPr>
+      </w:pPr>
+      <w:r>
+        <w:rPr>
+          <w:b w:val="0"/>
+          <w:bCs w:val="0"/>
+        </w:rPr>
         <w:t xml:space="preserve">5.1 </w:t>
       </w:r>
       <w:proofErr w:type="spellStart"/>
       <w:r>
+        <w:rPr>
+          <w:b w:val="0"/>
+          <w:bCs w:val="0"/>
+        </w:rPr>
         <w:t>Poređenje</w:t>
       </w:r>
       <w:proofErr w:type="spellEnd"/>
       <w:r>
-        <w:t xml:space="preserve"> </w:t>
-      </w:r>
-      <w:proofErr w:type="spellStart"/>
-      <w:r>
+        <w:rPr>
+          <w:b w:val="0"/>
+          <w:bCs w:val="0"/>
+        </w:rPr>
+        <w:t xml:space="preserve"> </w:t>
+      </w:r>
+      <w:proofErr w:type="spellStart"/>
+      <w:r>
+        <w:rPr>
+          <w:b w:val="0"/>
+          <w:bCs w:val="0"/>
+        </w:rPr>
         <w:t>modela</w:t>
       </w:r>
       <w:proofErr w:type="spellEnd"/>
       <w:r>
-        <w:t xml:space="preserve"> </w:t>
-      </w:r>
-      <w:proofErr w:type="spellStart"/>
-      <w:r>
+        <w:rPr>
+          <w:b w:val="0"/>
+          <w:bCs w:val="0"/>
+        </w:rPr>
+        <w:t xml:space="preserve"> </w:t>
+      </w:r>
+      <w:proofErr w:type="spellStart"/>
+      <w:r>
+        <w:rPr>
+          <w:b w:val="0"/>
+          <w:bCs w:val="0"/>
+        </w:rPr>
         <w:t>na</w:t>
       </w:r>
       <w:proofErr w:type="spellEnd"/>
       <w:r>
-        <w:t xml:space="preserve"> </w:t>
-      </w:r>
-      <w:proofErr w:type="spellStart"/>
-      <w:r>
+        <w:rPr>
+          <w:b w:val="0"/>
+          <w:bCs w:val="0"/>
+        </w:rPr>
+        <w:t xml:space="preserve"> </w:t>
+      </w:r>
+      <w:proofErr w:type="spellStart"/>
+      <w:r>
+        <w:rPr>
+          <w:b w:val="0"/>
+          <w:bCs w:val="0"/>
+        </w:rPr>
         <w:t>validacionom</w:t>
       </w:r>
       <w:proofErr w:type="spellEnd"/>
       <w:r>
-        <w:t xml:space="preserve"> </w:t>
-      </w:r>
-      <w:proofErr w:type="spellStart"/>
-      <w:r>
+        <w:rPr>
+          <w:b w:val="0"/>
+          <w:bCs w:val="0"/>
+        </w:rPr>
+        <w:t xml:space="preserve"> </w:t>
+      </w:r>
+      <w:proofErr w:type="spellStart"/>
+      <w:r>
+        <w:rPr>
+          <w:b w:val="0"/>
+          <w:bCs w:val="0"/>
+        </w:rPr>
         <w:t>skupu</w:t>
       </w:r>
       <w:proofErr w:type="spellEnd"/>
@@ -7968,12 +7998,6 @@
         <w:gridCol w:w="1100"/>
       </w:tblGrid>
       <w:tr>
-        <w:tblPrEx>
-          <w:tblCellMar>
-            <w:top w:w="0" w:type="dxa"/>
-            <w:bottom w:w="0" w:type="dxa"/>
-          </w:tblCellMar>
-        </w:tblPrEx>
         <w:tc>
           <w:tcPr>
             <w:tcW w:w="3200" w:type="dxa"/>
@@ -7997,8 +8021,6 @@
             </w:pPr>
             <w:r>
               <w:rPr>
-                <w:b/>
-                <w:bCs/>
                 <w:sz w:val="19"/>
                 <w:szCs w:val="19"/>
               </w:rPr>
@@ -8029,8 +8051,6 @@
             </w:pPr>
             <w:r>
               <w:rPr>
-                <w:b/>
-                <w:bCs/>
                 <w:sz w:val="19"/>
                 <w:szCs w:val="19"/>
               </w:rPr>
@@ -8061,8 +8081,6 @@
             </w:pPr>
             <w:r>
               <w:rPr>
-                <w:b/>
-                <w:bCs/>
                 <w:sz w:val="19"/>
                 <w:szCs w:val="19"/>
               </w:rPr>
@@ -8093,8 +8111,6 @@
             </w:pPr>
             <w:r>
               <w:rPr>
-                <w:b/>
-                <w:bCs/>
                 <w:sz w:val="19"/>
                 <w:szCs w:val="19"/>
               </w:rPr>
@@ -8125,8 +8141,6 @@
             </w:pPr>
             <w:r>
               <w:rPr>
-                <w:b/>
-                <w:bCs/>
                 <w:sz w:val="19"/>
                 <w:szCs w:val="19"/>
               </w:rPr>
@@ -8136,12 +8150,6 @@
         </w:tc>
       </w:tr>
       <w:tr>
-        <w:tblPrEx>
-          <w:tblCellMar>
-            <w:top w:w="0" w:type="dxa"/>
-            <w:bottom w:w="0" w:type="dxa"/>
-          </w:tblCellMar>
-        </w:tblPrEx>
         <w:tc>
           <w:tcPr>
             <w:tcW w:w="3200" w:type="dxa"/>
@@ -8310,12 +8318,6 @@
         </w:tc>
       </w:tr>
       <w:tr>
-        <w:tblPrEx>
-          <w:tblCellMar>
-            <w:top w:w="0" w:type="dxa"/>
-            <w:bottom w:w="0" w:type="dxa"/>
-          </w:tblCellMar>
-        </w:tblPrEx>
         <w:tc>
           <w:tcPr>
             <w:tcW w:w="3200" w:type="dxa"/>
@@ -8486,12 +8488,6 @@
         </w:tc>
       </w:tr>
       <w:tr>
-        <w:tblPrEx>
-          <w:tblCellMar>
-            <w:top w:w="0" w:type="dxa"/>
-            <w:bottom w:w="0" w:type="dxa"/>
-          </w:tblCellMar>
-        </w:tblPrEx>
         <w:tc>
           <w:tcPr>
             <w:tcW w:w="3200" w:type="dxa"/>
@@ -8644,12 +8640,6 @@
         </w:tc>
       </w:tr>
       <w:tr>
-        <w:tblPrEx>
-          <w:tblCellMar>
-            <w:top w:w="0" w:type="dxa"/>
-            <w:bottom w:w="0" w:type="dxa"/>
-          </w:tblCellMar>
-        </w:tblPrEx>
         <w:tc>
           <w:tcPr>
             <w:tcW w:w="3200" w:type="dxa"/>
@@ -8802,12 +8792,6 @@
         </w:tc>
       </w:tr>
       <w:tr>
-        <w:tblPrEx>
-          <w:tblCellMar>
-            <w:top w:w="0" w:type="dxa"/>
-            <w:bottom w:w="0" w:type="dxa"/>
-          </w:tblCellMar>
-        </w:tblPrEx>
         <w:tc>
           <w:tcPr>
             <w:tcW w:w="3200" w:type="dxa"/>
@@ -8960,12 +8944,6 @@
         </w:tc>
       </w:tr>
       <w:tr>
-        <w:tblPrEx>
-          <w:tblCellMar>
-            <w:top w:w="0" w:type="dxa"/>
-            <w:bottom w:w="0" w:type="dxa"/>
-          </w:tblCellMar>
-        </w:tblPrEx>
         <w:tc>
           <w:tcPr>
             <w:tcW w:w="3200" w:type="dxa"/>
@@ -9118,12 +9096,6 @@
         </w:tc>
       </w:tr>
       <w:tr>
-        <w:tblPrEx>
-          <w:tblCellMar>
-            <w:top w:w="0" w:type="dxa"/>
-            <w:bottom w:w="0" w:type="dxa"/>
-          </w:tblCellMar>
-        </w:tblPrEx>
         <w:tc>
           <w:tcPr>
             <w:tcW w:w="3200" w:type="dxa"/>
@@ -9276,12 +9248,6 @@
         </w:tc>
       </w:tr>
       <w:tr>
-        <w:tblPrEx>
-          <w:tblCellMar>
-            <w:top w:w="0" w:type="dxa"/>
-            <w:bottom w:w="0" w:type="dxa"/>
-          </w:tblCellMar>
-        </w:tblPrEx>
         <w:tc>
           <w:tcPr>
             <w:tcW w:w="3200" w:type="dxa"/>
@@ -9305,8 +9271,6 @@
             </w:pPr>
             <w:r>
               <w:rPr>
-                <w:b/>
-                <w:bCs/>
                 <w:sz w:val="19"/>
                 <w:szCs w:val="19"/>
               </w:rPr>
@@ -9315,8 +9279,6 @@
             <w:proofErr w:type="spellStart"/>
             <w:r>
               <w:rPr>
-                <w:b/>
-                <w:bCs/>
                 <w:sz w:val="19"/>
                 <w:szCs w:val="19"/>
               </w:rPr>
@@ -9325,8 +9287,6 @@
             <w:proofErr w:type="spellEnd"/>
             <w:r>
               <w:rPr>
-                <w:b/>
-                <w:bCs/>
                 <w:sz w:val="19"/>
                 <w:szCs w:val="19"/>
               </w:rPr>
@@ -9357,8 +9317,6 @@
             </w:pPr>
             <w:r>
               <w:rPr>
-                <w:b/>
-                <w:bCs/>
                 <w:sz w:val="19"/>
                 <w:szCs w:val="19"/>
               </w:rPr>
@@ -9389,8 +9347,6 @@
             </w:pPr>
             <w:r>
               <w:rPr>
-                <w:b/>
-                <w:bCs/>
                 <w:sz w:val="19"/>
                 <w:szCs w:val="19"/>
               </w:rPr>
@@ -9421,8 +9377,6 @@
             </w:pPr>
             <w:r>
               <w:rPr>
-                <w:b/>
-                <w:bCs/>
                 <w:sz w:val="19"/>
                 <w:szCs w:val="19"/>
               </w:rPr>
@@ -9453,8 +9407,6 @@
             </w:pPr>
             <w:r>
               <w:rPr>
-                <w:b/>
-                <w:bCs/>
                 <w:sz w:val="19"/>
                 <w:szCs w:val="19"/>
               </w:rPr>
@@ -9521,36 +9473,72 @@
     <w:p>
       <w:pPr>
         <w:pStyle w:val="Heading2"/>
-      </w:pPr>
-      <w:r>
+        <w:rPr>
+          <w:b w:val="0"/>
+          <w:bCs w:val="0"/>
+        </w:rPr>
+      </w:pPr>
+      <w:r>
+        <w:rPr>
+          <w:b w:val="0"/>
+          <w:bCs w:val="0"/>
+        </w:rPr>
         <w:t xml:space="preserve">5.2 </w:t>
       </w:r>
       <w:proofErr w:type="spellStart"/>
       <w:r>
+        <w:rPr>
+          <w:b w:val="0"/>
+          <w:bCs w:val="0"/>
+        </w:rPr>
         <w:t>Finalna</w:t>
       </w:r>
       <w:proofErr w:type="spellEnd"/>
       <w:r>
-        <w:t xml:space="preserve"> </w:t>
-      </w:r>
-      <w:proofErr w:type="spellStart"/>
-      <w:r>
+        <w:rPr>
+          <w:b w:val="0"/>
+          <w:bCs w:val="0"/>
+        </w:rPr>
+        <w:t xml:space="preserve"> </w:t>
+      </w:r>
+      <w:proofErr w:type="spellStart"/>
+      <w:r>
+        <w:rPr>
+          <w:b w:val="0"/>
+          <w:bCs w:val="0"/>
+        </w:rPr>
         <w:t>evaluacija</w:t>
       </w:r>
       <w:proofErr w:type="spellEnd"/>
       <w:r>
-        <w:t xml:space="preserve"> </w:t>
-      </w:r>
-      <w:proofErr w:type="spellStart"/>
-      <w:r>
+        <w:rPr>
+          <w:b w:val="0"/>
+          <w:bCs w:val="0"/>
+        </w:rPr>
+        <w:t xml:space="preserve"> </w:t>
+      </w:r>
+      <w:proofErr w:type="spellStart"/>
+      <w:r>
+        <w:rPr>
+          <w:b w:val="0"/>
+          <w:bCs w:val="0"/>
+        </w:rPr>
         <w:t>na</w:t>
       </w:r>
       <w:proofErr w:type="spellEnd"/>
       <w:r>
+        <w:rPr>
+          <w:b w:val="0"/>
+          <w:bCs w:val="0"/>
+        </w:rPr>
         <w:t xml:space="preserve"> test </w:t>
       </w:r>
       <w:proofErr w:type="spellStart"/>
       <w:r>
+        <w:rPr>
+          <w:b w:val="0"/>
+          <w:bCs w:val="0"/>
+        </w:rPr>
         <w:t>skupu</w:t>
       </w:r>
       <w:proofErr w:type="spellEnd"/>
@@ -9606,10 +9594,6 @@
         <w:spacing w:after="80"/>
       </w:pPr>
       <w:r>
-        <w:rPr>
-          <w:b/>
-          <w:bCs/>
-        </w:rPr>
         <w:t>MAE: $99.786</w:t>
       </w:r>
     </w:p>
@@ -9623,10 +9607,6 @@
         <w:spacing w:after="80"/>
       </w:pPr>
       <w:r>
-        <w:rPr>
-          <w:b/>
-          <w:bCs/>
-        </w:rPr>
         <w:t>RMSE: $201.309</w:t>
       </w:r>
     </w:p>
@@ -9640,10 +9620,6 @@
         <w:spacing w:after="80"/>
       </w:pPr>
       <w:r>
-        <w:rPr>
-          <w:b/>
-          <w:bCs/>
-        </w:rPr>
         <w:t>R²(log): 0.7438</w:t>
       </w:r>
     </w:p>
@@ -9657,26 +9633,14 @@
         <w:spacing w:after="80"/>
       </w:pPr>
       <w:r>
-        <w:rPr>
-          <w:b/>
-          <w:bCs/>
-        </w:rPr>
         <w:t>R</w:t>
       </w:r>
       <w:proofErr w:type="gramStart"/>
       <w:r>
-        <w:rPr>
-          <w:b/>
-          <w:bCs/>
-        </w:rPr>
         <w:t>²(</w:t>
       </w:r>
       <w:proofErr w:type="gramEnd"/>
       <w:r>
-        <w:rPr>
-          <w:b/>
-          <w:bCs/>
-        </w:rPr>
         <w:t>$): 0.6997</w:t>
       </w:r>
     </w:p>
@@ -9768,21 +9732,41 @@
     <w:p>
       <w:pPr>
         <w:pStyle w:val="Heading1"/>
-      </w:pPr>
-      <w:r>
+        <w:rPr>
+          <w:b w:val="0"/>
+          <w:bCs w:val="0"/>
+        </w:rPr>
+      </w:pPr>
+      <w:r>
+        <w:rPr>
+          <w:b w:val="0"/>
+          <w:bCs w:val="0"/>
+        </w:rPr>
         <w:lastRenderedPageBreak/>
         <w:t xml:space="preserve">6. </w:t>
       </w:r>
       <w:proofErr w:type="spellStart"/>
       <w:r>
+        <w:rPr>
+          <w:b w:val="0"/>
+          <w:bCs w:val="0"/>
+        </w:rPr>
         <w:t>Najznačajniji</w:t>
       </w:r>
       <w:proofErr w:type="spellEnd"/>
       <w:r>
-        <w:t xml:space="preserve"> </w:t>
-      </w:r>
-      <w:proofErr w:type="spellStart"/>
-      <w:r>
+        <w:rPr>
+          <w:b w:val="0"/>
+          <w:bCs w:val="0"/>
+        </w:rPr>
+        <w:t xml:space="preserve"> </w:t>
+      </w:r>
+      <w:proofErr w:type="spellStart"/>
+      <w:r>
+        <w:rPr>
+          <w:b w:val="0"/>
+          <w:bCs w:val="0"/>
+        </w:rPr>
         <w:t>atributi</w:t>
       </w:r>
       <w:proofErr w:type="spellEnd"/>
@@ -9899,28 +9883,56 @@
     <w:p>
       <w:pPr>
         <w:pStyle w:val="Heading2"/>
-      </w:pPr>
-      <w:r>
+        <w:rPr>
+          <w:b w:val="0"/>
+          <w:bCs w:val="0"/>
+        </w:rPr>
+      </w:pPr>
+      <w:r>
+        <w:rPr>
+          <w:b w:val="0"/>
+          <w:bCs w:val="0"/>
+        </w:rPr>
         <w:t xml:space="preserve">6.1 </w:t>
       </w:r>
       <w:proofErr w:type="spellStart"/>
       <w:r>
+        <w:rPr>
+          <w:b w:val="0"/>
+          <w:bCs w:val="0"/>
+        </w:rPr>
         <w:t>Koeficijenti</w:t>
       </w:r>
       <w:proofErr w:type="spellEnd"/>
       <w:r>
-        <w:t xml:space="preserve"> </w:t>
-      </w:r>
-      <w:proofErr w:type="spellStart"/>
-      <w:r>
+        <w:rPr>
+          <w:b w:val="0"/>
+          <w:bCs w:val="0"/>
+        </w:rPr>
+        <w:t xml:space="preserve"> </w:t>
+      </w:r>
+      <w:proofErr w:type="spellStart"/>
+      <w:r>
+        <w:rPr>
+          <w:b w:val="0"/>
+          <w:bCs w:val="0"/>
+        </w:rPr>
         <w:t>linearne</w:t>
       </w:r>
       <w:proofErr w:type="spellEnd"/>
       <w:r>
-        <w:t xml:space="preserve"> </w:t>
-      </w:r>
-      <w:proofErr w:type="spellStart"/>
-      <w:r>
+        <w:rPr>
+          <w:b w:val="0"/>
+          <w:bCs w:val="0"/>
+        </w:rPr>
+        <w:t xml:space="preserve"> </w:t>
+      </w:r>
+      <w:proofErr w:type="spellStart"/>
+      <w:r>
+        <w:rPr>
+          <w:b w:val="0"/>
+          <w:bCs w:val="0"/>
+        </w:rPr>
         <w:t>regresije</w:t>
       </w:r>
       <w:proofErr w:type="spellEnd"/>
@@ -10074,8 +10086,16 @@
     <w:p>
       <w:pPr>
         <w:pStyle w:val="Heading2"/>
-      </w:pPr>
-      <w:r>
+        <w:rPr>
+          <w:b w:val="0"/>
+          <w:bCs w:val="0"/>
+        </w:rPr>
+      </w:pPr>
+      <w:r>
+        <w:rPr>
+          <w:b w:val="0"/>
+          <w:bCs w:val="0"/>
+        </w:rPr>
         <w:t>6.2 Permutation importance — Ridge</w:t>
       </w:r>
     </w:p>
@@ -10087,7 +10107,7 @@
       <w:proofErr w:type="spellStart"/>
       <w:r>
         <w:rPr>
-          <w:rFonts w:ascii="Courier New" w:eastAsia="Courier New" w:hAnsi="Courier New" w:cs="Courier New"/>
+          <w:rFonts w:eastAsia="Courier New"/>
         </w:rPr>
         <w:t>zipcode</w:t>
       </w:r>
@@ -10121,7 +10141,7 @@
       </w:r>
       <w:r>
         <w:rPr>
-          <w:rFonts w:ascii="Courier New" w:eastAsia="Courier New" w:hAnsi="Courier New" w:cs="Courier New"/>
+          <w:rFonts w:eastAsia="Courier New"/>
         </w:rPr>
         <w:t>city</w:t>
       </w:r>
@@ -10139,7 +10159,7 @@
       <w:proofErr w:type="spellStart"/>
       <w:r>
         <w:rPr>
-          <w:rFonts w:ascii="Courier New" w:eastAsia="Courier New" w:hAnsi="Courier New" w:cs="Courier New"/>
+          <w:rFonts w:eastAsia="Courier New"/>
         </w:rPr>
         <w:t>sqft_above</w:t>
       </w:r>
@@ -10158,14 +10178,14 @@
       <w:proofErr w:type="spellStart"/>
       <w:r>
         <w:rPr>
-          <w:rFonts w:ascii="Courier New" w:eastAsia="Courier New" w:hAnsi="Courier New" w:cs="Courier New"/>
+          <w:rFonts w:eastAsia="Courier New"/>
         </w:rPr>
         <w:t>sqft_</w:t>
       </w:r>
       <w:proofErr w:type="gramStart"/>
       <w:r>
         <w:rPr>
-          <w:rFonts w:ascii="Courier New" w:eastAsia="Courier New" w:hAnsi="Courier New" w:cs="Courier New"/>
+          <w:rFonts w:eastAsia="Courier New"/>
         </w:rPr>
         <w:t>living</w:t>
       </w:r>
@@ -10190,7 +10210,7 @@
       </w:r>
       <w:r>
         <w:rPr>
-          <w:rFonts w:ascii="Courier New" w:eastAsia="Courier New" w:hAnsi="Courier New" w:cs="Courier New"/>
+          <w:rFonts w:eastAsia="Courier New"/>
         </w:rPr>
         <w:t>bathrooms</w:t>
       </w:r>
@@ -10200,7 +10220,7 @@
       <w:proofErr w:type="spellStart"/>
       <w:r>
         <w:rPr>
-          <w:rFonts w:ascii="Courier New" w:eastAsia="Courier New" w:hAnsi="Courier New" w:cs="Courier New"/>
+          <w:rFonts w:eastAsia="Courier New"/>
         </w:rPr>
         <w:t>sqft_basement</w:t>
       </w:r>
@@ -10291,8 +10311,16 @@
     <w:p>
       <w:pPr>
         <w:pStyle w:val="Heading2"/>
-      </w:pPr>
-      <w:r>
+        <w:rPr>
+          <w:b w:val="0"/>
+          <w:bCs w:val="0"/>
+        </w:rPr>
+      </w:pPr>
+      <w:r>
+        <w:rPr>
+          <w:b w:val="0"/>
+          <w:bCs w:val="0"/>
+        </w:rPr>
         <w:lastRenderedPageBreak/>
         <w:t>6.3 Permutation importance — Gradient Boosting</w:t>
       </w:r>
@@ -10305,9 +10333,7 @@
       <w:proofErr w:type="spellStart"/>
       <w:r>
         <w:rPr>
-          <w:rFonts w:ascii="Courier New" w:eastAsia="Courier New" w:hAnsi="Courier New" w:cs="Courier New"/>
-          <w:b/>
-          <w:bCs/>
+          <w:rFonts w:eastAsia="Courier New"/>
         </w:rPr>
         <w:t>sqft_living</w:t>
       </w:r>
@@ -10363,7 +10389,7 @@
       <w:proofErr w:type="gramStart"/>
       <w:r>
         <w:rPr>
-          <w:rFonts w:ascii="Courier New" w:eastAsia="Courier New" w:hAnsi="Courier New" w:cs="Courier New"/>
+          <w:rFonts w:eastAsia="Courier New"/>
         </w:rPr>
         <w:t>city</w:t>
       </w:r>
@@ -10383,7 +10409,7 @@
       <w:proofErr w:type="gramStart"/>
       <w:r>
         <w:rPr>
-          <w:rFonts w:ascii="Courier New" w:eastAsia="Courier New" w:hAnsi="Courier New" w:cs="Courier New"/>
+          <w:rFonts w:eastAsia="Courier New"/>
         </w:rPr>
         <w:t>zipcode</w:t>
       </w:r>
@@ -10403,16 +10429,24 @@
       </w:pPr>
       <w:r>
         <w:rPr>
-          <w:rFonts w:ascii="Courier New" w:eastAsia="Courier New" w:hAnsi="Courier New" w:cs="Courier New"/>
+          <w:rFonts w:eastAsia="Courier New"/>
         </w:rPr>
         <w:t>bedrooms</w:t>
       </w:r>
       <w:r>
-        <w:t xml:space="preserve"> i </w:t>
-      </w:r>
-      <w:r>
-        <w:rPr>
-          <w:rFonts w:ascii="Courier New" w:eastAsia="Courier New" w:hAnsi="Courier New" w:cs="Courier New"/>
+        <w:t xml:space="preserve"> </w:t>
+      </w:r>
+      <w:proofErr w:type="spellStart"/>
+      <w:r>
+        <w:t>i</w:t>
+      </w:r>
+      <w:proofErr w:type="spellEnd"/>
+      <w:r>
+        <w:t xml:space="preserve"> </w:t>
+      </w:r>
+      <w:r>
+        <w:rPr>
+          <w:rFonts w:eastAsia="Courier New"/>
         </w:rPr>
         <w:t>floors</w:t>
       </w:r>
@@ -10470,7 +10504,7 @@
       <w:proofErr w:type="spellStart"/>
       <w:r>
         <w:rPr>
-          <w:rFonts w:ascii="Courier New" w:eastAsia="Courier New" w:hAnsi="Courier New" w:cs="Courier New"/>
+          <w:rFonts w:eastAsia="Courier New"/>
         </w:rPr>
         <w:t>sqft_living</w:t>
       </w:r>
@@ -10489,7 +10523,7 @@
       <w:proofErr w:type="spellStart"/>
       <w:r>
         <w:rPr>
-          <w:rFonts w:ascii="Courier New" w:eastAsia="Courier New" w:hAnsi="Courier New" w:cs="Courier New"/>
+          <w:rFonts w:eastAsia="Courier New"/>
         </w:rPr>
         <w:t>sqft_above</w:t>
       </w:r>
@@ -10614,8 +10648,16 @@
     <w:p>
       <w:pPr>
         <w:pStyle w:val="Heading2"/>
-      </w:pPr>
-      <w:r>
+        <w:rPr>
+          <w:b w:val="0"/>
+          <w:bCs w:val="0"/>
+        </w:rPr>
+      </w:pPr>
+      <w:r>
+        <w:rPr>
+          <w:b w:val="0"/>
+          <w:bCs w:val="0"/>
+        </w:rPr>
         <w:t>6.4 Random Forest feature importance</w:t>
       </w:r>
     </w:p>
@@ -10627,9 +10669,7 @@
       <w:proofErr w:type="spellStart"/>
       <w:r>
         <w:rPr>
-          <w:rFonts w:ascii="Courier New" w:eastAsia="Courier New" w:hAnsi="Courier New" w:cs="Courier New"/>
-          <w:b/>
-          <w:bCs/>
+          <w:rFonts w:eastAsia="Courier New"/>
         </w:rPr>
         <w:t>sqft_living</w:t>
       </w:r>
@@ -10656,14 +10696,14 @@
       <w:proofErr w:type="spellStart"/>
       <w:r>
         <w:rPr>
-          <w:rFonts w:ascii="Courier New" w:eastAsia="Courier New" w:hAnsi="Courier New" w:cs="Courier New"/>
+          <w:rFonts w:eastAsia="Courier New"/>
         </w:rPr>
         <w:t>sqft_</w:t>
       </w:r>
       <w:proofErr w:type="gramStart"/>
       <w:r>
         <w:rPr>
-          <w:rFonts w:ascii="Courier New" w:eastAsia="Courier New" w:hAnsi="Courier New" w:cs="Courier New"/>
+          <w:rFonts w:eastAsia="Courier New"/>
         </w:rPr>
         <w:t>above</w:t>
       </w:r>
@@ -10681,7 +10721,7 @@
       <w:proofErr w:type="spellStart"/>
       <w:r>
         <w:rPr>
-          <w:rFonts w:ascii="Courier New" w:eastAsia="Courier New" w:hAnsi="Courier New" w:cs="Courier New"/>
+          <w:rFonts w:eastAsia="Courier New"/>
         </w:rPr>
         <w:t>sqft_ratio</w:t>
       </w:r>
@@ -10692,7 +10732,7 @@
       <w:proofErr w:type="spellStart"/>
       <w:r>
         <w:rPr>
-          <w:rFonts w:ascii="Courier New" w:eastAsia="Courier New" w:hAnsi="Courier New" w:cs="Courier New"/>
+          <w:rFonts w:eastAsia="Courier New"/>
         </w:rPr>
         <w:t>house_age</w:t>
       </w:r>
@@ -10702,7 +10742,7 @@
       </w:r>
       <w:r>
         <w:rPr>
-          <w:rFonts w:ascii="Courier New" w:eastAsia="Courier New" w:hAnsi="Courier New" w:cs="Courier New"/>
+          <w:rFonts w:eastAsia="Courier New"/>
         </w:rPr>
         <w:t>bathrooms</w:t>
       </w:r>
@@ -10835,20 +10875,40 @@
     <w:p>
       <w:pPr>
         <w:pStyle w:val="Heading2"/>
-      </w:pPr>
-      <w:r>
+        <w:rPr>
+          <w:b w:val="0"/>
+          <w:bCs w:val="0"/>
+        </w:rPr>
+      </w:pPr>
+      <w:r>
+        <w:rPr>
+          <w:b w:val="0"/>
+          <w:bCs w:val="0"/>
+        </w:rPr>
         <w:t xml:space="preserve">6.5 Svi </w:t>
       </w:r>
       <w:proofErr w:type="spellStart"/>
       <w:r>
+        <w:rPr>
+          <w:b w:val="0"/>
+          <w:bCs w:val="0"/>
+        </w:rPr>
         <w:t>atributi</w:t>
       </w:r>
       <w:proofErr w:type="spellEnd"/>
       <w:r>
+        <w:rPr>
+          <w:b w:val="0"/>
+          <w:bCs w:val="0"/>
+        </w:rPr>
         <w:t xml:space="preserve"> vs. top 6 </w:t>
       </w:r>
       <w:proofErr w:type="spellStart"/>
       <w:r>
+        <w:rPr>
+          <w:b w:val="0"/>
+          <w:bCs w:val="0"/>
+        </w:rPr>
         <w:t>atributa</w:t>
       </w:r>
       <w:proofErr w:type="spellEnd"/>
@@ -10877,42 +10937,42 @@
       <w:proofErr w:type="spellStart"/>
       <w:r>
         <w:rPr>
-          <w:rFonts w:ascii="Courier New" w:eastAsia="Courier New" w:hAnsi="Courier New" w:cs="Courier New"/>
+          <w:rFonts w:eastAsia="Courier New"/>
         </w:rPr>
         <w:t>sqft_living</w:t>
       </w:r>
       <w:proofErr w:type="spellEnd"/>
       <w:r>
         <w:rPr>
-          <w:rFonts w:ascii="Courier New" w:eastAsia="Courier New" w:hAnsi="Courier New" w:cs="Courier New"/>
+          <w:rFonts w:eastAsia="Courier New"/>
         </w:rPr>
         <w:t xml:space="preserve">, city, </w:t>
       </w:r>
       <w:proofErr w:type="spellStart"/>
       <w:r>
         <w:rPr>
-          <w:rFonts w:ascii="Courier New" w:eastAsia="Courier New" w:hAnsi="Courier New" w:cs="Courier New"/>
+          <w:rFonts w:eastAsia="Courier New"/>
         </w:rPr>
         <w:t>zipcode</w:t>
       </w:r>
       <w:proofErr w:type="spellEnd"/>
       <w:r>
         <w:rPr>
-          <w:rFonts w:ascii="Courier New" w:eastAsia="Courier New" w:hAnsi="Courier New" w:cs="Courier New"/>
+          <w:rFonts w:eastAsia="Courier New"/>
         </w:rPr>
         <w:t xml:space="preserve">, condition, </w:t>
       </w:r>
       <w:proofErr w:type="spellStart"/>
       <w:r>
         <w:rPr>
-          <w:rFonts w:ascii="Courier New" w:eastAsia="Courier New" w:hAnsi="Courier New" w:cs="Courier New"/>
+          <w:rFonts w:eastAsia="Courier New"/>
         </w:rPr>
         <w:t>sqft_above</w:t>
       </w:r>
       <w:proofErr w:type="spellEnd"/>
       <w:r>
         <w:rPr>
-          <w:rFonts w:ascii="Courier New" w:eastAsia="Courier New" w:hAnsi="Courier New" w:cs="Courier New"/>
+          <w:rFonts w:eastAsia="Courier New"/>
         </w:rPr>
         <w:t>, view</w:t>
       </w:r>
@@ -10988,34 +11048,18 @@
         <w:spacing w:after="80"/>
       </w:pPr>
       <w:r>
-        <w:rPr>
-          <w:b/>
-          <w:bCs/>
-        </w:rPr>
         <w:t xml:space="preserve">KNN se </w:t>
       </w:r>
       <w:proofErr w:type="spellStart"/>
       <w:r>
-        <w:rPr>
-          <w:b/>
-          <w:bCs/>
-        </w:rPr>
         <w:t>čak</w:t>
       </w:r>
       <w:proofErr w:type="spellEnd"/>
       <w:r>
-        <w:rPr>
-          <w:b/>
-          <w:bCs/>
-        </w:rPr>
-        <w:t xml:space="preserve"> </w:t>
-      </w:r>
-      <w:proofErr w:type="spellStart"/>
-      <w:r>
-        <w:rPr>
-          <w:b/>
-          <w:bCs/>
-        </w:rPr>
+        <w:t xml:space="preserve"> </w:t>
+      </w:r>
+      <w:proofErr w:type="spellStart"/>
+      <w:r>
         <w:t>popravlja</w:t>
       </w:r>
       <w:proofErr w:type="spellEnd"/>
@@ -11137,13 +11181,25 @@
     <w:p>
       <w:pPr>
         <w:pStyle w:val="Heading1"/>
-      </w:pPr>
-      <w:r>
+        <w:rPr>
+          <w:b w:val="0"/>
+          <w:bCs w:val="0"/>
+        </w:rPr>
+      </w:pPr>
+      <w:r>
+        <w:rPr>
+          <w:b w:val="0"/>
+          <w:bCs w:val="0"/>
+        </w:rPr>
         <w:lastRenderedPageBreak/>
         <w:t xml:space="preserve">7. Deployment </w:t>
       </w:r>
       <w:proofErr w:type="spellStart"/>
       <w:r>
+        <w:rPr>
+          <w:b w:val="0"/>
+          <w:bCs w:val="0"/>
+        </w:rPr>
         <w:t>modela</w:t>
       </w:r>
       <w:proofErr w:type="spellEnd"/>
@@ -11169,35 +11225,35 @@
       <w:proofErr w:type="spellStart"/>
       <w:r>
         <w:rPr>
-          <w:rFonts w:ascii="Courier New" w:eastAsia="Courier New" w:hAnsi="Courier New" w:cs="Courier New"/>
+          <w:rFonts w:eastAsia="Courier New"/>
         </w:rPr>
         <w:t>StandardScaler</w:t>
       </w:r>
       <w:proofErr w:type="spellEnd"/>
       <w:r>
         <w:rPr>
-          <w:rFonts w:ascii="Courier New" w:eastAsia="Courier New" w:hAnsi="Courier New" w:cs="Courier New"/>
+          <w:rFonts w:eastAsia="Courier New"/>
         </w:rPr>
         <w:t xml:space="preserve"> + </w:t>
       </w:r>
       <w:proofErr w:type="spellStart"/>
       <w:r>
         <w:rPr>
-          <w:rFonts w:ascii="Courier New" w:eastAsia="Courier New" w:hAnsi="Courier New" w:cs="Courier New"/>
+          <w:rFonts w:eastAsia="Courier New"/>
         </w:rPr>
         <w:t>OneHotEncoder</w:t>
       </w:r>
       <w:proofErr w:type="spellEnd"/>
       <w:r>
         <w:rPr>
-          <w:rFonts w:ascii="Courier New" w:eastAsia="Courier New" w:hAnsi="Courier New" w:cs="Courier New"/>
+          <w:rFonts w:eastAsia="Courier New"/>
         </w:rPr>
         <w:t xml:space="preserve"> + </w:t>
       </w:r>
       <w:proofErr w:type="spellStart"/>
       <w:r>
         <w:rPr>
-          <w:rFonts w:ascii="Courier New" w:eastAsia="Courier New" w:hAnsi="Courier New" w:cs="Courier New"/>
+          <w:rFonts w:eastAsia="Courier New"/>
         </w:rPr>
         <w:t>GradientBoostingRegressor</w:t>
       </w:r>
@@ -11223,18 +11279,14 @@
       </w:r>
       <w:r>
         <w:rPr>
-          <w:rFonts w:ascii="Courier New" w:eastAsia="Courier New" w:hAnsi="Courier New" w:cs="Courier New"/>
-          <w:b/>
-          <w:bCs/>
+          <w:rFonts w:eastAsia="Courier New"/>
         </w:rPr>
         <w:t>models/</w:t>
       </w:r>
       <w:proofErr w:type="spellStart"/>
       <w:r>
         <w:rPr>
-          <w:rFonts w:ascii="Courier New" w:eastAsia="Courier New" w:hAnsi="Courier New" w:cs="Courier New"/>
-          <w:b/>
-          <w:bCs/>
+          <w:rFonts w:eastAsia="Courier New"/>
         </w:rPr>
         <w:t>final_model.joblib</w:t>
       </w:r>
@@ -11260,18 +11312,14 @@
       </w:r>
       <w:r>
         <w:rPr>
-          <w:rFonts w:ascii="Courier New" w:eastAsia="Courier New" w:hAnsi="Courier New" w:cs="Courier New"/>
-          <w:b/>
-          <w:bCs/>
+          <w:rFonts w:eastAsia="Courier New"/>
         </w:rPr>
         <w:t>models/</w:t>
       </w:r>
       <w:proofErr w:type="spellStart"/>
       <w:r>
         <w:rPr>
-          <w:rFonts w:ascii="Courier New" w:eastAsia="Courier New" w:hAnsi="Courier New" w:cs="Courier New"/>
-          <w:b/>
-          <w:bCs/>
+          <w:rFonts w:eastAsia="Courier New"/>
         </w:rPr>
         <w:t>model_meta.json</w:t>
       </w:r>
@@ -11288,20 +11336,40 @@
     <w:p>
       <w:pPr>
         <w:pStyle w:val="Heading2"/>
-      </w:pPr>
-      <w:r>
+        <w:rPr>
+          <w:b w:val="0"/>
+          <w:bCs w:val="0"/>
+        </w:rPr>
+      </w:pPr>
+      <w:r>
+        <w:rPr>
+          <w:b w:val="0"/>
+          <w:bCs w:val="0"/>
+        </w:rPr>
         <w:t xml:space="preserve">7.1 </w:t>
       </w:r>
       <w:proofErr w:type="spellStart"/>
       <w:r>
+        <w:rPr>
+          <w:b w:val="0"/>
+          <w:bCs w:val="0"/>
+        </w:rPr>
         <w:t>FastAPI</w:t>
       </w:r>
       <w:proofErr w:type="spellEnd"/>
       <w:r>
-        <w:t xml:space="preserve"> </w:t>
-      </w:r>
-      <w:proofErr w:type="spellStart"/>
-      <w:r>
+        <w:rPr>
+          <w:b w:val="0"/>
+          <w:bCs w:val="0"/>
+        </w:rPr>
+        <w:t xml:space="preserve"> </w:t>
+      </w:r>
+      <w:proofErr w:type="spellStart"/>
+      <w:r>
+        <w:rPr>
+          <w:b w:val="0"/>
+          <w:bCs w:val="0"/>
+        </w:rPr>
         <w:t>servis</w:t>
       </w:r>
       <w:proofErr w:type="spellEnd"/>
@@ -11329,7 +11397,7 @@
       </w:r>
       <w:r>
         <w:rPr>
-          <w:rFonts w:ascii="Courier New" w:eastAsia="Courier New" w:hAnsi="Courier New" w:cs="Courier New"/>
+          <w:rFonts w:eastAsia="Courier New"/>
         </w:rPr>
         <w:t>app/api.py</w:t>
       </w:r>
@@ -11346,9 +11414,7 @@
       </w:r>
       <w:r>
         <w:rPr>
-          <w:rFonts w:ascii="Courier New" w:eastAsia="Courier New" w:hAnsi="Courier New" w:cs="Courier New"/>
-          <w:b/>
-          <w:bCs/>
+          <w:rFonts w:eastAsia="Courier New"/>
         </w:rPr>
         <w:t>POST /predict</w:t>
       </w:r>
@@ -11472,7 +11538,7 @@
       <w:proofErr w:type="spellStart"/>
       <w:r>
         <w:rPr>
-          <w:rFonts w:ascii="Courier New" w:eastAsia="Courier New" w:hAnsi="Courier New" w:cs="Courier New"/>
+          <w:rFonts w:eastAsia="Courier New"/>
           <w:sz w:val="19"/>
           <w:szCs w:val="19"/>
         </w:rPr>
@@ -11481,7 +11547,7 @@
       <w:proofErr w:type="spellEnd"/>
       <w:r>
         <w:rPr>
-          <w:rFonts w:ascii="Courier New" w:eastAsia="Courier New" w:hAnsi="Courier New" w:cs="Courier New"/>
+          <w:rFonts w:eastAsia="Courier New"/>
           <w:sz w:val="19"/>
           <w:szCs w:val="19"/>
         </w:rPr>
@@ -11490,7 +11556,7 @@
       <w:proofErr w:type="spellStart"/>
       <w:r>
         <w:rPr>
-          <w:rFonts w:ascii="Courier New" w:eastAsia="Courier New" w:hAnsi="Courier New" w:cs="Courier New"/>
+          <w:rFonts w:eastAsia="Courier New"/>
           <w:sz w:val="19"/>
           <w:szCs w:val="19"/>
         </w:rPr>
@@ -11499,7 +11565,7 @@
       <w:proofErr w:type="spellEnd"/>
       <w:r>
         <w:rPr>
-          <w:rFonts w:ascii="Courier New" w:eastAsia="Courier New" w:hAnsi="Courier New" w:cs="Courier New"/>
+          <w:rFonts w:eastAsia="Courier New"/>
           <w:sz w:val="19"/>
           <w:szCs w:val="19"/>
         </w:rPr>
@@ -11541,17 +11607,7 @@
       </w:r>
       <w:proofErr w:type="spellEnd"/>
       <w:r>
-        <w:t xml:space="preserve"> </w:t>
-      </w:r>
-      <w:r>
-        <w:rPr>
-          <w:b/>
-          <w:bCs/>
-        </w:rPr>
-        <w:t>http://127.0.0.1:8000/docs</w:t>
-      </w:r>
-      <w:r>
-        <w:t xml:space="preserve">. Pipeline </w:t>
+        <w:t xml:space="preserve"> http://127.0.0.1:8000/docs. Pipeline </w:t>
       </w:r>
       <w:proofErr w:type="spellStart"/>
       <w:r>
@@ -11638,34 +11694,18 @@
       </w:pPr>
       <w:proofErr w:type="spellStart"/>
       <w:r>
-        <w:rPr>
-          <w:b/>
-          <w:bCs/>
-        </w:rPr>
         <w:t>Primjer</w:t>
       </w:r>
       <w:proofErr w:type="spellEnd"/>
       <w:r>
-        <w:rPr>
-          <w:b/>
-          <w:bCs/>
-        </w:rPr>
-        <w:t xml:space="preserve"> </w:t>
-      </w:r>
-      <w:proofErr w:type="spellStart"/>
-      <w:r>
-        <w:rPr>
-          <w:b/>
-          <w:bCs/>
-        </w:rPr>
+        <w:t xml:space="preserve"> </w:t>
+      </w:r>
+      <w:proofErr w:type="spellStart"/>
+      <w:r>
         <w:t>zahtjeva</w:t>
       </w:r>
       <w:proofErr w:type="spellEnd"/>
       <w:r>
-        <w:rPr>
-          <w:b/>
-          <w:bCs/>
-        </w:rPr>
         <w:t xml:space="preserve"> (JSON):</w:t>
       </w:r>
     </w:p>
@@ -11681,7 +11721,7 @@
       <w:proofErr w:type="gramStart"/>
       <w:r>
         <w:rPr>
-          <w:rFonts w:ascii="Courier New" w:eastAsia="Courier New" w:hAnsi="Courier New" w:cs="Courier New"/>
+          <w:rFonts w:eastAsia="Courier New"/>
           <w:sz w:val="19"/>
           <w:szCs w:val="19"/>
         </w:rPr>
@@ -11690,7 +11730,7 @@
       <w:proofErr w:type="gramEnd"/>
       <w:r>
         <w:rPr>
-          <w:rFonts w:ascii="Courier New" w:eastAsia="Courier New" w:hAnsi="Courier New" w:cs="Courier New"/>
+          <w:rFonts w:eastAsia="Courier New"/>
           <w:sz w:val="19"/>
           <w:szCs w:val="19"/>
         </w:rPr>
@@ -11699,7 +11739,7 @@
       <w:proofErr w:type="spellStart"/>
       <w:r>
         <w:rPr>
-          <w:rFonts w:ascii="Courier New" w:eastAsia="Courier New" w:hAnsi="Courier New" w:cs="Courier New"/>
+          <w:rFonts w:eastAsia="Courier New"/>
           <w:sz w:val="19"/>
           <w:szCs w:val="19"/>
         </w:rPr>
@@ -11708,7 +11748,7 @@
       <w:proofErr w:type="spellEnd"/>
       <w:r>
         <w:rPr>
-          <w:rFonts w:ascii="Courier New" w:eastAsia="Courier New" w:hAnsi="Courier New" w:cs="Courier New"/>
+          <w:rFonts w:eastAsia="Courier New"/>
           <w:sz w:val="19"/>
           <w:szCs w:val="19"/>
         </w:rPr>
@@ -11717,7 +11757,7 @@
       <w:proofErr w:type="spellStart"/>
       <w:r>
         <w:rPr>
-          <w:rFonts w:ascii="Courier New" w:eastAsia="Courier New" w:hAnsi="Courier New" w:cs="Courier New"/>
+          <w:rFonts w:eastAsia="Courier New"/>
           <w:sz w:val="19"/>
           <w:szCs w:val="19"/>
         </w:rPr>
@@ -11726,7 +11766,7 @@
       <w:proofErr w:type="spellEnd"/>
       <w:r>
         <w:rPr>
-          <w:rFonts w:ascii="Courier New" w:eastAsia="Courier New" w:hAnsi="Courier New" w:cs="Courier New"/>
+          <w:rFonts w:eastAsia="Courier New"/>
           <w:sz w:val="19"/>
           <w:szCs w:val="19"/>
         </w:rPr>
@@ -11744,7 +11784,7 @@
       </w:pPr>
       <w:r>
         <w:rPr>
-          <w:rFonts w:ascii="Courier New" w:eastAsia="Courier New" w:hAnsi="Courier New" w:cs="Courier New"/>
+          <w:rFonts w:eastAsia="Courier New"/>
           <w:sz w:val="19"/>
           <w:szCs w:val="19"/>
         </w:rPr>
@@ -11762,7 +11802,7 @@
       </w:pPr>
       <w:r>
         <w:rPr>
-          <w:rFonts w:ascii="Courier New" w:eastAsia="Courier New" w:hAnsi="Courier New" w:cs="Courier New"/>
+          <w:rFonts w:eastAsia="Courier New"/>
           <w:sz w:val="19"/>
           <w:szCs w:val="19"/>
         </w:rPr>
@@ -11772,7 +11812,7 @@
       <w:proofErr w:type="gramStart"/>
       <w:r>
         <w:rPr>
-          <w:rFonts w:ascii="Courier New" w:eastAsia="Courier New" w:hAnsi="Courier New" w:cs="Courier New"/>
+          <w:rFonts w:eastAsia="Courier New"/>
           <w:sz w:val="19"/>
           <w:szCs w:val="19"/>
         </w:rPr>
@@ -11781,7 +11821,7 @@
       <w:proofErr w:type="gramEnd"/>
       <w:r>
         <w:rPr>
-          <w:rFonts w:ascii="Courier New" w:eastAsia="Courier New" w:hAnsi="Courier New" w:cs="Courier New"/>
+          <w:rFonts w:eastAsia="Courier New"/>
           <w:sz w:val="19"/>
           <w:szCs w:val="19"/>
         </w:rPr>
@@ -11790,7 +11830,7 @@
       <w:proofErr w:type="spellEnd"/>
       <w:r>
         <w:rPr>
-          <w:rFonts w:ascii="Courier New" w:eastAsia="Courier New" w:hAnsi="Courier New" w:cs="Courier New"/>
+          <w:rFonts w:eastAsia="Courier New"/>
           <w:sz w:val="19"/>
           <w:szCs w:val="19"/>
         </w:rPr>
@@ -11799,7 +11839,7 @@
       <w:proofErr w:type="spellStart"/>
       <w:r>
         <w:rPr>
-          <w:rFonts w:ascii="Courier New" w:eastAsia="Courier New" w:hAnsi="Courier New" w:cs="Courier New"/>
+          <w:rFonts w:eastAsia="Courier New"/>
           <w:sz w:val="19"/>
           <w:szCs w:val="19"/>
         </w:rPr>
@@ -11808,7 +11848,7 @@
       <w:proofErr w:type="spellEnd"/>
       <w:r>
         <w:rPr>
-          <w:rFonts w:ascii="Courier New" w:eastAsia="Courier New" w:hAnsi="Courier New" w:cs="Courier New"/>
+          <w:rFonts w:eastAsia="Courier New"/>
           <w:sz w:val="19"/>
           <w:szCs w:val="19"/>
         </w:rPr>
@@ -11817,7 +11857,7 @@
       <w:proofErr w:type="spellStart"/>
       <w:r>
         <w:rPr>
-          <w:rFonts w:ascii="Courier New" w:eastAsia="Courier New" w:hAnsi="Courier New" w:cs="Courier New"/>
+          <w:rFonts w:eastAsia="Courier New"/>
           <w:sz w:val="19"/>
           <w:szCs w:val="19"/>
         </w:rPr>
@@ -11826,7 +11866,7 @@
       <w:proofErr w:type="spellEnd"/>
       <w:r>
         <w:rPr>
-          <w:rFonts w:ascii="Courier New" w:eastAsia="Courier New" w:hAnsi="Courier New" w:cs="Courier New"/>
+          <w:rFonts w:eastAsia="Courier New"/>
           <w:sz w:val="19"/>
           <w:szCs w:val="19"/>
         </w:rPr>
@@ -11844,7 +11884,7 @@
       </w:pPr>
       <w:r>
         <w:rPr>
-          <w:rFonts w:ascii="Courier New" w:eastAsia="Courier New" w:hAnsi="Courier New" w:cs="Courier New"/>
+          <w:rFonts w:eastAsia="Courier New"/>
           <w:sz w:val="19"/>
           <w:szCs w:val="19"/>
         </w:rPr>
@@ -11854,7 +11894,7 @@
       <w:proofErr w:type="gramStart"/>
       <w:r>
         <w:rPr>
-          <w:rFonts w:ascii="Courier New" w:eastAsia="Courier New" w:hAnsi="Courier New" w:cs="Courier New"/>
+          <w:rFonts w:eastAsia="Courier New"/>
           <w:sz w:val="19"/>
           <w:szCs w:val="19"/>
         </w:rPr>
@@ -11863,7 +11903,7 @@
       <w:proofErr w:type="gramEnd"/>
       <w:r>
         <w:rPr>
-          <w:rFonts w:ascii="Courier New" w:eastAsia="Courier New" w:hAnsi="Courier New" w:cs="Courier New"/>
+          <w:rFonts w:eastAsia="Courier New"/>
           <w:sz w:val="19"/>
           <w:szCs w:val="19"/>
         </w:rPr>
@@ -11872,7 +11912,7 @@
       <w:proofErr w:type="spellEnd"/>
       <w:r>
         <w:rPr>
-          <w:rFonts w:ascii="Courier New" w:eastAsia="Courier New" w:hAnsi="Courier New" w:cs="Courier New"/>
+          <w:rFonts w:eastAsia="Courier New"/>
           <w:sz w:val="19"/>
           <w:szCs w:val="19"/>
         </w:rPr>
@@ -11881,7 +11921,7 @@
       <w:proofErr w:type="spellStart"/>
       <w:r>
         <w:rPr>
-          <w:rFonts w:ascii="Courier New" w:eastAsia="Courier New" w:hAnsi="Courier New" w:cs="Courier New"/>
+          <w:rFonts w:eastAsia="Courier New"/>
           <w:sz w:val="19"/>
           <w:szCs w:val="19"/>
         </w:rPr>
@@ -11890,7 +11930,7 @@
       <w:proofErr w:type="spellEnd"/>
       <w:r>
         <w:rPr>
-          <w:rFonts w:ascii="Courier New" w:eastAsia="Courier New" w:hAnsi="Courier New" w:cs="Courier New"/>
+          <w:rFonts w:eastAsia="Courier New"/>
           <w:sz w:val="19"/>
           <w:szCs w:val="19"/>
         </w:rPr>
@@ -11899,7 +11939,7 @@
       <w:proofErr w:type="spellStart"/>
       <w:r>
         <w:rPr>
-          <w:rFonts w:ascii="Courier New" w:eastAsia="Courier New" w:hAnsi="Courier New" w:cs="Courier New"/>
+          <w:rFonts w:eastAsia="Courier New"/>
           <w:sz w:val="19"/>
           <w:szCs w:val="19"/>
         </w:rPr>
@@ -11908,7 +11948,7 @@
       <w:proofErr w:type="spellEnd"/>
       <w:r>
         <w:rPr>
-          <w:rFonts w:ascii="Courier New" w:eastAsia="Courier New" w:hAnsi="Courier New" w:cs="Courier New"/>
+          <w:rFonts w:eastAsia="Courier New"/>
           <w:sz w:val="19"/>
           <w:szCs w:val="19"/>
         </w:rPr>
@@ -11917,7 +11957,7 @@
       <w:proofErr w:type="gramStart"/>
       <w:r>
         <w:rPr>
-          <w:rFonts w:ascii="Courier New" w:eastAsia="Courier New" w:hAnsi="Courier New" w:cs="Courier New"/>
+          <w:rFonts w:eastAsia="Courier New"/>
           <w:sz w:val="19"/>
           <w:szCs w:val="19"/>
         </w:rPr>
@@ -11937,18 +11977,10 @@
       </w:pPr>
       <w:proofErr w:type="spellStart"/>
       <w:r>
-        <w:rPr>
-          <w:b/>
-          <w:bCs/>
-        </w:rPr>
         <w:t>Odgovor</w:t>
       </w:r>
       <w:proofErr w:type="spellEnd"/>
       <w:r>
-        <w:rPr>
-          <w:b/>
-          <w:bCs/>
-        </w:rPr>
         <w:t>:</w:t>
       </w:r>
     </w:p>
@@ -11964,7 +11996,7 @@
       <w:proofErr w:type="gramStart"/>
       <w:r>
         <w:rPr>
-          <w:rFonts w:ascii="Courier New" w:eastAsia="Courier New" w:hAnsi="Courier New" w:cs="Courier New"/>
+          <w:rFonts w:eastAsia="Courier New"/>
           <w:sz w:val="19"/>
           <w:szCs w:val="19"/>
         </w:rPr>
@@ -11974,7 +12006,7 @@
       <w:proofErr w:type="gramEnd"/>
       <w:r>
         <w:rPr>
-          <w:rFonts w:ascii="Courier New" w:eastAsia="Courier New" w:hAnsi="Courier New" w:cs="Courier New"/>
+          <w:rFonts w:eastAsia="Courier New"/>
           <w:sz w:val="19"/>
           <w:szCs w:val="19"/>
         </w:rPr>
@@ -11983,7 +12015,7 @@
       <w:proofErr w:type="spellEnd"/>
       <w:r>
         <w:rPr>
-          <w:rFonts w:ascii="Courier New" w:eastAsia="Courier New" w:hAnsi="Courier New" w:cs="Courier New"/>
+          <w:rFonts w:eastAsia="Courier New"/>
           <w:sz w:val="19"/>
           <w:szCs w:val="19"/>
         </w:rPr>
@@ -11992,7 +12024,7 @@
       <w:proofErr w:type="spellStart"/>
       <w:r>
         <w:rPr>
-          <w:rFonts w:ascii="Courier New" w:eastAsia="Courier New" w:hAnsi="Courier New" w:cs="Courier New"/>
+          <w:rFonts w:eastAsia="Courier New"/>
           <w:sz w:val="19"/>
           <w:szCs w:val="19"/>
         </w:rPr>
@@ -12001,7 +12033,7 @@
       <w:proofErr w:type="spellEnd"/>
       <w:r>
         <w:rPr>
-          <w:rFonts w:ascii="Courier New" w:eastAsia="Courier New" w:hAnsi="Courier New" w:cs="Courier New"/>
+          <w:rFonts w:eastAsia="Courier New"/>
           <w:sz w:val="19"/>
           <w:szCs w:val="19"/>
         </w:rPr>
@@ -12010,7 +12042,7 @@
       <w:proofErr w:type="gramStart"/>
       <w:r>
         <w:rPr>
-          <w:rFonts w:ascii="Courier New" w:eastAsia="Courier New" w:hAnsi="Courier New" w:cs="Courier New"/>
+          <w:rFonts w:eastAsia="Courier New"/>
           <w:sz w:val="19"/>
           <w:szCs w:val="19"/>
         </w:rPr>
@@ -12026,16 +12058,32 @@
     <w:p>
       <w:pPr>
         <w:pStyle w:val="Heading2"/>
-      </w:pPr>
-      <w:r>
+        <w:rPr>
+          <w:b w:val="0"/>
+          <w:bCs w:val="0"/>
+        </w:rPr>
+      </w:pPr>
+      <w:r>
+        <w:rPr>
+          <w:b w:val="0"/>
+          <w:bCs w:val="0"/>
+        </w:rPr>
         <w:t xml:space="preserve">7.2 </w:t>
       </w:r>
       <w:proofErr w:type="spellStart"/>
       <w:r>
+        <w:rPr>
+          <w:b w:val="0"/>
+          <w:bCs w:val="0"/>
+        </w:rPr>
         <w:t>Streamlit</w:t>
       </w:r>
       <w:proofErr w:type="spellEnd"/>
       <w:r>
+        <w:rPr>
+          <w:b w:val="0"/>
+          <w:bCs w:val="0"/>
+        </w:rPr>
         <w:t xml:space="preserve"> UI</w:t>
       </w:r>
     </w:p>
@@ -12126,7 +12174,7 @@
       </w:r>
       <w:r>
         <w:rPr>
-          <w:rFonts w:ascii="Courier New" w:eastAsia="Courier New" w:hAnsi="Courier New" w:cs="Courier New"/>
+          <w:rFonts w:eastAsia="Courier New"/>
         </w:rPr>
         <w:t>city</w:t>
       </w:r>
@@ -12144,7 +12192,7 @@
       <w:proofErr w:type="spellStart"/>
       <w:r>
         <w:rPr>
-          <w:rFonts w:ascii="Courier New" w:eastAsia="Courier New" w:hAnsi="Courier New" w:cs="Courier New"/>
+          <w:rFonts w:eastAsia="Courier New"/>
         </w:rPr>
         <w:t>zipcode</w:t>
       </w:r>
@@ -12237,7 +12285,7 @@
       <w:proofErr w:type="spellStart"/>
       <w:r>
         <w:rPr>
-          <w:rFonts w:ascii="Courier New" w:eastAsia="Courier New" w:hAnsi="Courier New" w:cs="Courier New"/>
+          <w:rFonts w:eastAsia="Courier New"/>
           <w:sz w:val="19"/>
           <w:szCs w:val="19"/>
         </w:rPr>
@@ -12246,7 +12294,7 @@
       <w:proofErr w:type="spellEnd"/>
       <w:r>
         <w:rPr>
-          <w:rFonts w:ascii="Courier New" w:eastAsia="Courier New" w:hAnsi="Courier New" w:cs="Courier New"/>
+          <w:rFonts w:eastAsia="Courier New"/>
           <w:sz w:val="19"/>
           <w:szCs w:val="19"/>
         </w:rPr>
@@ -12419,16 +12467,32 @@
     <w:p>
       <w:pPr>
         <w:pStyle w:val="Heading2"/>
-      </w:pPr>
-      <w:r>
+        <w:rPr>
+          <w:b w:val="0"/>
+          <w:bCs w:val="0"/>
+        </w:rPr>
+      </w:pPr>
+      <w:r>
+        <w:rPr>
+          <w:b w:val="0"/>
+          <w:bCs w:val="0"/>
+        </w:rPr>
         <w:t xml:space="preserve">7.3 Demo </w:t>
       </w:r>
       <w:proofErr w:type="spellStart"/>
       <w:r>
+        <w:rPr>
+          <w:b w:val="0"/>
+          <w:bCs w:val="0"/>
+        </w:rPr>
         <w:t>skripta</w:t>
       </w:r>
       <w:proofErr w:type="spellEnd"/>
       <w:r>
+        <w:rPr>
+          <w:b w:val="0"/>
+          <w:bCs w:val="0"/>
+        </w:rPr>
         <w:t xml:space="preserve"> predict.py</w:t>
       </w:r>
     </w:p>
@@ -12490,7 +12554,7 @@
       </w:r>
       <w:r>
         <w:rPr>
-          <w:rFonts w:ascii="Courier New" w:eastAsia="Courier New" w:hAnsi="Courier New" w:cs="Courier New"/>
+          <w:rFonts w:eastAsia="Courier New"/>
         </w:rPr>
         <w:t>predict.py</w:t>
       </w:r>
@@ -12573,7 +12637,7 @@
       </w:pPr>
       <w:r>
         <w:rPr>
-          <w:rFonts w:ascii="Courier New" w:eastAsia="Courier New" w:hAnsi="Courier New" w:cs="Courier New"/>
+          <w:rFonts w:eastAsia="Courier New"/>
           <w:sz w:val="19"/>
           <w:szCs w:val="19"/>
         </w:rPr>
@@ -12708,21 +12772,21 @@
       <w:proofErr w:type="spellStart"/>
       <w:r>
         <w:rPr>
-          <w:rFonts w:ascii="Courier New" w:eastAsia="Courier New" w:hAnsi="Courier New" w:cs="Courier New"/>
+          <w:rFonts w:eastAsia="Courier New"/>
         </w:rPr>
         <w:t>sqft_above</w:t>
       </w:r>
       <w:proofErr w:type="spellEnd"/>
       <w:r>
         <w:rPr>
-          <w:rFonts w:ascii="Courier New" w:eastAsia="Courier New" w:hAnsi="Courier New" w:cs="Courier New"/>
+          <w:rFonts w:eastAsia="Courier New"/>
         </w:rPr>
         <w:t xml:space="preserve"> &gt; </w:t>
       </w:r>
       <w:proofErr w:type="spellStart"/>
       <w:r>
         <w:rPr>
-          <w:rFonts w:ascii="Courier New" w:eastAsia="Courier New" w:hAnsi="Courier New" w:cs="Courier New"/>
+          <w:rFonts w:eastAsia="Courier New"/>
         </w:rPr>
         <w:t>sqft_living</w:t>
       </w:r>
@@ -12740,14 +12804,568 @@
     <w:p>
       <w:pPr>
         <w:pStyle w:val="Heading1"/>
-      </w:pPr>
+        <w:rPr>
+          <w:b w:val="0"/>
+          <w:bCs w:val="0"/>
+        </w:rPr>
+      </w:pPr>
+      <w:r>
+        <w:rPr>
+          <w:b w:val="0"/>
+          <w:bCs w:val="0"/>
+        </w:rPr>
+        <w:t xml:space="preserve">8. </w:t>
+      </w:r>
+      <w:proofErr w:type="spellStart"/>
+      <w:r>
+        <w:rPr>
+          <w:b w:val="0"/>
+          <w:bCs w:val="0"/>
+        </w:rPr>
+        <w:t>Zaključak</w:t>
+      </w:r>
+      <w:proofErr w:type="spellEnd"/>
+      <w:r>
+        <w:rPr>
+          <w:b w:val="0"/>
+          <w:bCs w:val="0"/>
+        </w:rPr>
+        <w:t xml:space="preserve"> </w:t>
+      </w:r>
+      <w:proofErr w:type="spellStart"/>
+      <w:r>
+        <w:rPr>
+          <w:b w:val="0"/>
+          <w:bCs w:val="0"/>
+        </w:rPr>
+        <w:t>i</w:t>
+      </w:r>
+      <w:proofErr w:type="spellEnd"/>
+      <w:r>
+        <w:rPr>
+          <w:b w:val="0"/>
+          <w:bCs w:val="0"/>
+        </w:rPr>
+        <w:t xml:space="preserve"> </w:t>
+      </w:r>
+      <w:proofErr w:type="spellStart"/>
+      <w:r>
+        <w:rPr>
+          <w:b w:val="0"/>
+          <w:bCs w:val="0"/>
+        </w:rPr>
+        <w:t>sm</w:t>
+      </w:r>
+      <w:r>
+        <w:rPr>
+          <w:b w:val="0"/>
+          <w:bCs w:val="0"/>
+        </w:rPr>
+        <w:t>j</w:t>
+      </w:r>
+      <w:r>
+        <w:rPr>
+          <w:b w:val="0"/>
+          <w:bCs w:val="0"/>
+        </w:rPr>
+        <w:t>ernice</w:t>
+      </w:r>
+      <w:proofErr w:type="spellEnd"/>
+    </w:p>
+    <w:p>
+      <w:pPr>
+        <w:spacing w:after="80"/>
+      </w:pPr>
+      <w:proofErr w:type="spellStart"/>
       <w:r>
         <w:lastRenderedPageBreak/>
-        <w:t xml:space="preserve">8. </w:t>
-      </w:r>
-      <w:proofErr w:type="spellStart"/>
-      <w:r>
-        <w:t>Zaključak</w:t>
+        <w:t>Iako</w:t>
+      </w:r>
+      <w:proofErr w:type="spellEnd"/>
+      <w:r>
+        <w:t xml:space="preserve"> </w:t>
+      </w:r>
+      <w:proofErr w:type="spellStart"/>
+      <w:r>
+        <w:t>su</w:t>
+      </w:r>
+      <w:proofErr w:type="spellEnd"/>
+      <w:r>
+        <w:t xml:space="preserve"> forest </w:t>
+      </w:r>
+      <w:proofErr w:type="spellStart"/>
+      <w:r>
+        <w:t>modeli</w:t>
+      </w:r>
+      <w:proofErr w:type="spellEnd"/>
+      <w:r>
+        <w:t xml:space="preserve"> </w:t>
+      </w:r>
+      <w:proofErr w:type="spellStart"/>
+      <w:r>
+        <w:t>intuitivno</w:t>
+      </w:r>
+      <w:proofErr w:type="spellEnd"/>
+      <w:r>
+        <w:t xml:space="preserve"> </w:t>
+      </w:r>
+      <w:proofErr w:type="spellStart"/>
+      <w:r>
+        <w:t>najsmisleniji</w:t>
+      </w:r>
+      <w:proofErr w:type="spellEnd"/>
+      <w:r>
+        <w:t xml:space="preserve"> </w:t>
+      </w:r>
+      <w:proofErr w:type="spellStart"/>
+      <w:r>
+        <w:t>kao</w:t>
+      </w:r>
+      <w:proofErr w:type="spellEnd"/>
+      <w:r>
+        <w:t xml:space="preserve"> </w:t>
+      </w:r>
+      <w:proofErr w:type="spellStart"/>
+      <w:r>
+        <w:t>rješenje</w:t>
+      </w:r>
+      <w:proofErr w:type="spellEnd"/>
+      <w:r>
+        <w:t xml:space="preserve"> </w:t>
+      </w:r>
+      <w:proofErr w:type="spellStart"/>
+      <w:r>
+        <w:t>klasifikacionih</w:t>
+      </w:r>
+      <w:proofErr w:type="spellEnd"/>
+      <w:r>
+        <w:t xml:space="preserve"> </w:t>
+      </w:r>
+      <w:proofErr w:type="spellStart"/>
+      <w:r>
+        <w:t>problema</w:t>
+      </w:r>
+      <w:proofErr w:type="spellEnd"/>
+      <w:r>
+        <w:t xml:space="preserve">, za </w:t>
+      </w:r>
+      <w:proofErr w:type="spellStart"/>
+      <w:r>
+        <w:t>ovaj</w:t>
+      </w:r>
+      <w:proofErr w:type="spellEnd"/>
+      <w:r>
+        <w:t xml:space="preserve"> </w:t>
+      </w:r>
+      <w:proofErr w:type="spellStart"/>
+      <w:r>
+        <w:t>regresioni</w:t>
+      </w:r>
+      <w:proofErr w:type="spellEnd"/>
+      <w:r>
+        <w:t xml:space="preserve"> problem </w:t>
+      </w:r>
+      <w:proofErr w:type="spellStart"/>
+      <w:r>
+        <w:t>pokazali</w:t>
+      </w:r>
+      <w:proofErr w:type="spellEnd"/>
+      <w:r>
+        <w:t xml:space="preserve"> </w:t>
+      </w:r>
+      <w:proofErr w:type="spellStart"/>
+      <w:r>
+        <w:t>su</w:t>
+      </w:r>
+      <w:proofErr w:type="spellEnd"/>
+      <w:r>
+        <w:t xml:space="preserve"> </w:t>
+      </w:r>
+      <w:proofErr w:type="spellStart"/>
+      <w:r>
+        <w:t>bolje</w:t>
+      </w:r>
+      <w:proofErr w:type="spellEnd"/>
+      <w:r>
+        <w:t xml:space="preserve"> </w:t>
+      </w:r>
+      <w:proofErr w:type="spellStart"/>
+      <w:r>
+        <w:t>performanse</w:t>
+      </w:r>
+      <w:proofErr w:type="spellEnd"/>
+      <w:r>
+        <w:t xml:space="preserve"> </w:t>
+      </w:r>
+      <w:proofErr w:type="spellStart"/>
+      <w:r>
+        <w:t>nego</w:t>
+      </w:r>
+      <w:proofErr w:type="spellEnd"/>
+      <w:r>
+        <w:t xml:space="preserve"> </w:t>
+      </w:r>
+      <w:proofErr w:type="spellStart"/>
+      <w:r>
+        <w:t>linearni</w:t>
+      </w:r>
+      <w:proofErr w:type="spellEnd"/>
+      <w:r>
+        <w:t xml:space="preserve"> </w:t>
+      </w:r>
+      <w:proofErr w:type="spellStart"/>
+      <w:r>
+        <w:t>modeli</w:t>
+      </w:r>
+      <w:proofErr w:type="spellEnd"/>
+      <w:r>
+        <w:t xml:space="preserve">. </w:t>
+      </w:r>
+      <w:proofErr w:type="spellStart"/>
+      <w:r>
+        <w:t>Razlog</w:t>
+      </w:r>
+      <w:proofErr w:type="spellEnd"/>
+      <w:r>
+        <w:t xml:space="preserve"> je </w:t>
+      </w:r>
+      <w:proofErr w:type="spellStart"/>
+      <w:r>
+        <w:t>kompleksnost</w:t>
+      </w:r>
+      <w:proofErr w:type="spellEnd"/>
+      <w:r>
+        <w:t xml:space="preserve"> </w:t>
+      </w:r>
+      <w:proofErr w:type="spellStart"/>
+      <w:r>
+        <w:t>skupa</w:t>
+      </w:r>
+      <w:proofErr w:type="spellEnd"/>
+      <w:r>
+        <w:t xml:space="preserve"> </w:t>
+      </w:r>
+      <w:proofErr w:type="spellStart"/>
+      <w:r>
+        <w:t>podataka</w:t>
+      </w:r>
+      <w:proofErr w:type="spellEnd"/>
+      <w:r>
+        <w:t>.</w:t>
+      </w:r>
+    </w:p>
+    <w:p>
+      <w:pPr>
+        <w:spacing w:after="80"/>
+      </w:pPr>
+      <w:proofErr w:type="spellStart"/>
+      <w:r>
+        <w:t>Budući</w:t>
+      </w:r>
+      <w:proofErr w:type="spellEnd"/>
+      <w:r>
+        <w:t xml:space="preserve"> da je </w:t>
+      </w:r>
+      <w:proofErr w:type="spellStart"/>
+      <w:r>
+        <w:t>prosječna</w:t>
+      </w:r>
+      <w:proofErr w:type="spellEnd"/>
+      <w:r>
+        <w:t xml:space="preserve"> </w:t>
+      </w:r>
+      <w:proofErr w:type="spellStart"/>
+      <w:r>
+        <w:t>vrijednost</w:t>
+      </w:r>
+      <w:proofErr w:type="spellEnd"/>
+      <w:r>
+        <w:t xml:space="preserve"> </w:t>
+      </w:r>
+      <w:proofErr w:type="spellStart"/>
+      <w:r>
+        <w:t>kuće</w:t>
+      </w:r>
+      <w:proofErr w:type="spellEnd"/>
+      <w:r>
+        <w:t xml:space="preserve"> u </w:t>
+      </w:r>
+      <w:proofErr w:type="spellStart"/>
+      <w:r>
+        <w:t>skupu</w:t>
+      </w:r>
+      <w:proofErr w:type="spellEnd"/>
+      <w:r>
+        <w:t xml:space="preserve"> </w:t>
+      </w:r>
+      <w:proofErr w:type="spellStart"/>
+      <w:r>
+        <w:t>oko</w:t>
+      </w:r>
+      <w:proofErr w:type="spellEnd"/>
+      <w:r>
+        <w:t xml:space="preserve"> $540.000, </w:t>
+      </w:r>
+      <w:proofErr w:type="spellStart"/>
+      <w:r>
+        <w:t>greška</w:t>
+      </w:r>
+      <w:proofErr w:type="spellEnd"/>
+      <w:r>
+        <w:t xml:space="preserve"> od ~$99.800 </w:t>
+      </w:r>
+      <w:proofErr w:type="spellStart"/>
+      <w:r>
+        <w:t>predstavlja</w:t>
+      </w:r>
+      <w:proofErr w:type="spellEnd"/>
+      <w:r>
+        <w:t xml:space="preserve"> 18.5% </w:t>
+      </w:r>
+      <w:proofErr w:type="spellStart"/>
+      <w:r>
+        <w:t>te</w:t>
+      </w:r>
+      <w:proofErr w:type="spellEnd"/>
+      <w:r>
+        <w:t xml:space="preserve"> </w:t>
+      </w:r>
+      <w:proofErr w:type="spellStart"/>
+      <w:proofErr w:type="gramStart"/>
+      <w:r>
+        <w:t>vrijednosti.Ipak</w:t>
+      </w:r>
+      <w:proofErr w:type="spellEnd"/>
+      <w:proofErr w:type="gramEnd"/>
+      <w:r>
+        <w:t xml:space="preserve">, </w:t>
+      </w:r>
+      <w:proofErr w:type="spellStart"/>
+      <w:r>
+        <w:t>svaki</w:t>
+      </w:r>
+      <w:proofErr w:type="spellEnd"/>
+      <w:r>
+        <w:t xml:space="preserve"> </w:t>
+      </w:r>
+      <w:proofErr w:type="spellStart"/>
+      <w:r>
+        <w:t>kupac</w:t>
+      </w:r>
+      <w:proofErr w:type="spellEnd"/>
+      <w:r>
+        <w:t xml:space="preserve"> </w:t>
+      </w:r>
+      <w:proofErr w:type="spellStart"/>
+      <w:r>
+        <w:t>bi</w:t>
+      </w:r>
+      <w:proofErr w:type="spellEnd"/>
+      <w:r>
+        <w:t xml:space="preserve"> </w:t>
+      </w:r>
+      <w:proofErr w:type="spellStart"/>
+      <w:r>
+        <w:t>volio</w:t>
+      </w:r>
+      <w:proofErr w:type="spellEnd"/>
+      <w:r>
+        <w:t xml:space="preserve"> </w:t>
+      </w:r>
+      <w:proofErr w:type="spellStart"/>
+      <w:r>
+        <w:t>znati</w:t>
+      </w:r>
+      <w:proofErr w:type="spellEnd"/>
+      <w:r>
+        <w:t xml:space="preserve"> </w:t>
+      </w:r>
+      <w:proofErr w:type="spellStart"/>
+      <w:r>
+        <w:t>ako</w:t>
+      </w:r>
+      <w:proofErr w:type="spellEnd"/>
+      <w:r>
+        <w:t xml:space="preserve"> je </w:t>
+      </w:r>
+      <w:proofErr w:type="spellStart"/>
+      <w:r>
+        <w:t>kuća</w:t>
+      </w:r>
+      <w:proofErr w:type="spellEnd"/>
+      <w:r>
+        <w:t xml:space="preserve"> za $99.800 </w:t>
+      </w:r>
+      <w:proofErr w:type="spellStart"/>
+      <w:r>
+        <w:t>skuplja</w:t>
+      </w:r>
+      <w:proofErr w:type="spellEnd"/>
+      <w:r>
+        <w:t xml:space="preserve"> </w:t>
+      </w:r>
+      <w:proofErr w:type="spellStart"/>
+      <w:r>
+        <w:t>nego</w:t>
+      </w:r>
+      <w:proofErr w:type="spellEnd"/>
+      <w:r>
+        <w:t xml:space="preserve"> </w:t>
+      </w:r>
+      <w:proofErr w:type="spellStart"/>
+      <w:r>
+        <w:t>što</w:t>
+      </w:r>
+      <w:proofErr w:type="spellEnd"/>
+      <w:r>
+        <w:t xml:space="preserve"> </w:t>
+      </w:r>
+      <w:proofErr w:type="spellStart"/>
+      <w:r>
+        <w:t>procjena</w:t>
+      </w:r>
+      <w:proofErr w:type="spellEnd"/>
+      <w:r>
+        <w:t xml:space="preserve"> </w:t>
+      </w:r>
+      <w:proofErr w:type="spellStart"/>
+      <w:r>
+        <w:t>kaže</w:t>
+      </w:r>
+      <w:proofErr w:type="spellEnd"/>
+      <w:r>
+        <w:t xml:space="preserve">, to </w:t>
+      </w:r>
+      <w:proofErr w:type="spellStart"/>
+      <w:r>
+        <w:t>bi</w:t>
+      </w:r>
+      <w:proofErr w:type="spellEnd"/>
+      <w:r>
+        <w:t xml:space="preserve"> </w:t>
+      </w:r>
+      <w:proofErr w:type="spellStart"/>
+      <w:r>
+        <w:t>iziskivalo</w:t>
+      </w:r>
+      <w:proofErr w:type="spellEnd"/>
+      <w:r>
+        <w:t xml:space="preserve"> </w:t>
+      </w:r>
+      <w:proofErr w:type="spellStart"/>
+      <w:r>
+        <w:t>bolji</w:t>
+      </w:r>
+      <w:proofErr w:type="spellEnd"/>
+      <w:r>
+        <w:t xml:space="preserve"> model.</w:t>
+      </w:r>
+    </w:p>
+    <w:p>
+      <w:pPr>
+        <w:spacing w:after="80"/>
+      </w:pPr>
+    </w:p>
+    <w:p>
+      <w:pPr>
+        <w:spacing w:after="80"/>
+      </w:pPr>
+      <w:r>
+        <w:t xml:space="preserve">Sam dataset — ne </w:t>
+      </w:r>
+      <w:proofErr w:type="spellStart"/>
+      <w:r>
+        <w:t>sadrži</w:t>
+      </w:r>
+      <w:proofErr w:type="spellEnd"/>
+      <w:r>
+        <w:t xml:space="preserve"> </w:t>
+      </w:r>
+      <w:proofErr w:type="spellStart"/>
+      <w:r>
+        <w:t>informacije</w:t>
+      </w:r>
+      <w:proofErr w:type="spellEnd"/>
+      <w:r>
+        <w:t xml:space="preserve"> </w:t>
+      </w:r>
+      <w:proofErr w:type="spellStart"/>
+      <w:r>
+        <w:t>koje</w:t>
+      </w:r>
+      <w:proofErr w:type="spellEnd"/>
+      <w:r>
+        <w:t xml:space="preserve"> </w:t>
+      </w:r>
+      <w:proofErr w:type="spellStart"/>
+      <w:r>
+        <w:t>presudno</w:t>
+      </w:r>
+      <w:proofErr w:type="spellEnd"/>
+      <w:r>
+        <w:t xml:space="preserve"> </w:t>
+      </w:r>
+      <w:proofErr w:type="spellStart"/>
+      <w:r>
+        <w:t>utiču</w:t>
+      </w:r>
+      <w:proofErr w:type="spellEnd"/>
+      <w:r>
+        <w:t xml:space="preserve"> </w:t>
+      </w:r>
+      <w:proofErr w:type="spellStart"/>
+      <w:r>
+        <w:t>na</w:t>
+      </w:r>
+      <w:proofErr w:type="spellEnd"/>
+      <w:r>
+        <w:t xml:space="preserve"> </w:t>
+      </w:r>
+      <w:proofErr w:type="spellStart"/>
+      <w:r>
+        <w:t>cijenu</w:t>
+      </w:r>
+      <w:proofErr w:type="spellEnd"/>
+      <w:r>
+        <w:t xml:space="preserve">: </w:t>
+      </w:r>
+      <w:proofErr w:type="spellStart"/>
+      <w:r>
+        <w:t>stanje</w:t>
+      </w:r>
+      <w:proofErr w:type="spellEnd"/>
+      <w:r>
+        <w:t xml:space="preserve"> </w:t>
+      </w:r>
+      <w:proofErr w:type="spellStart"/>
+      <w:proofErr w:type="gramStart"/>
+      <w:r>
+        <w:t>interijera</w:t>
+      </w:r>
+      <w:proofErr w:type="spellEnd"/>
+      <w:r>
+        <w:t xml:space="preserve">,  </w:t>
+      </w:r>
+      <w:proofErr w:type="spellStart"/>
+      <w:r>
+        <w:t>npr</w:t>
+      </w:r>
+      <w:proofErr w:type="spellEnd"/>
+      <w:proofErr w:type="gramEnd"/>
+      <w:r>
+        <w:t xml:space="preserve"> </w:t>
+      </w:r>
+      <w:proofErr w:type="spellStart"/>
+      <w:r>
+        <w:t>blizina</w:t>
+      </w:r>
+      <w:proofErr w:type="spellEnd"/>
+      <w:r>
+        <w:t xml:space="preserve"> </w:t>
+      </w:r>
+      <w:proofErr w:type="spellStart"/>
+      <w:r>
+        <w:t>škola</w:t>
       </w:r>
       <w:proofErr w:type="spellEnd"/>
       <w:r>
@@ -12763,15 +13381,92 @@
       </w:r>
       <w:proofErr w:type="spellStart"/>
       <w:r>
-        <w:t>sm</w:t>
-      </w:r>
-      <w:r>
-        <w:t>j</w:t>
-      </w:r>
-      <w:r>
-        <w:t>ernice</w:t>
-      </w:r>
-      <w:proofErr w:type="spellEnd"/>
+        <w:t>tržišni</w:t>
+      </w:r>
+      <w:proofErr w:type="spellEnd"/>
+      <w:r>
+        <w:t xml:space="preserve"> </w:t>
+      </w:r>
+      <w:proofErr w:type="spellStart"/>
+      <w:r>
+        <w:t>momenat</w:t>
+      </w:r>
+      <w:proofErr w:type="spellEnd"/>
+      <w:r>
+        <w:t xml:space="preserve">. </w:t>
+      </w:r>
+      <w:proofErr w:type="spellStart"/>
+      <w:r>
+        <w:t>Te</w:t>
+      </w:r>
+      <w:proofErr w:type="spellEnd"/>
+      <w:r>
+        <w:t xml:space="preserve"> </w:t>
+      </w:r>
+      <w:proofErr w:type="spellStart"/>
+      <w:r>
+        <w:t>informacije</w:t>
+      </w:r>
+      <w:proofErr w:type="spellEnd"/>
+      <w:r>
+        <w:t xml:space="preserve"> </w:t>
+      </w:r>
+      <w:proofErr w:type="spellStart"/>
+      <w:r>
+        <w:t>objašnjavaju</w:t>
+      </w:r>
+      <w:proofErr w:type="spellEnd"/>
+      <w:r>
+        <w:t xml:space="preserve"> </w:t>
+      </w:r>
+      <w:proofErr w:type="spellStart"/>
+      <w:r>
+        <w:t>preostalu</w:t>
+      </w:r>
+      <w:proofErr w:type="spellEnd"/>
+      <w:r>
+        <w:t xml:space="preserve"> </w:t>
+      </w:r>
+      <w:proofErr w:type="spellStart"/>
+      <w:r>
+        <w:t>varijansu</w:t>
+      </w:r>
+      <w:proofErr w:type="spellEnd"/>
+      <w:r>
+        <w:t xml:space="preserve"> </w:t>
+      </w:r>
+      <w:proofErr w:type="spellStart"/>
+      <w:r>
+        <w:t>koju</w:t>
+      </w:r>
+      <w:proofErr w:type="spellEnd"/>
+      <w:r>
+        <w:t xml:space="preserve"> </w:t>
+      </w:r>
+      <w:proofErr w:type="spellStart"/>
+      <w:r>
+        <w:t>nijedan</w:t>
+      </w:r>
+      <w:proofErr w:type="spellEnd"/>
+      <w:r>
+        <w:t xml:space="preserve"> model ne </w:t>
+      </w:r>
+      <w:proofErr w:type="spellStart"/>
+      <w:r>
+        <w:t>može</w:t>
+      </w:r>
+      <w:proofErr w:type="spellEnd"/>
+      <w:r>
+        <w:t xml:space="preserve"> </w:t>
+      </w:r>
+      <w:proofErr w:type="spellStart"/>
+      <w:r>
+        <w:t>uhvatiti</w:t>
+      </w:r>
+      <w:proofErr w:type="spellEnd"/>
+      <w:r>
+        <w:t>.</w:t>
+      </w:r>
     </w:p>
     <w:p>
       <w:pPr>
@@ -12779,39 +13474,55 @@
       </w:pPr>
       <w:proofErr w:type="spellStart"/>
       <w:r>
-        <w:t>Iako</w:t>
-      </w:r>
-      <w:proofErr w:type="spellEnd"/>
-      <w:r>
-        <w:t xml:space="preserve"> </w:t>
-      </w:r>
-      <w:proofErr w:type="spellStart"/>
-      <w:r>
-        <w:t>su</w:t>
-      </w:r>
-      <w:proofErr w:type="spellEnd"/>
-      <w:r>
-        <w:t xml:space="preserve"> forest </w:t>
-      </w:r>
-      <w:proofErr w:type="spellStart"/>
-      <w:r>
-        <w:t>modeli</w:t>
-      </w:r>
-      <w:proofErr w:type="spellEnd"/>
-      <w:r>
-        <w:t xml:space="preserve"> </w:t>
-      </w:r>
-      <w:proofErr w:type="spellStart"/>
-      <w:r>
-        <w:t>intuitivno</w:t>
-      </w:r>
-      <w:proofErr w:type="spellEnd"/>
-      <w:r>
-        <w:t xml:space="preserve"> </w:t>
-      </w:r>
-      <w:proofErr w:type="spellStart"/>
-      <w:r>
-        <w:t>najsmisleniji</w:t>
+        <w:t>Primjenjivanje</w:t>
+      </w:r>
+      <w:proofErr w:type="spellEnd"/>
+      <w:r>
+        <w:t xml:space="preserve"> grid </w:t>
+      </w:r>
+      <w:proofErr w:type="spellStart"/>
+      <w:r>
+        <w:t>pretrage</w:t>
+      </w:r>
+      <w:proofErr w:type="spellEnd"/>
+      <w:r>
+        <w:t xml:space="preserve"> </w:t>
+      </w:r>
+      <w:proofErr w:type="spellStart"/>
+      <w:r>
+        <w:t>hiperparametara</w:t>
+      </w:r>
+      <w:proofErr w:type="spellEnd"/>
+      <w:r>
+        <w:t xml:space="preserve"> </w:t>
+      </w:r>
+      <w:proofErr w:type="spellStart"/>
+      <w:r>
+        <w:t>nad</w:t>
+      </w:r>
+      <w:proofErr w:type="spellEnd"/>
+      <w:r>
+        <w:t xml:space="preserve"> GB </w:t>
+      </w:r>
+      <w:proofErr w:type="spellStart"/>
+      <w:r>
+        <w:t>i</w:t>
+      </w:r>
+      <w:proofErr w:type="spellEnd"/>
+      <w:r>
+        <w:t xml:space="preserve"> RF </w:t>
+      </w:r>
+      <w:proofErr w:type="spellStart"/>
+      <w:r>
+        <w:t>algoritmima</w:t>
+      </w:r>
+      <w:proofErr w:type="spellEnd"/>
+      <w:r>
+        <w:t xml:space="preserve"> </w:t>
+      </w:r>
+      <w:proofErr w:type="spellStart"/>
+      <w:r>
+        <w:t>vidim</w:t>
       </w:r>
       <w:proofErr w:type="spellEnd"/>
       <w:r>
@@ -12827,629 +13538,6 @@
       </w:r>
       <w:proofErr w:type="spellStart"/>
       <w:r>
-        <w:t>rješenje</w:t>
-      </w:r>
-      <w:proofErr w:type="spellEnd"/>
-      <w:r>
-        <w:t xml:space="preserve"> </w:t>
-      </w:r>
-      <w:proofErr w:type="spellStart"/>
-      <w:r>
-        <w:t>klasifikacionih</w:t>
-      </w:r>
-      <w:proofErr w:type="spellEnd"/>
-      <w:r>
-        <w:t xml:space="preserve"> </w:t>
-      </w:r>
-      <w:proofErr w:type="spellStart"/>
-      <w:r>
-        <w:t>problema</w:t>
-      </w:r>
-      <w:proofErr w:type="spellEnd"/>
-      <w:r>
-        <w:t xml:space="preserve">, za </w:t>
-      </w:r>
-      <w:proofErr w:type="spellStart"/>
-      <w:r>
-        <w:t>ovaj</w:t>
-      </w:r>
-      <w:proofErr w:type="spellEnd"/>
-      <w:r>
-        <w:t xml:space="preserve"> </w:t>
-      </w:r>
-      <w:proofErr w:type="spellStart"/>
-      <w:r>
-        <w:t>regresioni</w:t>
-      </w:r>
-      <w:proofErr w:type="spellEnd"/>
-      <w:r>
-        <w:t xml:space="preserve"> problem </w:t>
-      </w:r>
-      <w:proofErr w:type="spellStart"/>
-      <w:r>
-        <w:t>pokazali</w:t>
-      </w:r>
-      <w:proofErr w:type="spellEnd"/>
-      <w:r>
-        <w:t xml:space="preserve"> </w:t>
-      </w:r>
-      <w:proofErr w:type="spellStart"/>
-      <w:r>
-        <w:t>su</w:t>
-      </w:r>
-      <w:proofErr w:type="spellEnd"/>
-      <w:r>
-        <w:t xml:space="preserve"> </w:t>
-      </w:r>
-      <w:proofErr w:type="spellStart"/>
-      <w:r>
-        <w:t>bolje</w:t>
-      </w:r>
-      <w:proofErr w:type="spellEnd"/>
-      <w:r>
-        <w:t xml:space="preserve"> </w:t>
-      </w:r>
-      <w:proofErr w:type="spellStart"/>
-      <w:r>
-        <w:t>performanse</w:t>
-      </w:r>
-      <w:proofErr w:type="spellEnd"/>
-      <w:r>
-        <w:t xml:space="preserve"> </w:t>
-      </w:r>
-      <w:proofErr w:type="spellStart"/>
-      <w:r>
-        <w:t>nego</w:t>
-      </w:r>
-      <w:proofErr w:type="spellEnd"/>
-      <w:r>
-        <w:t xml:space="preserve"> </w:t>
-      </w:r>
-      <w:proofErr w:type="spellStart"/>
-      <w:r>
-        <w:t>linearni</w:t>
-      </w:r>
-      <w:proofErr w:type="spellEnd"/>
-      <w:r>
-        <w:t xml:space="preserve"> </w:t>
-      </w:r>
-      <w:proofErr w:type="spellStart"/>
-      <w:r>
-        <w:t>modeli</w:t>
-      </w:r>
-      <w:proofErr w:type="spellEnd"/>
-      <w:r>
-        <w:t xml:space="preserve">. </w:t>
-      </w:r>
-      <w:proofErr w:type="spellStart"/>
-      <w:r>
-        <w:t>Razlog</w:t>
-      </w:r>
-      <w:proofErr w:type="spellEnd"/>
-      <w:r>
-        <w:t xml:space="preserve"> je </w:t>
-      </w:r>
-      <w:proofErr w:type="spellStart"/>
-      <w:r>
-        <w:t>kompleksnost</w:t>
-      </w:r>
-      <w:proofErr w:type="spellEnd"/>
-      <w:r>
-        <w:t xml:space="preserve"> </w:t>
-      </w:r>
-      <w:proofErr w:type="spellStart"/>
-      <w:r>
-        <w:t>skupa</w:t>
-      </w:r>
-      <w:proofErr w:type="spellEnd"/>
-      <w:r>
-        <w:t xml:space="preserve"> </w:t>
-      </w:r>
-      <w:proofErr w:type="spellStart"/>
-      <w:r>
-        <w:t>podataka</w:t>
-      </w:r>
-      <w:proofErr w:type="spellEnd"/>
-      <w:r>
-        <w:t>.</w:t>
-      </w:r>
-    </w:p>
-    <w:p>
-      <w:pPr>
-        <w:spacing w:after="80"/>
-      </w:pPr>
-      <w:proofErr w:type="spellStart"/>
-      <w:r>
-        <w:t>Budući</w:t>
-      </w:r>
-      <w:proofErr w:type="spellEnd"/>
-      <w:r>
-        <w:t xml:space="preserve"> da je </w:t>
-      </w:r>
-      <w:proofErr w:type="spellStart"/>
-      <w:r>
-        <w:t>prosječna</w:t>
-      </w:r>
-      <w:proofErr w:type="spellEnd"/>
-      <w:r>
-        <w:t xml:space="preserve"> </w:t>
-      </w:r>
-      <w:proofErr w:type="spellStart"/>
-      <w:r>
-        <w:t>vrijednost</w:t>
-      </w:r>
-      <w:proofErr w:type="spellEnd"/>
-      <w:r>
-        <w:t xml:space="preserve"> </w:t>
-      </w:r>
-      <w:proofErr w:type="spellStart"/>
-      <w:r>
-        <w:t>kuće</w:t>
-      </w:r>
-      <w:proofErr w:type="spellEnd"/>
-      <w:r>
-        <w:t xml:space="preserve"> u </w:t>
-      </w:r>
-      <w:proofErr w:type="spellStart"/>
-      <w:r>
-        <w:t>skupu</w:t>
-      </w:r>
-      <w:proofErr w:type="spellEnd"/>
-      <w:r>
-        <w:t xml:space="preserve"> </w:t>
-      </w:r>
-      <w:proofErr w:type="spellStart"/>
-      <w:r>
-        <w:t>oko</w:t>
-      </w:r>
-      <w:proofErr w:type="spellEnd"/>
-      <w:r>
-        <w:t xml:space="preserve"> $540.000, </w:t>
-      </w:r>
-      <w:proofErr w:type="spellStart"/>
-      <w:r>
-        <w:t>greška</w:t>
-      </w:r>
-      <w:proofErr w:type="spellEnd"/>
-      <w:r>
-        <w:t xml:space="preserve"> od ~$99.800 </w:t>
-      </w:r>
-      <w:proofErr w:type="spellStart"/>
-      <w:r>
-        <w:t>predstavlja</w:t>
-      </w:r>
-      <w:proofErr w:type="spellEnd"/>
-      <w:r>
-        <w:t xml:space="preserve"> 18.5% </w:t>
-      </w:r>
-      <w:proofErr w:type="spellStart"/>
-      <w:r>
-        <w:t>te</w:t>
-      </w:r>
-      <w:proofErr w:type="spellEnd"/>
-      <w:r>
-        <w:t xml:space="preserve"> </w:t>
-      </w:r>
-      <w:proofErr w:type="spellStart"/>
-      <w:proofErr w:type="gramStart"/>
-      <w:r>
-        <w:t>vrijednosti</w:t>
-      </w:r>
-      <w:r>
-        <w:t>.</w:t>
-      </w:r>
-      <w:r>
-        <w:t>Ipak</w:t>
-      </w:r>
-      <w:proofErr w:type="spellEnd"/>
-      <w:proofErr w:type="gramEnd"/>
-      <w:r>
-        <w:t xml:space="preserve">, </w:t>
-      </w:r>
-      <w:proofErr w:type="spellStart"/>
-      <w:r>
-        <w:t>svaki</w:t>
-      </w:r>
-      <w:proofErr w:type="spellEnd"/>
-      <w:r>
-        <w:t xml:space="preserve"> </w:t>
-      </w:r>
-      <w:proofErr w:type="spellStart"/>
-      <w:r>
-        <w:t>kupac</w:t>
-      </w:r>
-      <w:proofErr w:type="spellEnd"/>
-      <w:r>
-        <w:t xml:space="preserve"> </w:t>
-      </w:r>
-      <w:proofErr w:type="spellStart"/>
-      <w:r>
-        <w:t>bi</w:t>
-      </w:r>
-      <w:proofErr w:type="spellEnd"/>
-      <w:r>
-        <w:t xml:space="preserve"> </w:t>
-      </w:r>
-      <w:proofErr w:type="spellStart"/>
-      <w:r>
-        <w:t>volio</w:t>
-      </w:r>
-      <w:proofErr w:type="spellEnd"/>
-      <w:r>
-        <w:t xml:space="preserve"> </w:t>
-      </w:r>
-      <w:proofErr w:type="spellStart"/>
-      <w:r>
-        <w:t>znati</w:t>
-      </w:r>
-      <w:proofErr w:type="spellEnd"/>
-      <w:r>
-        <w:t xml:space="preserve"> </w:t>
-      </w:r>
-      <w:proofErr w:type="spellStart"/>
-      <w:r>
-        <w:t>ako</w:t>
-      </w:r>
-      <w:proofErr w:type="spellEnd"/>
-      <w:r>
-        <w:t xml:space="preserve"> je </w:t>
-      </w:r>
-      <w:proofErr w:type="spellStart"/>
-      <w:r>
-        <w:t>kuća</w:t>
-      </w:r>
-      <w:proofErr w:type="spellEnd"/>
-      <w:r>
-        <w:t xml:space="preserve"> za $99.800 </w:t>
-      </w:r>
-      <w:proofErr w:type="spellStart"/>
-      <w:r>
-        <w:t>skuplja</w:t>
-      </w:r>
-      <w:proofErr w:type="spellEnd"/>
-      <w:r>
-        <w:t xml:space="preserve"> </w:t>
-      </w:r>
-      <w:proofErr w:type="spellStart"/>
-      <w:r>
-        <w:t>nego</w:t>
-      </w:r>
-      <w:proofErr w:type="spellEnd"/>
-      <w:r>
-        <w:t xml:space="preserve"> </w:t>
-      </w:r>
-      <w:proofErr w:type="spellStart"/>
-      <w:r>
-        <w:t>što</w:t>
-      </w:r>
-      <w:proofErr w:type="spellEnd"/>
-      <w:r>
-        <w:t xml:space="preserve"> </w:t>
-      </w:r>
-      <w:proofErr w:type="spellStart"/>
-      <w:r>
-        <w:t>procjena</w:t>
-      </w:r>
-      <w:proofErr w:type="spellEnd"/>
-      <w:r>
-        <w:t xml:space="preserve"> </w:t>
-      </w:r>
-      <w:proofErr w:type="spellStart"/>
-      <w:r>
-        <w:t>kaže</w:t>
-      </w:r>
-      <w:proofErr w:type="spellEnd"/>
-      <w:r>
-        <w:t xml:space="preserve">, </w:t>
-      </w:r>
-      <w:r>
-        <w:t xml:space="preserve">to </w:t>
-      </w:r>
-      <w:proofErr w:type="spellStart"/>
-      <w:r>
-        <w:t>bi</w:t>
-      </w:r>
-      <w:proofErr w:type="spellEnd"/>
-      <w:r>
-        <w:t xml:space="preserve"> </w:t>
-      </w:r>
-      <w:proofErr w:type="spellStart"/>
-      <w:r>
-        <w:t>iziskivalo</w:t>
-      </w:r>
-      <w:proofErr w:type="spellEnd"/>
-      <w:r>
-        <w:t xml:space="preserve"> </w:t>
-      </w:r>
-      <w:proofErr w:type="spellStart"/>
-      <w:r>
-        <w:t>bolji</w:t>
-      </w:r>
-      <w:proofErr w:type="spellEnd"/>
-      <w:r>
-        <w:t xml:space="preserve"> model.</w:t>
-      </w:r>
-    </w:p>
-    <w:p>
-      <w:pPr>
-        <w:spacing w:after="80"/>
-      </w:pPr>
-    </w:p>
-    <w:p>
-      <w:pPr>
-        <w:spacing w:after="80"/>
-      </w:pPr>
-      <w:r>
-        <w:t>Sam</w:t>
-      </w:r>
-      <w:r>
-        <w:t xml:space="preserve"> dataset — ne </w:t>
-      </w:r>
-      <w:proofErr w:type="spellStart"/>
-      <w:r>
-        <w:t>sadrži</w:t>
-      </w:r>
-      <w:proofErr w:type="spellEnd"/>
-      <w:r>
-        <w:t xml:space="preserve"> </w:t>
-      </w:r>
-      <w:proofErr w:type="spellStart"/>
-      <w:r>
-        <w:t>informacije</w:t>
-      </w:r>
-      <w:proofErr w:type="spellEnd"/>
-      <w:r>
-        <w:t xml:space="preserve"> </w:t>
-      </w:r>
-      <w:proofErr w:type="spellStart"/>
-      <w:r>
-        <w:t>koje</w:t>
-      </w:r>
-      <w:proofErr w:type="spellEnd"/>
-      <w:r>
-        <w:t xml:space="preserve"> </w:t>
-      </w:r>
-      <w:proofErr w:type="spellStart"/>
-      <w:r>
-        <w:t>presudno</w:t>
-      </w:r>
-      <w:proofErr w:type="spellEnd"/>
-      <w:r>
-        <w:t xml:space="preserve"> </w:t>
-      </w:r>
-      <w:proofErr w:type="spellStart"/>
-      <w:r>
-        <w:t>utiču</w:t>
-      </w:r>
-      <w:proofErr w:type="spellEnd"/>
-      <w:r>
-        <w:t xml:space="preserve"> </w:t>
-      </w:r>
-      <w:proofErr w:type="spellStart"/>
-      <w:r>
-        <w:t>na</w:t>
-      </w:r>
-      <w:proofErr w:type="spellEnd"/>
-      <w:r>
-        <w:t xml:space="preserve"> </w:t>
-      </w:r>
-      <w:proofErr w:type="spellStart"/>
-      <w:r>
-        <w:t>cijenu</w:t>
-      </w:r>
-      <w:proofErr w:type="spellEnd"/>
-      <w:r>
-        <w:t xml:space="preserve">: </w:t>
-      </w:r>
-      <w:proofErr w:type="spellStart"/>
-      <w:r>
-        <w:t>stanje</w:t>
-      </w:r>
-      <w:proofErr w:type="spellEnd"/>
-      <w:r>
-        <w:t xml:space="preserve"> </w:t>
-      </w:r>
-      <w:proofErr w:type="spellStart"/>
-      <w:proofErr w:type="gramStart"/>
-      <w:r>
-        <w:t>interijera</w:t>
-      </w:r>
-      <w:proofErr w:type="spellEnd"/>
-      <w:r>
-        <w:t xml:space="preserve">,  </w:t>
-      </w:r>
-      <w:proofErr w:type="spellStart"/>
-      <w:r>
-        <w:t>npr</w:t>
-      </w:r>
-      <w:proofErr w:type="spellEnd"/>
-      <w:proofErr w:type="gramEnd"/>
-      <w:r>
-        <w:t xml:space="preserve"> </w:t>
-      </w:r>
-      <w:proofErr w:type="spellStart"/>
-      <w:r>
-        <w:t>blizina</w:t>
-      </w:r>
-      <w:proofErr w:type="spellEnd"/>
-      <w:r>
-        <w:t xml:space="preserve"> </w:t>
-      </w:r>
-      <w:proofErr w:type="spellStart"/>
-      <w:r>
-        <w:t>škola</w:t>
-      </w:r>
-      <w:proofErr w:type="spellEnd"/>
-      <w:r>
-        <w:t xml:space="preserve"> </w:t>
-      </w:r>
-      <w:proofErr w:type="spellStart"/>
-      <w:r>
-        <w:t>i</w:t>
-      </w:r>
-      <w:proofErr w:type="spellEnd"/>
-      <w:r>
-        <w:t xml:space="preserve"> </w:t>
-      </w:r>
-      <w:proofErr w:type="spellStart"/>
-      <w:r>
-        <w:t>tržišni</w:t>
-      </w:r>
-      <w:proofErr w:type="spellEnd"/>
-      <w:r>
-        <w:t xml:space="preserve"> </w:t>
-      </w:r>
-      <w:proofErr w:type="spellStart"/>
-      <w:r>
-        <w:t>momenat</w:t>
-      </w:r>
-      <w:proofErr w:type="spellEnd"/>
-      <w:r>
-        <w:t xml:space="preserve">. </w:t>
-      </w:r>
-      <w:proofErr w:type="spellStart"/>
-      <w:r>
-        <w:t>Te</w:t>
-      </w:r>
-      <w:proofErr w:type="spellEnd"/>
-      <w:r>
-        <w:t xml:space="preserve"> </w:t>
-      </w:r>
-      <w:proofErr w:type="spellStart"/>
-      <w:r>
-        <w:t>informacije</w:t>
-      </w:r>
-      <w:proofErr w:type="spellEnd"/>
-      <w:r>
-        <w:t xml:space="preserve"> </w:t>
-      </w:r>
-      <w:proofErr w:type="spellStart"/>
-      <w:r>
-        <w:t>objašnjavaju</w:t>
-      </w:r>
-      <w:proofErr w:type="spellEnd"/>
-      <w:r>
-        <w:t xml:space="preserve"> </w:t>
-      </w:r>
-      <w:proofErr w:type="spellStart"/>
-      <w:r>
-        <w:t>preostalu</w:t>
-      </w:r>
-      <w:proofErr w:type="spellEnd"/>
-      <w:r>
-        <w:t xml:space="preserve"> </w:t>
-      </w:r>
-      <w:proofErr w:type="spellStart"/>
-      <w:r>
-        <w:t>varijansu</w:t>
-      </w:r>
-      <w:proofErr w:type="spellEnd"/>
-      <w:r>
-        <w:t xml:space="preserve"> </w:t>
-      </w:r>
-      <w:proofErr w:type="spellStart"/>
-      <w:r>
-        <w:t>koju</w:t>
-      </w:r>
-      <w:proofErr w:type="spellEnd"/>
-      <w:r>
-        <w:t xml:space="preserve"> </w:t>
-      </w:r>
-      <w:proofErr w:type="spellStart"/>
-      <w:r>
-        <w:t>nijedan</w:t>
-      </w:r>
-      <w:proofErr w:type="spellEnd"/>
-      <w:r>
-        <w:t xml:space="preserve"> model ne </w:t>
-      </w:r>
-      <w:proofErr w:type="spellStart"/>
-      <w:r>
-        <w:t>može</w:t>
-      </w:r>
-      <w:proofErr w:type="spellEnd"/>
-      <w:r>
-        <w:t xml:space="preserve"> </w:t>
-      </w:r>
-      <w:proofErr w:type="spellStart"/>
-      <w:r>
-        <w:t>uhvatiti</w:t>
-      </w:r>
-      <w:proofErr w:type="spellEnd"/>
-      <w:r>
-        <w:t>.</w:t>
-      </w:r>
-    </w:p>
-    <w:p>
-      <w:pPr>
-        <w:spacing w:after="80"/>
-      </w:pPr>
-      <w:proofErr w:type="spellStart"/>
-      <w:r>
-        <w:t>Primjenjivanje</w:t>
-      </w:r>
-      <w:proofErr w:type="spellEnd"/>
-      <w:r>
-        <w:t xml:space="preserve"> grid </w:t>
-      </w:r>
-      <w:proofErr w:type="spellStart"/>
-      <w:r>
-        <w:t>pretrage</w:t>
-      </w:r>
-      <w:proofErr w:type="spellEnd"/>
-      <w:r>
-        <w:t xml:space="preserve"> </w:t>
-      </w:r>
-      <w:proofErr w:type="spellStart"/>
-      <w:r>
-        <w:t>hiperparametara</w:t>
-      </w:r>
-      <w:proofErr w:type="spellEnd"/>
-      <w:r>
-        <w:t xml:space="preserve"> </w:t>
-      </w:r>
-      <w:proofErr w:type="spellStart"/>
-      <w:r>
-        <w:t>nad</w:t>
-      </w:r>
-      <w:proofErr w:type="spellEnd"/>
-      <w:r>
-        <w:t xml:space="preserve"> GB </w:t>
-      </w:r>
-      <w:proofErr w:type="spellStart"/>
-      <w:r>
-        <w:t>i</w:t>
-      </w:r>
-      <w:proofErr w:type="spellEnd"/>
-      <w:r>
-        <w:t xml:space="preserve"> RF </w:t>
-      </w:r>
-      <w:proofErr w:type="spellStart"/>
-      <w:r>
-        <w:t>algoritmima</w:t>
-      </w:r>
-      <w:proofErr w:type="spellEnd"/>
-      <w:r>
-        <w:t xml:space="preserve"> </w:t>
-      </w:r>
-      <w:proofErr w:type="spellStart"/>
-      <w:r>
-        <w:t>vidim</w:t>
-      </w:r>
-      <w:proofErr w:type="spellEnd"/>
-      <w:r>
-        <w:t xml:space="preserve"> </w:t>
-      </w:r>
-      <w:proofErr w:type="spellStart"/>
-      <w:r>
-        <w:t>kao</w:t>
-      </w:r>
-      <w:proofErr w:type="spellEnd"/>
-      <w:r>
-        <w:t xml:space="preserve"> </w:t>
-      </w:r>
-      <w:proofErr w:type="spellStart"/>
-      <w:r>
         <w:t>jedan</w:t>
       </w:r>
       <w:proofErr w:type="spellEnd"/>
@@ -13470,13 +13558,7 @@
       </w:r>
       <w:proofErr w:type="spellEnd"/>
       <w:r>
-        <w:t xml:space="preserve">. </w:t>
-      </w:r>
-      <w:r>
-        <w:t xml:space="preserve">Van </w:t>
-      </w:r>
-      <w:r>
-        <w:t xml:space="preserve">toga, </w:t>
+        <w:t xml:space="preserve">. Van toga, </w:t>
       </w:r>
       <w:proofErr w:type="spellStart"/>
       <w:r>
@@ -14443,6 +14525,7 @@
   <w:style w:type="character" w:default="1" w:styleId="DefaultParagraphFont">
     <w:name w:val="Default Paragraph Font"/>
     <w:uiPriority w:val="1"/>
+    <w:semiHidden/>
     <w:unhideWhenUsed/>
   </w:style>
   <w:style w:type="table" w:default="1" w:styleId="TableNormal">
